--- a/paper/mcp-frame-paper-v3.docx
+++ b/paper/mcp-frame-paper-v3.docx
@@ -475,7 +475,45 @@
           <w:sz w:val="21"/>
           <w:szCs w:val="21"/>
         </w:rPr>
-        <w:t xml:space="preserve"> resolves from the public registry at launch, so the code that runs is whatever the registry serves at that moment. Nothing is pinned, no lockfile is produced, and the resulting tree appears in no manifest a scanner can read. Across 250 servers walked with the corrected resolver of Section 2.2, the median server installs 93 packages and the largest 618. A quarter install exactly one, and roughly two thirds install more than 50. 15.6% of trees contain a </w:t>
+        <w:t xml:space="preserve"> resolves from the public registry at launch, so the code that runs is whatever the registry serves at that moment. Nothing is pinned, no lockfile is produced, and the resulting tree appears in no manifest a scanner can read. Across 250 servers walked with the corrected resolver of Section 2.2 against the registry of 2026-09-17, the median server installs 94 packages and the largest</w:t>
+      </w:r>
+    </w:p>
+    <w:p>
+      <w:pPr>
+        <w:spacing w:after="100"/>
+        <w:ind w:left="504" w:hanging="360"/>
+      </w:pPr>
+      <w:r>
+        <w:rPr>
+          <w:rFonts w:ascii="Georgia" w:cs="Georgia" w:eastAsia="Georgia" w:hAnsi="Georgia"/>
+          <w:b/>
+          <w:bCs/>
+          <w:sz w:val="21"/>
+          <w:szCs w:val="21"/>
+        </w:rPr>
+        <w:t xml:space="preserve">1.  </w:t>
+      </w:r>
+      <w:r>
+        <w:rPr>
+          <w:rFonts w:ascii="Georgia" w:cs="Georgia" w:eastAsia="Georgia" w:hAnsi="Georgia"/>
+          <w:sz w:val="21"/>
+          <w:szCs w:val="21"/>
+        </w:rPr>
+        <w:t xml:space="preserve">A quarter install exactly one, and roughly two thirds install more than 50.</w:t>
+      </w:r>
+    </w:p>
+    <w:p>
+      <w:pPr>
+        <w:spacing w:after="160"/>
+        <w:jc w:val="left"/>
+      </w:pPr>
+      <w:r>
+        <w:rPr>
+          <w:rFonts w:ascii="Georgia" w:cs="Georgia" w:eastAsia="Georgia" w:hAnsi="Georgia"/>
+          <w:sz w:val="21"/>
+          <w:szCs w:val="21"/>
+        </w:rPr>
+        <w:t xml:space="preserve">15.6% of trees contain a </w:t>
       </w:r>
       <w:r>
         <w:rPr>
@@ -538,6 +576,226 @@
           <w:szCs w:val="21"/>
         </w:rPr>
         <w:t xml:space="preserve">Earlier versions of this section reported a median of 97 and a maximum of 589. Those came from the pre-correction walk and were left in place when Section 2.2 was rewritten; they are corrected here. Maximum depth was recorded only on the pre-correction walk, where it was 11, and is not restated.</w:t>
+      </w:r>
+    </w:p>
+    <w:p>
+      <w:pPr>
+        <w:spacing w:after="160"/>
+        <w:jc w:val="left"/>
+      </w:pPr>
+      <w:r>
+        <w:rPr>
+          <w:rFonts w:ascii="Georgia" w:cs="Georgia" w:eastAsia="Georgia" w:hAnsi="Georgia"/>
+          <w:sz w:val="21"/>
+          <w:szCs w:val="21"/>
+        </w:rPr>
+        <w:t xml:space="preserve">Revisions 3.2 to 3.5 reported a median of 93 and a maximum of 618, from a corrected walk that was made on a temporary path, never copied into the repository, and no longer exists. The figures above come from </w:t>
+      </w:r>
+      <w:r>
+        <w:rPr>
+          <w:rFonts w:ascii="Consolas" w:cs="Consolas" w:eastAsia="Consolas" w:hAnsi="Consolas"/>
+          <w:sz w:val="19"/>
+          <w:szCs w:val="19"/>
+        </w:rPr>
+        <w:t xml:space="preserve">data/walk250_corrected_today.jsonl</w:t>
+      </w:r>
+      <w:r>
+        <w:rPr>
+          <w:rFonts w:ascii="Georgia" w:cs="Georgia" w:eastAsia="Georgia" w:hAnsi="Georgia"/>
+          <w:sz w:val="21"/>
+          <w:szCs w:val="21"/>
+        </w:rPr>
+        <w:t xml:space="preserve">, which a reader can recompute. The same roots resolved against the registry of 2026-09-07 give a median of 93.5 and a maximum of 586, so ten days moves the largest tree by 33 nodes. The quarter and the two thirds are identical on both walks.</w:t>
+      </w:r>
+    </w:p>
+    <w:p>
+      <w:pPr>
+        <w:spacing w:after="160"/>
+        <w:jc w:val="left"/>
+      </w:pPr>
+      <w:r>
+        <w:rPr>
+          <w:rFonts w:ascii="Georgia" w:cs="Georgia" w:eastAsia="Georgia" w:hAnsi="Georgia"/>
+          <w:sz w:val="21"/>
+          <w:szCs w:val="21"/>
+        </w:rPr>
+        <w:t xml:space="preserve">How much the absence of pinning matters can be measured rather than asserted. Running the same 250 roots through the same resolver against two registry states ten days apart, both runs made on 2026-09-17 with the earlier state rebuilt by discarding versions published after 2026-09-07, </w:t>
+      </w:r>
+      <w:r>
+        <w:rPr>
+          <w:rFonts w:ascii="Georgia" w:cs="Georgia" w:eastAsia="Georgia" w:hAnsi="Georgia"/>
+          <w:b/>
+          <w:bCs/>
+          <w:sz w:val="21"/>
+          <w:szCs w:val="21"/>
+        </w:rPr>
+        <w:t xml:space="preserve">184 of 250 servers resolve to a different set of packages</w:t>
+      </w:r>
+      <w:r>
+        <w:rPr>
+          <w:rFonts w:ascii="Georgia" w:cs="Georgia" w:eastAsia="Georgia" w:hAnsi="Georgia"/>
+          <w:sz w:val="21"/>
+          <w:szCs w:val="21"/>
+        </w:rPr>
+        <w:t xml:space="preserve">, 73.6%. The corpus barely changes size: 2,867 distinct name-and-version pairs become 2,882, with 171 gone and 186 new, and the node counts summed across the 250 trees move by 12, from 21,655 to 21,667. The churn is substitution rather than growth. Among affected servers the median is 10 nodes different and the maximum 127. Five packages account for most of it: </w:t>
+      </w:r>
+      <w:r>
+        <w:rPr>
+          <w:rFonts w:ascii="Consolas" w:cs="Consolas" w:eastAsia="Consolas" w:hAnsi="Consolas"/>
+          <w:sz w:val="19"/>
+          <w:szCs w:val="19"/>
+        </w:rPr>
+        <w:t xml:space="preserve">zod</w:t>
+      </w:r>
+      <w:r>
+        <w:rPr>
+          <w:rFonts w:ascii="Georgia" w:cs="Georgia" w:eastAsia="Georgia" w:hAnsi="Georgia"/>
+          <w:sz w:val="21"/>
+          <w:szCs w:val="21"/>
+        </w:rPr>
+        <w:t xml:space="preserve"> moves from 4.5.4 to 4.6.5 in 164 trees, </w:t>
+      </w:r>
+      <w:r>
+        <w:rPr>
+          <w:rFonts w:ascii="Consolas" w:cs="Consolas" w:eastAsia="Consolas" w:hAnsi="Consolas"/>
+          <w:sz w:val="19"/>
+          <w:szCs w:val="19"/>
+        </w:rPr>
+        <w:t xml:space="preserve">hono</w:t>
+      </w:r>
+      <w:r>
+        <w:rPr>
+          <w:rFonts w:ascii="Georgia" w:cs="Georgia" w:eastAsia="Georgia" w:hAnsi="Georgia"/>
+          <w:sz w:val="21"/>
+          <w:szCs w:val="21"/>
+        </w:rPr>
+        <w:t xml:space="preserve"> from 4.13.7 to 4.13.8 in 161, </w:t>
+      </w:r>
+      <w:r>
+        <w:rPr>
+          <w:rFonts w:ascii="Consolas" w:cs="Consolas" w:eastAsia="Consolas" w:hAnsi="Consolas"/>
+          <w:sz w:val="19"/>
+          <w:szCs w:val="19"/>
+        </w:rPr>
+        <w:t xml:space="preserve">proxy-addr</w:t>
+      </w:r>
+      <w:r>
+        <w:rPr>
+          <w:rFonts w:ascii="Georgia" w:cs="Georgia" w:eastAsia="Georgia" w:hAnsi="Georgia"/>
+          <w:sz w:val="21"/>
+          <w:szCs w:val="21"/>
+        </w:rPr>
+        <w:t xml:space="preserve"> from 2.0.7 to 2.0.8 in 158, </w:t>
+      </w:r>
+      <w:r>
+        <w:rPr>
+          <w:rFonts w:ascii="Consolas" w:cs="Consolas" w:eastAsia="Consolas" w:hAnsi="Consolas"/>
+          <w:sz w:val="19"/>
+          <w:szCs w:val="19"/>
+        </w:rPr>
+        <w:t xml:space="preserve">fast-uri</w:t>
+      </w:r>
+      <w:r>
+        <w:rPr>
+          <w:rFonts w:ascii="Georgia" w:cs="Georgia" w:eastAsia="Georgia" w:hAnsi="Georgia"/>
+          <w:sz w:val="21"/>
+          <w:szCs w:val="21"/>
+        </w:rPr>
+        <w:t xml:space="preserve"> from 3.1.7 to 3.1.8 in 155, and </w:t>
+      </w:r>
+      <w:r>
+        <w:rPr>
+          <w:rFonts w:ascii="Consolas" w:cs="Consolas" w:eastAsia="Consolas" w:hAnsi="Consolas"/>
+          <w:sz w:val="19"/>
+          <w:szCs w:val="19"/>
+        </w:rPr>
+        <w:t xml:space="preserve">ip-address</w:t>
+      </w:r>
+      <w:r>
+        <w:rPr>
+          <w:rFonts w:ascii="Georgia" w:cs="Georgia" w:eastAsia="Georgia" w:hAnsi="Georgia"/>
+          <w:sz w:val="21"/>
+          <w:szCs w:val="21"/>
+        </w:rPr>
+        <w:t xml:space="preserve"> from 10.7.0 to 10.7.2 in 152. Two cold starts a week and a half apart would therefore resolve different code on roughly three servers in four, and no artifact anywhere records that they differ.</w:t>
+      </w:r>
+    </w:p>
+    <w:p>
+      <w:pPr>
+        <w:spacing w:after="160"/>
+        <w:jc w:val="left"/>
+      </w:pPr>
+      <w:r>
+        <w:rPr>
+          <w:rFonts w:ascii="Georgia" w:cs="Georgia" w:eastAsia="Georgia" w:hAnsi="Georgia"/>
+          <w:sz w:val="21"/>
+          <w:szCs w:val="21"/>
+        </w:rPr>
+        <w:t xml:space="preserve">Three qualifications belong with that number. It is a resolver result: no npm install was run on either date, and the resolver's agreement with npm is the validation of Section 2.2 together with the selector vectors in </w:t>
+      </w:r>
+      <w:r>
+        <w:rPr>
+          <w:rFonts w:ascii="Consolas" w:cs="Consolas" w:eastAsia="Consolas" w:hAnsi="Consolas"/>
+          <w:sz w:val="19"/>
+          <w:szCs w:val="19"/>
+        </w:rPr>
+        <w:t xml:space="preserve">code/test_resolver_vectors.py</w:t>
+      </w:r>
+      <w:r>
+        <w:rPr>
+          <w:rFonts w:ascii="Georgia" w:cs="Georgia" w:eastAsia="Georgia" w:hAnsi="Georgia"/>
+          <w:sz w:val="21"/>
+          <w:szCs w:val="21"/>
+        </w:rPr>
+        <w:t xml:space="preserve">, which it matches on all thirteen. The rebuilt state cannot see versions unpublished since 2026-09-07 and reads current deprecation flags rather than that date's; both gaps hide change rather than create it, so on those two counts 184 is a floor rather than a ceiling, and neither is measured. And the count does not rest on the one defect the rebuilt state is known to carry, a dist-tag map that cannot be time-travelled: removing </w:t>
+      </w:r>
+      <w:r>
+        <w:rPr>
+          <w:rFonts w:ascii="Consolas" w:cs="Consolas" w:eastAsia="Consolas" w:hAnsi="Consolas"/>
+          <w:sz w:val="19"/>
+          <w:szCs w:val="19"/>
+        </w:rPr>
+        <w:t xml:space="preserve">@types/node</w:t>
+      </w:r>
+      <w:r>
+        <w:rPr>
+          <w:rFonts w:ascii="Georgia" w:cs="Georgia" w:eastAsia="Georgia" w:hAnsi="Georgia"/>
+          <w:sz w:val="21"/>
+          <w:szCs w:val="21"/>
+        </w:rPr>
+        <w:t xml:space="preserve"> and </w:t>
+      </w:r>
+      <w:r>
+        <w:rPr>
+          <w:rFonts w:ascii="Consolas" w:cs="Consolas" w:eastAsia="Consolas" w:hAnsi="Consolas"/>
+          <w:sz w:val="19"/>
+          <w:szCs w:val="19"/>
+        </w:rPr>
+        <w:t xml:space="preserve">undici-types</w:t>
+      </w:r>
+      <w:r>
+        <w:rPr>
+          <w:rFonts w:ascii="Georgia" w:cs="Georgia" w:eastAsia="Georgia" w:hAnsi="Georgia"/>
+          <w:sz w:val="21"/>
+          <w:szCs w:val="21"/>
+        </w:rPr>
+        <w:t xml:space="preserve"> from the comparison leaves 184, and removing every </w:t>
+      </w:r>
+      <w:r>
+        <w:rPr>
+          <w:rFonts w:ascii="Consolas" w:cs="Consolas" w:eastAsia="Consolas" w:hAnsi="Consolas"/>
+          <w:sz w:val="19"/>
+          <w:szCs w:val="19"/>
+        </w:rPr>
+        <w:t xml:space="preserve">@types/*</w:t>
+      </w:r>
+      <w:r>
+        <w:rPr>
+          <w:rFonts w:ascii="Georgia" w:cs="Georgia" w:eastAsia="Georgia" w:hAnsi="Georgia"/>
+          <w:sz w:val="21"/>
+          <w:szCs w:val="21"/>
+        </w:rPr>
+        <w:t xml:space="preserve"> package, none of which contains runnable code, also leaves 184.</w:t>
       </w:r>
     </w:p>
     <w:p>
@@ -897,7 +1155,7 @@
       </w:tr>
       <w:tr>
         <w:trPr>
-          <w:tblHeader w:val="false"/>
+          <w:tblHeader w:val="off"/>
         </w:trPr>
         <w:tc>
           <w:tcPr>
@@ -998,7 +1256,7 @@
       </w:tr>
       <w:tr>
         <w:trPr>
-          <w:tblHeader w:val="false"/>
+          <w:tblHeader w:val="off"/>
         </w:trPr>
         <w:tc>
           <w:tcPr>
@@ -1099,7 +1357,7 @@
       </w:tr>
       <w:tr>
         <w:trPr>
-          <w:tblHeader w:val="false"/>
+          <w:tblHeader w:val="off"/>
         </w:trPr>
         <w:tc>
           <w:tcPr>
@@ -1200,7 +1458,7 @@
       </w:tr>
       <w:tr>
         <w:trPr>
-          <w:tblHeader w:val="false"/>
+          <w:tblHeader w:val="off"/>
         </w:trPr>
         <w:tc>
           <w:tcPr>
@@ -1712,7 +1970,7 @@
       </w:tr>
       <w:tr>
         <w:trPr>
-          <w:tblHeader w:val="false"/>
+          <w:tblHeader w:val="off"/>
         </w:trPr>
         <w:tc>
           <w:tcPr>
@@ -1765,7 +2023,7 @@
       </w:tr>
       <w:tr>
         <w:trPr>
-          <w:tblHeader w:val="false"/>
+          <w:tblHeader w:val="off"/>
         </w:trPr>
         <w:tc>
           <w:tcPr>
@@ -1818,7 +2076,7 @@
       </w:tr>
       <w:tr>
         <w:trPr>
-          <w:tblHeader w:val="false"/>
+          <w:tblHeader w:val="off"/>
         </w:trPr>
         <w:tc>
           <w:tcPr>
@@ -2012,7 +2270,7 @@
       </w:tr>
       <w:tr>
         <w:trPr>
-          <w:tblHeader w:val="false"/>
+          <w:tblHeader w:val="off"/>
         </w:trPr>
         <w:tc>
           <w:tcPr>
@@ -2065,7 +2323,7 @@
       </w:tr>
       <w:tr>
         <w:trPr>
-          <w:tblHeader w:val="false"/>
+          <w:tblHeader w:val="off"/>
         </w:trPr>
         <w:tc>
           <w:tcPr>
@@ -2118,7 +2376,7 @@
       </w:tr>
       <w:tr>
         <w:trPr>
-          <w:tblHeader w:val="false"/>
+          <w:tblHeader w:val="off"/>
         </w:trPr>
         <w:tc>
           <w:tcPr>
@@ -2286,7 +2544,7 @@
       </w:tr>
       <w:tr>
         <w:trPr>
-          <w:tblHeader w:val="false"/>
+          <w:tblHeader w:val="off"/>
         </w:trPr>
         <w:tc>
           <w:tcPr>
@@ -2339,7 +2597,7 @@
       </w:tr>
       <w:tr>
         <w:trPr>
-          <w:tblHeader w:val="false"/>
+          <w:tblHeader w:val="off"/>
         </w:trPr>
         <w:tc>
           <w:tcPr>
@@ -2625,7 +2883,7 @@
       </w:tr>
       <w:tr>
         <w:trPr>
-          <w:tblHeader w:val="false"/>
+          <w:tblHeader w:val="off"/>
         </w:trPr>
         <w:tc>
           <w:tcPr>
@@ -2754,7 +3012,7 @@
       </w:tr>
       <w:tr>
         <w:trPr>
-          <w:tblHeader w:val="false"/>
+          <w:tblHeader w:val="off"/>
         </w:trPr>
         <w:tc>
           <w:tcPr>
@@ -2881,7 +3139,7 @@
       </w:tr>
       <w:tr>
         <w:trPr>
-          <w:tblHeader w:val="false"/>
+          <w:tblHeader w:val="off"/>
         </w:trPr>
         <w:tc>
           <w:tcPr>
@@ -3006,7 +3264,7 @@
       </w:tr>
       <w:tr>
         <w:trPr>
-          <w:tblHeader w:val="false"/>
+          <w:tblHeader w:val="off"/>
         </w:trPr>
         <w:tc>
           <w:tcPr>
@@ -3676,7 +3934,7 @@
       </w:tr>
       <w:tr>
         <w:trPr>
-          <w:tblHeader w:val="false"/>
+          <w:tblHeader w:val="off"/>
         </w:trPr>
         <w:tc>
           <w:tcPr>
@@ -3801,7 +4059,7 @@
       </w:tr>
       <w:tr>
         <w:trPr>
-          <w:tblHeader w:val="false"/>
+          <w:tblHeader w:val="off"/>
         </w:trPr>
         <w:tc>
           <w:tcPr>
@@ -3926,7 +4184,7 @@
       </w:tr>
       <w:tr>
         <w:trPr>
-          <w:tblHeader w:val="false"/>
+          <w:tblHeader w:val="off"/>
         </w:trPr>
         <w:tc>
           <w:tcPr>
@@ -4051,7 +4309,7 @@
       </w:tr>
       <w:tr>
         <w:trPr>
-          <w:tblHeader w:val="false"/>
+          <w:tblHeader w:val="off"/>
         </w:trPr>
         <w:tc>
           <w:tcPr>
@@ -4176,7 +4434,7 @@
       </w:tr>
       <w:tr>
         <w:trPr>
-          <w:tblHeader w:val="false"/>
+          <w:tblHeader w:val="off"/>
         </w:trPr>
         <w:tc>
           <w:tcPr>
@@ -4305,7 +4563,7 @@
       </w:tr>
       <w:tr>
         <w:trPr>
-          <w:tblHeader w:val="false"/>
+          <w:tblHeader w:val="off"/>
         </w:trPr>
         <w:tc>
           <w:tcPr>
@@ -4430,7 +4688,7 @@
       </w:tr>
       <w:tr>
         <w:trPr>
-          <w:tblHeader w:val="false"/>
+          <w:tblHeader w:val="off"/>
         </w:trPr>
         <w:tc>
           <w:tcPr>
@@ -4555,7 +4813,7 @@
       </w:tr>
       <w:tr>
         <w:trPr>
-          <w:tblHeader w:val="false"/>
+          <w:tblHeader w:val="off"/>
         </w:trPr>
         <w:tc>
           <w:tcPr>
@@ -4680,7 +4938,7 @@
       </w:tr>
       <w:tr>
         <w:trPr>
-          <w:tblHeader w:val="false"/>
+          <w:tblHeader w:val="off"/>
         </w:trPr>
         <w:tc>
           <w:tcPr>
@@ -4805,7 +5063,7 @@
       </w:tr>
       <w:tr>
         <w:trPr>
-          <w:tblHeader w:val="false"/>
+          <w:tblHeader w:val="off"/>
         </w:trPr>
         <w:tc>
           <w:tcPr>
@@ -4930,7 +5188,7 @@
       </w:tr>
       <w:tr>
         <w:trPr>
-          <w:tblHeader w:val="false"/>
+          <w:tblHeader w:val="off"/>
         </w:trPr>
         <w:tc>
           <w:tcPr>
@@ -5206,7 +5464,7 @@
       </w:tr>
       <w:tr>
         <w:trPr>
-          <w:tblHeader w:val="false"/>
+          <w:tblHeader w:val="off"/>
         </w:trPr>
         <w:tc>
           <w:tcPr>
@@ -5311,7 +5569,7 @@
       </w:tr>
       <w:tr>
         <w:trPr>
-          <w:tblHeader w:val="false"/>
+          <w:tblHeader w:val="off"/>
         </w:trPr>
         <w:tc>
           <w:tcPr>
@@ -5412,7 +5670,7 @@
       </w:tr>
       <w:tr>
         <w:trPr>
-          <w:tblHeader w:val="false"/>
+          <w:tblHeader w:val="off"/>
         </w:trPr>
         <w:tc>
           <w:tcPr>
@@ -5513,7 +5771,7 @@
       </w:tr>
       <w:tr>
         <w:trPr>
-          <w:tblHeader w:val="false"/>
+          <w:tblHeader w:val="off"/>
         </w:trPr>
         <w:tc>
           <w:tcPr>
@@ -5614,7 +5872,7 @@
       </w:tr>
       <w:tr>
         <w:trPr>
-          <w:tblHeader w:val="false"/>
+          <w:tblHeader w:val="off"/>
         </w:trPr>
         <w:tc>
           <w:tcPr>
@@ -5715,7 +5973,7 @@
       </w:tr>
       <w:tr>
         <w:trPr>
-          <w:tblHeader w:val="false"/>
+          <w:tblHeader w:val="off"/>
         </w:trPr>
         <w:tc>
           <w:tcPr>
@@ -5816,7 +6074,7 @@
       </w:tr>
       <w:tr>
         <w:trPr>
-          <w:tblHeader w:val="false"/>
+          <w:tblHeader w:val="off"/>
         </w:trPr>
         <w:tc>
           <w:tcPr>
@@ -5917,7 +6175,7 @@
       </w:tr>
       <w:tr>
         <w:trPr>
-          <w:tblHeader w:val="false"/>
+          <w:tblHeader w:val="off"/>
         </w:trPr>
         <w:tc>
           <w:tcPr>
@@ -6018,7 +6276,7 @@
       </w:tr>
       <w:tr>
         <w:trPr>
-          <w:tblHeader w:val="false"/>
+          <w:tblHeader w:val="off"/>
         </w:trPr>
         <w:tc>
           <w:tcPr>
@@ -6119,7 +6377,7 @@
       </w:tr>
       <w:tr>
         <w:trPr>
-          <w:tblHeader w:val="false"/>
+          <w:tblHeader w:val="off"/>
         </w:trPr>
         <w:tc>
           <w:tcPr>
@@ -6220,7 +6478,7 @@
       </w:tr>
       <w:tr>
         <w:trPr>
-          <w:tblHeader w:val="false"/>
+          <w:tblHeader w:val="off"/>
         </w:trPr>
         <w:tc>
           <w:tcPr>
@@ -6558,7 +6816,7 @@
       </w:tr>
       <w:tr>
         <w:trPr>
-          <w:tblHeader w:val="false"/>
+          <w:tblHeader w:val="off"/>
         </w:trPr>
         <w:tc>
           <w:tcPr>
@@ -6659,7 +6917,7 @@
       </w:tr>
       <w:tr>
         <w:trPr>
-          <w:tblHeader w:val="false"/>
+          <w:tblHeader w:val="off"/>
         </w:trPr>
         <w:tc>
           <w:tcPr>
@@ -6760,7 +7018,7 @@
       </w:tr>
       <w:tr>
         <w:trPr>
-          <w:tblHeader w:val="false"/>
+          <w:tblHeader w:val="off"/>
         </w:trPr>
         <w:tc>
           <w:tcPr>
@@ -6861,7 +7119,7 @@
       </w:tr>
       <w:tr>
         <w:trPr>
-          <w:tblHeader w:val="false"/>
+          <w:tblHeader w:val="off"/>
         </w:trPr>
         <w:tc>
           <w:tcPr>
@@ -7455,7 +7713,7 @@
       </w:tr>
       <w:tr>
         <w:trPr>
-          <w:tblHeader w:val="false"/>
+          <w:tblHeader w:val="off"/>
         </w:trPr>
         <w:tc>
           <w:tcPr>
@@ -7656,7 +7914,7 @@
       </w:tr>
       <w:tr>
         <w:trPr>
-          <w:tblHeader w:val="false"/>
+          <w:tblHeader w:val="off"/>
         </w:trPr>
         <w:tc>
           <w:tcPr>
@@ -7857,7 +8115,7 @@
       </w:tr>
       <w:tr>
         <w:trPr>
-          <w:tblHeader w:val="false"/>
+          <w:tblHeader w:val="off"/>
         </w:trPr>
         <w:tc>
           <w:tcPr>
@@ -8056,7 +8314,7 @@
       </w:tr>
       <w:tr>
         <w:trPr>
-          <w:tblHeader w:val="false"/>
+          <w:tblHeader w:val="off"/>
         </w:trPr>
         <w:tc>
           <w:tcPr>
@@ -8253,7 +8511,7 @@
       </w:tr>
       <w:tr>
         <w:trPr>
-          <w:tblHeader w:val="false"/>
+          <w:tblHeader w:val="off"/>
         </w:trPr>
         <w:tc>
           <w:tcPr>
@@ -8452,7 +8710,7 @@
       </w:tr>
       <w:tr>
         <w:trPr>
-          <w:tblHeader w:val="false"/>
+          <w:tblHeader w:val="off"/>
         </w:trPr>
         <w:tc>
           <w:tcPr>
@@ -8842,7 +9100,7 @@
       </w:tr>
       <w:tr>
         <w:trPr>
-          <w:tblHeader w:val="false"/>
+          <w:tblHeader w:val="off"/>
         </w:trPr>
         <w:tc>
           <w:tcPr>
@@ -8967,7 +9225,7 @@
       </w:tr>
       <w:tr>
         <w:trPr>
-          <w:tblHeader w:val="false"/>
+          <w:tblHeader w:val="off"/>
         </w:trPr>
         <w:tc>
           <w:tcPr>
@@ -9092,7 +9350,7 @@
       </w:tr>
       <w:tr>
         <w:trPr>
-          <w:tblHeader w:val="false"/>
+          <w:tblHeader w:val="off"/>
         </w:trPr>
         <w:tc>
           <w:tcPr>
@@ -9217,7 +9475,7 @@
       </w:tr>
       <w:tr>
         <w:trPr>
-          <w:tblHeader w:val="false"/>
+          <w:tblHeader w:val="off"/>
         </w:trPr>
         <w:tc>
           <w:tcPr>
@@ -9958,38 +10216,20 @@
       <w:r>
         <w:rPr>
           <w:rFonts w:ascii="Georgia" w:cs="Georgia" w:eastAsia="Georgia" w:hAnsi="Georgia"/>
-          <w:sz w:val="21"/>
-          <w:szCs w:val="21"/>
-        </w:rPr>
-        <w:t xml:space="preserve">Control arms are not enumerated to 95%. langchain is complete at 1,973; eslint-plugin is a 74% frame carrying the same bias MCP's frame had, so eslint-plugin comparisons are provisional and only langchain comparisons are clean.</w:t>
-      </w:r>
-    </w:p>
-    <w:p>
-      <w:pPr>
-        <w:spacing w:after="160"/>
-        <w:jc w:val="left"/>
-      </w:pPr>
-      <w:r>
-        <w:rPr>
-          <w:rFonts w:ascii="Georgia" w:cs="Georgia" w:eastAsia="Georgia" w:hAnsi="Georgia"/>
-          <w:sz w:val="21"/>
-          <w:szCs w:val="21"/>
-        </w:rPr>
-        <w:t xml:space="preserve">The ICC estimates in Section 5.1 are poorly identified, since most sampled publishers contribute one package. The design effects are bounded above by the mean cluster size regardless, which is why the conclusion survives.</w:t>
-      </w:r>
-    </w:p>
-    <w:p>
-      <w:pPr>
-        <w:spacing w:after="160"/>
-        <w:jc w:val="left"/>
-      </w:pPr>
-      <w:r>
-        <w:rPr>
-          <w:rFonts w:ascii="Georgia" w:cs="Georgia" w:eastAsia="Georgia" w:hAnsi="Georgia"/>
-          <w:sz w:val="21"/>
-          <w:szCs w:val="21"/>
-        </w:rPr>
-        <w:t xml:space="preserve">Trees are keyed on (name, version) and reuse an already-placed version when it satisfies a new range, matching npm on 6,144 of 6,146 nodes over 75 packages, and on 3,790 of 3,790 over the 45 of those with no part in finding the resolver defects. Agreement here is the share of npm's nodes this resolver also produces, so it does not penalise nodes produced that npm does not install; over the same 75 packages there is one such node. The residual is npm nesting a package at two versions where this resolver keeps one, so tree contents undercount in that specific respect. Optional dependencies are included without evaluating </w:t>
+          <w:b/>
+          <w:bCs/>
+          <w:sz w:val="21"/>
+          <w:szCs w:val="21"/>
+        </w:rPr>
+        <w:t xml:space="preserve">The frame cannot contain a deprecated package.</w:t>
+      </w:r>
+      <w:r>
+        <w:rPr>
+          <w:rFonts w:ascii="Georgia" w:cs="Georgia" w:eastAsia="Georgia" w:hAnsi="Georgia"/>
+          <w:sz w:val="21"/>
+          <w:szCs w:val="21"/>
+        </w:rPr>
+        <w:t xml:space="preserve"> Enumeration runs through the registry search API, and that endpoint does not return deprecated packages at all. Across four queries returning 1,825 distinct names, none of the eleven deprecated </w:t>
       </w:r>
       <w:r>
         <w:rPr>
@@ -9997,15 +10237,15 @@
           <w:sz w:val="19"/>
           <w:szCs w:val="19"/>
         </w:rPr>
-        <w:t xml:space="preserve">os</w:t>
-      </w:r>
-      <w:r>
-        <w:rPr>
-          <w:rFonts w:ascii="Georgia" w:cs="Georgia" w:eastAsia="Georgia" w:hAnsi="Georgia"/>
-          <w:sz w:val="21"/>
-          <w:szCs w:val="21"/>
-        </w:rPr>
-        <w:t xml:space="preserve"> and </w:t>
+        <w:t xml:space="preserve">@modelcontextprotocol/server-*</w:t>
+      </w:r>
+      <w:r>
+        <w:rPr>
+          <w:rFonts w:ascii="Georgia" w:cs="Georgia" w:eastAsia="Georgia" w:hAnsi="Georgia"/>
+          <w:sz w:val="21"/>
+          <w:szCs w:val="21"/>
+        </w:rPr>
+        <w:t xml:space="preserve"> reference servers appeared, while every non-deprecated one did. None of the eleven is anywhere in this corpus, as a root or as a transitive node. Any statement here about deprecation at the root level is therefore a statement about a population from which deprecated roots have been removed by the instrument, and the 0 of 250 servers with a deprecated </w:t>
       </w:r>
       <w:r>
         <w:rPr>
@@ -10013,15 +10253,15 @@
           <w:sz w:val="19"/>
           <w:szCs w:val="19"/>
         </w:rPr>
-        <w:t xml:space="preserve">cpu</w:t>
-      </w:r>
-      <w:r>
-        <w:rPr>
-          <w:rFonts w:ascii="Georgia" w:cs="Georgia" w:eastAsia="Georgia" w:hAnsi="Georgia"/>
-          <w:sz w:val="21"/>
-          <w:szCs w:val="21"/>
-        </w:rPr>
-        <w:t xml:space="preserve">, so trees are an upper bound for any single machine in the other direction.</w:t>
+        <w:t xml:space="preserve">latest</w:t>
+      </w:r>
+      <w:r>
+        <w:rPr>
+          <w:rFonts w:ascii="Georgia" w:cs="Georgia" w:eastAsia="Georgia" w:hAnsi="Georgia"/>
+          <w:sz w:val="21"/>
+          <w:szCs w:val="21"/>
+        </w:rPr>
+        <w:t xml:space="preserve"> is a property of the frame rather than of MCP servers. Transitive nodes are unaffected, since they arrive through dependency resolution rather than search, and the tree-level deprecation row in Section 6 stands.</w:t>
       </w:r>
     </w:p>
     <w:p>
@@ -10035,7 +10275,7 @@
           <w:sz w:val="21"/>
           <w:szCs w:val="21"/>
         </w:rPr>
-        <w:t xml:space="preserve">The MCP arm is coverage-corrected to 95.1% enumeration and the control arms are not, so the corrected MCP figures and the control figures are not directly commensurable. Section 6's table reports the corrected MCP figure against uncorrected controls, and gives the stratum A recomputation alongside it so a reader can see which separations depend on the correction. Versions before 3.2 claimed the z values were drawn from stratum A. They were not, and the claim is withdrawn.</w:t>
+        <w:t xml:space="preserve">Control arms are not enumerated to 95%. langchain is complete at 1,973; eslint-plugin is a 74% frame carrying the same bias MCP's frame had, so eslint-plugin comparisons are provisional and only langchain comparisons are clean.</w:t>
       </w:r>
     </w:p>
     <w:p>
@@ -10049,7 +10289,153 @@
           <w:sz w:val="21"/>
           <w:szCs w:val="21"/>
         </w:rPr>
-        <w:t xml:space="preserve">All resolution reads one registry snapshot. Re-running against a later snapshot will move the tree-level rows, since deprecations and publications accumulate.</w:t>
+        <w:t xml:space="preserve">The ICC estimates in Section 5.1 are poorly identified, since most sampled publishers contribute one package. The design effects are bounded above by the mean cluster size regardless, which is why the conclusion survives.</w:t>
+      </w:r>
+    </w:p>
+    <w:p>
+      <w:pPr>
+        <w:spacing w:after="160"/>
+        <w:jc w:val="left"/>
+      </w:pPr>
+      <w:r>
+        <w:rPr>
+          <w:rFonts w:ascii="Georgia" w:cs="Georgia" w:eastAsia="Georgia" w:hAnsi="Georgia"/>
+          <w:sz w:val="21"/>
+          <w:szCs w:val="21"/>
+        </w:rPr>
+        <w:t xml:space="preserve">Trees are keyed on (name, version) and reuse an already-placed version when it satisfies a new range, matching npm on 6,144 of 6,146 nodes over 75 packages, and on 3,790 of 3,790 over the 45 of those with no part in finding the resolver defects. Agreement here is the share of npm's nodes this resolver also produces, so it does not penalise nodes produced that npm does not install; over the same 75 packages there is one such node. The residual is npm nesting a package at two versions where this resolver keeps one, so tree contents undercount in that specific respect. Optional dependencies are included without evaluating </w:t>
+      </w:r>
+      <w:r>
+        <w:rPr>
+          <w:rFonts w:ascii="Consolas" w:cs="Consolas" w:eastAsia="Consolas" w:hAnsi="Consolas"/>
+          <w:sz w:val="19"/>
+          <w:szCs w:val="19"/>
+        </w:rPr>
+        <w:t xml:space="preserve">os</w:t>
+      </w:r>
+      <w:r>
+        <w:rPr>
+          <w:rFonts w:ascii="Georgia" w:cs="Georgia" w:eastAsia="Georgia" w:hAnsi="Georgia"/>
+          <w:sz w:val="21"/>
+          <w:szCs w:val="21"/>
+        </w:rPr>
+        <w:t xml:space="preserve"> and </w:t>
+      </w:r>
+      <w:r>
+        <w:rPr>
+          <w:rFonts w:ascii="Consolas" w:cs="Consolas" w:eastAsia="Consolas" w:hAnsi="Consolas"/>
+          <w:sz w:val="19"/>
+          <w:szCs w:val="19"/>
+        </w:rPr>
+        <w:t xml:space="preserve">cpu</w:t>
+      </w:r>
+      <w:r>
+        <w:rPr>
+          <w:rFonts w:ascii="Georgia" w:cs="Georgia" w:eastAsia="Georgia" w:hAnsi="Georgia"/>
+          <w:sz w:val="21"/>
+          <w:szCs w:val="21"/>
+        </w:rPr>
+        <w:t xml:space="preserve">, so trees are an upper bound for any single machine in the other direction.</w:t>
+      </w:r>
+    </w:p>
+    <w:p>
+      <w:pPr>
+        <w:spacing w:after="160"/>
+        <w:jc w:val="left"/>
+      </w:pPr>
+      <w:r>
+        <w:rPr>
+          <w:rFonts w:ascii="Georgia" w:cs="Georgia" w:eastAsia="Georgia" w:hAnsi="Georgia"/>
+          <w:sz w:val="21"/>
+          <w:szCs w:val="21"/>
+        </w:rPr>
+        <w:t xml:space="preserve">The MCP arm is coverage-corrected to 95.1% enumeration and the control arms are not, so the corrected MCP figures and the control figures are not directly commensurable. Section 6's table reports the corrected MCP figure against uncorrected controls, and gives the stratum A recomputation alongside it so a reader can see which separations depend on the correction. Versions before 3.2 claimed the z values were drawn from stratum A. They were not, and the claim is withdrawn.</w:t>
+      </w:r>
+    </w:p>
+    <w:p>
+      <w:pPr>
+        <w:spacing w:after="160"/>
+        <w:jc w:val="left"/>
+      </w:pPr>
+      <w:r>
+        <w:rPr>
+          <w:rFonts w:ascii="Georgia" w:cs="Georgia" w:eastAsia="Georgia" w:hAnsi="Georgia"/>
+          <w:sz w:val="21"/>
+          <w:szCs w:val="21"/>
+        </w:rPr>
+        <w:t xml:space="preserve">All resolution reads one registry snapshot. Re-running against a later snapshot will move the tree-level rows, since deprecations and publications accumulate. Measured over ten days and reported in Section 1, that is 73.6% of servers resolving to a different set of packages for a net change of 12 nodes.</w:t>
+      </w:r>
+    </w:p>
+    <w:p>
+      <w:pPr>
+        <w:spacing w:after="160"/>
+        <w:jc w:val="left"/>
+      </w:pPr>
+      <w:r>
+        <w:rPr>
+          <w:rFonts w:ascii="Georgia" w:cs="Georgia" w:eastAsia="Georgia" w:hAnsi="Georgia"/>
+          <w:b/>
+          <w:bCs/>
+          <w:sz w:val="21"/>
+          <w:szCs w:val="21"/>
+        </w:rPr>
+        <w:t xml:space="preserve">The released code could not be run as published.</w:t>
+      </w:r>
+      <w:r>
+        <w:rPr>
+          <w:rFonts w:ascii="Georgia" w:cs="Georgia" w:eastAsia="Georgia" w:hAnsi="Georgia"/>
+          <w:sz w:val="21"/>
+          <w:szCs w:val="21"/>
+        </w:rPr>
+        <w:t xml:space="preserve"> </w:t>
+      </w:r>
+      <w:r>
+        <w:rPr>
+          <w:rFonts w:ascii="Consolas" w:cs="Consolas" w:eastAsia="Consolas" w:hAnsi="Consolas"/>
+          <w:sz w:val="19"/>
+          <w:szCs w:val="19"/>
+        </w:rPr>
+        <w:t xml:space="preserve">mcplib</w:t>
+      </w:r>
+      <w:r>
+        <w:rPr>
+          <w:rFonts w:ascii="Georgia" w:cs="Georgia" w:eastAsia="Georgia" w:hAnsi="Georgia"/>
+          <w:sz w:val="21"/>
+          <w:szCs w:val="21"/>
+        </w:rPr>
+        <w:t xml:space="preserve"> imports </w:t>
+      </w:r>
+      <w:r>
+        <w:rPr>
+          <w:rFonts w:ascii="Consolas" w:cs="Consolas" w:eastAsia="Consolas" w:hAnsi="Consolas"/>
+          <w:sz w:val="19"/>
+          <w:szCs w:val="19"/>
+        </w:rPr>
+        <w:t xml:space="preserve">nodesemver</w:t>
+      </w:r>
+      <w:r>
+        <w:rPr>
+          <w:rFonts w:ascii="Georgia" w:cs="Georgia" w:eastAsia="Georgia" w:hAnsi="Georgia"/>
+          <w:sz w:val="21"/>
+          <w:szCs w:val="21"/>
+        </w:rPr>
+        <w:t xml:space="preserve">, the module provided by the PyPI package </w:t>
+      </w:r>
+      <w:r>
+        <w:rPr>
+          <w:rFonts w:ascii="Consolas" w:cs="Consolas" w:eastAsia="Consolas" w:hAnsi="Consolas"/>
+          <w:sz w:val="19"/>
+          <w:szCs w:val="19"/>
+        </w:rPr>
+        <w:t xml:space="preserve">node-semver</w:t>
+      </w:r>
+      <w:r>
+        <w:rPr>
+          <w:rFonts w:ascii="Georgia" w:cs="Georgia" w:eastAsia="Georgia" w:hAnsi="Georgia"/>
+          <w:sz w:val="21"/>
+          <w:szCs w:val="21"/>
+        </w:rPr>
+        <w:t xml:space="preserve">. That package was not vendored, not named in any README or citation file, and not listed in a requirements file, because none existed. The scripts also ran with the working copy on a temporary path that no longer exists. Both are fixed in this revision.</w:t>
       </w:r>
     </w:p>
     <w:p>
@@ -10883,6 +11269,492 @@
           <w:szCs w:val="21"/>
         </w:rPr>
         <w:t xml:space="preserve"> are the whole of Section 5, and the per-package validation records make the 6,144 of 6,146 figure reproducible rather than requiring a reader to sum two arm summaries, which reproduces the figure revision 3.1 retracts. The paper claimed its data was released; for those sections it was not.</w:t>
+      </w:r>
+    </w:p>
+    <w:p>
+      <w:pPr>
+        <w:spacing w:after="160"/>
+        <w:jc w:val="left"/>
+      </w:pPr>
+      <w:r>
+        <w:rPr>
+          <w:rFonts w:ascii="Georgia" w:cs="Georgia" w:eastAsia="Georgia" w:hAnsi="Georgia"/>
+          <w:b/>
+          <w:bCs/>
+          <w:sz w:val="21"/>
+          <w:szCs w:val="21"/>
+        </w:rPr>
+        <w:t xml:space="preserve">3.5</w:t>
+      </w:r>
+      <w:r>
+        <w:rPr>
+          <w:rFonts w:ascii="Georgia" w:cs="Georgia" w:eastAsia="Georgia" w:hAnsi="Georgia"/>
+          <w:sz w:val="21"/>
+          <w:szCs w:val="21"/>
+        </w:rPr>
+        <w:t xml:space="preserve"> Four corrections and one new result, none of which changes a published number. Prompted by a question from the maintainer of mcp-audit about how often an MCP server package's </w:t>
+      </w:r>
+      <w:r>
+        <w:rPr>
+          <w:rFonts w:ascii="Consolas" w:cs="Consolas" w:eastAsia="Consolas" w:hAnsi="Consolas"/>
+          <w:sz w:val="19"/>
+          <w:szCs w:val="19"/>
+        </w:rPr>
+        <w:t xml:space="preserve">latest</w:t>
+      </w:r>
+      <w:r>
+        <w:rPr>
+          <w:rFonts w:ascii="Georgia" w:cs="Georgia" w:eastAsia="Georgia" w:hAnsi="Georgia"/>
+          <w:sz w:val="21"/>
+          <w:szCs w:val="21"/>
+        </w:rPr>
+        <w:t xml:space="preserve"> is deprecated.</w:t>
+      </w:r>
+    </w:p>
+    <w:p>
+      <w:pPr>
+        <w:spacing w:after="160"/>
+        <w:jc w:val="left"/>
+      </w:pPr>
+      <w:r>
+        <w:rPr>
+          <w:rFonts w:ascii="Georgia" w:cs="Georgia" w:eastAsia="Georgia" w:hAnsi="Georgia"/>
+          <w:b/>
+          <w:bCs/>
+          <w:sz w:val="21"/>
+          <w:szCs w:val="21"/>
+        </w:rPr>
+        <w:t xml:space="preserve">The release shipped the wrong vintage of the corpus walk.</w:t>
+      </w:r>
+      <w:r>
+        <w:rPr>
+          <w:rFonts w:ascii="Georgia" w:cs="Georgia" w:eastAsia="Georgia" w:hAnsi="Georgia"/>
+          <w:sz w:val="21"/>
+          <w:szCs w:val="21"/>
+        </w:rPr>
+        <w:t xml:space="preserve"> Section 1's figures as published in revisions 3.2 to 3.5, a median of 93 packages and a maximum of 618, come from a walk made with the corrected resolver. That walk lived on a temporary path and was never copied into the repository. What </w:t>
+      </w:r>
+      <w:r>
+        <w:rPr>
+          <w:rFonts w:ascii="Consolas" w:cs="Consolas" w:eastAsia="Consolas" w:hAnsi="Consolas"/>
+          <w:sz w:val="19"/>
+          <w:szCs w:val="19"/>
+        </w:rPr>
+        <w:t xml:space="preserve">release/data/walk250.jsonl</w:t>
+      </w:r>
+      <w:r>
+        <w:rPr>
+          <w:rFonts w:ascii="Georgia" w:cs="Georgia" w:eastAsia="Georgia" w:hAnsi="Georgia"/>
+          <w:sz w:val="21"/>
+          <w:szCs w:val="21"/>
+        </w:rPr>
+        <w:t xml:space="preserve"> contains is the pre-correction walk, whose median is 96.5 and maximum 589, which are the two figures revision 3.2 retracted. A reader reproducing Section 1 from the released data recovered the retracted numbers. The corrected walk has been rebuilt and is released as </w:t>
+      </w:r>
+      <w:r>
+        <w:rPr>
+          <w:rFonts w:ascii="Consolas" w:cs="Consolas" w:eastAsia="Consolas" w:hAnsi="Consolas"/>
+          <w:sz w:val="19"/>
+          <w:szCs w:val="19"/>
+        </w:rPr>
+        <w:t xml:space="preserve">walk250_corrected_today.jsonl</w:t>
+      </w:r>
+      <w:r>
+        <w:rPr>
+          <w:rFonts w:ascii="Georgia" w:cs="Georgia" w:eastAsia="Georgia" w:hAnsi="Georgia"/>
+          <w:sz w:val="21"/>
+          <w:szCs w:val="21"/>
+        </w:rPr>
+        <w:t xml:space="preserve">, at a median of 94 and a maximum of 619 after ten days of registry movement, and revision 3.6 restates Section 1 on that file rather than on a walk that no longer exists. A second file, </w:t>
+      </w:r>
+      <w:r>
+        <w:rPr>
+          <w:rFonts w:ascii="Consolas" w:cs="Consolas" w:eastAsia="Consolas" w:hAnsi="Consolas"/>
+          <w:sz w:val="19"/>
+          <w:szCs w:val="19"/>
+        </w:rPr>
+        <w:t xml:space="preserve">walk250_corrected_asof.jsonl</w:t>
+      </w:r>
+      <w:r>
+        <w:rPr>
+          <w:rFonts w:ascii="Georgia" w:cs="Georgia" w:eastAsia="Georgia" w:hAnsi="Georgia"/>
+          <w:sz w:val="21"/>
+          <w:szCs w:val="21"/>
+        </w:rPr>
+        <w:t xml:space="preserve">, resolves the same roots against the original walk date's registry, rebuilt by discarding versions published after that date, which is what makes the drift measurement below separable from the resolver.</w:t>
+      </w:r>
+    </w:p>
+    <w:p>
+      <w:pPr>
+        <w:spacing w:after="160"/>
+        <w:jc w:val="left"/>
+      </w:pPr>
+      <w:r>
+        <w:rPr>
+          <w:rFonts w:ascii="Georgia" w:cs="Georgia" w:eastAsia="Georgia" w:hAnsi="Georgia"/>
+          <w:b/>
+          <w:bCs/>
+          <w:sz w:val="21"/>
+          <w:szCs w:val="21"/>
+        </w:rPr>
+        <w:t xml:space="preserve">The sampling frame cannot contain a deprecated package</w:t>
+      </w:r>
+      <w:r>
+        <w:rPr>
+          <w:rFonts w:ascii="Georgia" w:cs="Georgia" w:eastAsia="Georgia" w:hAnsi="Georgia"/>
+          <w:sz w:val="21"/>
+          <w:szCs w:val="21"/>
+        </w:rPr>
+        <w:t xml:space="preserve">, which Section 9 now states. The registry search API does not return them. Eleven of the reference </w:t>
+      </w:r>
+      <w:r>
+        <w:rPr>
+          <w:rFonts w:ascii="Consolas" w:cs="Consolas" w:eastAsia="Consolas" w:hAnsi="Consolas"/>
+          <w:sz w:val="19"/>
+          <w:szCs w:val="19"/>
+        </w:rPr>
+        <w:t xml:space="preserve">@modelcontextprotocol/server-*</w:t>
+      </w:r>
+      <w:r>
+        <w:rPr>
+          <w:rFonts w:ascii="Georgia" w:cs="Georgia" w:eastAsia="Georgia" w:hAnsi="Georgia"/>
+          <w:sz w:val="21"/>
+          <w:szCs w:val="21"/>
+        </w:rPr>
+        <w:t xml:space="preserve"> packages have a deprecated </w:t>
+      </w:r>
+      <w:r>
+        <w:rPr>
+          <w:rFonts w:ascii="Consolas" w:cs="Consolas" w:eastAsia="Consolas" w:hAnsi="Consolas"/>
+          <w:sz w:val="19"/>
+          <w:szCs w:val="19"/>
+        </w:rPr>
+        <w:t xml:space="preserve">latest</w:t>
+      </w:r>
+      <w:r>
+        <w:rPr>
+          <w:rFonts w:ascii="Georgia" w:cs="Georgia" w:eastAsia="Georgia" w:hAnsi="Georgia"/>
+          <w:sz w:val="21"/>
+          <w:szCs w:val="21"/>
+        </w:rPr>
+        <w:t xml:space="preserve"> and every published version deprecated, and not one is reachable through the enumeration or present in this corpus.</w:t>
+      </w:r>
+    </w:p>
+    <w:p>
+      <w:pPr>
+        <w:spacing w:after="160"/>
+        <w:jc w:val="left"/>
+      </w:pPr>
+      <w:r>
+        <w:rPr>
+          <w:rFonts w:ascii="Georgia" w:cs="Georgia" w:eastAsia="Georgia" w:hAnsi="Georgia"/>
+          <w:b/>
+          <w:bCs/>
+          <w:sz w:val="21"/>
+          <w:szCs w:val="21"/>
+        </w:rPr>
+        <w:t xml:space="preserve">The released code could not be run.</w:t>
+      </w:r>
+      <w:r>
+        <w:rPr>
+          <w:rFonts w:ascii="Georgia" w:cs="Georgia" w:eastAsia="Georgia" w:hAnsi="Georgia"/>
+          <w:sz w:val="21"/>
+          <w:szCs w:val="21"/>
+        </w:rPr>
+        <w:t xml:space="preserve"> No requirements file, no mention of </w:t>
+      </w:r>
+      <w:r>
+        <w:rPr>
+          <w:rFonts w:ascii="Consolas" w:cs="Consolas" w:eastAsia="Consolas" w:hAnsi="Consolas"/>
+          <w:sz w:val="19"/>
+          <w:szCs w:val="19"/>
+        </w:rPr>
+        <w:t xml:space="preserve">node-semver</w:t>
+      </w:r>
+      <w:r>
+        <w:rPr>
+          <w:rFonts w:ascii="Georgia" w:cs="Georgia" w:eastAsia="Georgia" w:hAnsi="Georgia"/>
+          <w:sz w:val="21"/>
+          <w:szCs w:val="21"/>
+        </w:rPr>
+        <w:t xml:space="preserve"> anywhere, and a working copy on a path that no longer exists. Fixed here.</w:t>
+      </w:r>
+    </w:p>
+    <w:p>
+      <w:pPr>
+        <w:spacing w:after="160"/>
+        <w:jc w:val="left"/>
+      </w:pPr>
+      <w:r>
+        <w:rPr>
+          <w:rFonts w:ascii="Georgia" w:cs="Georgia" w:eastAsia="Georgia" w:hAnsi="Georgia"/>
+          <w:b/>
+          <w:bCs/>
+          <w:sz w:val="21"/>
+          <w:szCs w:val="21"/>
+        </w:rPr>
+        <w:t xml:space="preserve">Two resolvers existed in the repository and only one was validated.</w:t>
+      </w:r>
+      <w:r>
+        <w:rPr>
+          <w:rFonts w:ascii="Georgia" w:cs="Georgia" w:eastAsia="Georgia" w:hAnsi="Georgia"/>
+          <w:sz w:val="21"/>
+          <w:szCs w:val="21"/>
+        </w:rPr>
+        <w:t xml:space="preserve"> </w:t>
+      </w:r>
+      <w:r>
+        <w:rPr>
+          <w:rFonts w:ascii="Consolas" w:cs="Consolas" w:eastAsia="Consolas" w:hAnsi="Consolas"/>
+          <w:sz w:val="19"/>
+          <w:szCs w:val="19"/>
+        </w:rPr>
+        <w:t xml:space="preserve">install_gap.resolve_at</w:t>
+      </w:r>
+      <w:r>
+        <w:rPr>
+          <w:rFonts w:ascii="Georgia" w:cs="Georgia" w:eastAsia="Georgia" w:hAnsi="Georgia"/>
+          <w:sz w:val="21"/>
+          <w:szCs w:val="21"/>
+        </w:rPr>
+        <w:t xml:space="preserve"> implements npm's rule and is what Section 2.2 describes and what the 6,144 of 6,146 validation covers. </w:t>
+      </w:r>
+      <w:r>
+        <w:rPr>
+          <w:rFonts w:ascii="Consolas" w:cs="Consolas" w:eastAsia="Consolas" w:hAnsi="Consolas"/>
+          <w:sz w:val="19"/>
+          <w:szCs w:val="19"/>
+        </w:rPr>
+        <w:t xml:space="preserve">mcplib.npm_resolve</w:t>
+      </w:r>
+      <w:r>
+        <w:rPr>
+          <w:rFonts w:ascii="Georgia" w:cs="Georgia" w:eastAsia="Georgia" w:hAnsi="Georgia"/>
+          <w:sz w:val="21"/>
+          <w:szCs w:val="21"/>
+        </w:rPr>
+        <w:t xml:space="preserve"> implements neither the dist-tag preference nor the deprecation preference, and the shipped </w:t>
+      </w:r>
+      <w:r>
+        <w:rPr>
+          <w:rFonts w:ascii="Consolas" w:cs="Consolas" w:eastAsia="Consolas" w:hAnsi="Consolas"/>
+          <w:sz w:val="19"/>
+          <w:szCs w:val="19"/>
+        </w:rPr>
+        <w:t xml:space="preserve">walk250.jsonl</w:t>
+      </w:r>
+      <w:r>
+        <w:rPr>
+          <w:rFonts w:ascii="Georgia" w:cs="Georgia" w:eastAsia="Georgia" w:hAnsi="Georgia"/>
+          <w:sz w:val="21"/>
+          <w:szCs w:val="21"/>
+        </w:rPr>
+        <w:t xml:space="preserve"> is its output. Rebuilding the corpus through the corrected resolver moves 160 of 250 trees and 507 nodes, and confirms the figures Section 1 already carries.</w:t>
+      </w:r>
+    </w:p>
+    <w:p>
+      <w:pPr>
+        <w:spacing w:after="160"/>
+        <w:jc w:val="left"/>
+      </w:pPr>
+      <w:r>
+        <w:rPr>
+          <w:rFonts w:ascii="Georgia" w:cs="Georgia" w:eastAsia="Georgia" w:hAnsi="Georgia"/>
+          <w:b/>
+          <w:bCs/>
+          <w:sz w:val="21"/>
+          <w:szCs w:val="21"/>
+        </w:rPr>
+        <w:t xml:space="preserve">New result: ten days of registry movement changes 73.6% of servers</w:t>
+      </w:r>
+      <w:r>
+        <w:rPr>
+          <w:rFonts w:ascii="Georgia" w:cs="Georgia" w:eastAsia="Georgia" w:hAnsi="Georgia"/>
+          <w:sz w:val="21"/>
+          <w:szCs w:val="21"/>
+        </w:rPr>
+        <w:t xml:space="preserve">, reported in Section 1. The decomposition is exact: 507 nodes from the resolver correction, 12 from drift, 495 combined and 495 measured directly.</w:t>
+      </w:r>
+    </w:p>
+    <w:p>
+      <w:pPr>
+        <w:spacing w:after="160"/>
+        <w:jc w:val="left"/>
+      </w:pPr>
+      <w:r>
+        <w:rPr>
+          <w:rFonts w:ascii="Georgia" w:cs="Georgia" w:eastAsia="Georgia" w:hAnsi="Georgia"/>
+          <w:b/>
+          <w:bCs/>
+          <w:sz w:val="21"/>
+          <w:szCs w:val="21"/>
+        </w:rPr>
+        <w:t xml:space="preserve">One Section 6 row was computed on the pre-correction walk.</w:t>
+      </w:r>
+      <w:r>
+        <w:rPr>
+          <w:rFonts w:ascii="Georgia" w:cs="Georgia" w:eastAsia="Georgia" w:hAnsi="Georgia"/>
+          <w:sz w:val="21"/>
+          <w:szCs w:val="21"/>
+        </w:rPr>
+        <w:t xml:space="preserve"> Of the six rows, only "deprecated package in tree" is derived from the resolved node set; the rest need tarball contents or root metadata that a walk does not carry. Its MCP numerator is 43 of 250, which is the pre-correction figure. The corrected walk gives 42, moving the coverage-corrected rate from 18.0% to approximately 17.6%, inside the interval already reported and leaving the verdict unchanged. The control arm was walked with the same resolver, so the comparison is internally consistent and correcting one arm alone would not improve it. The row is left as published and the residual is recorded here rather than silently carried.</w:t>
+      </w:r>
+    </w:p>
+    <w:p>
+      <w:pPr>
+        <w:spacing w:after="160"/>
+        <w:jc w:val="left"/>
+      </w:pPr>
+      <w:r>
+        <w:rPr>
+          <w:rFonts w:ascii="Georgia" w:cs="Georgia" w:eastAsia="Georgia" w:hAnsi="Georgia"/>
+          <w:sz w:val="21"/>
+          <w:szCs w:val="21"/>
+        </w:rPr>
+        <w:t xml:space="preserve">Two artifacts of the dated re-walk are recorded in </w:t>
+      </w:r>
+      <w:r>
+        <w:rPr>
+          <w:rFonts w:ascii="Consolas" w:cs="Consolas" w:eastAsia="Consolas" w:hAnsi="Consolas"/>
+          <w:sz w:val="19"/>
+          <w:szCs w:val="19"/>
+        </w:rPr>
+        <w:t xml:space="preserve">RESOLVER-NOTES.md</w:t>
+      </w:r>
+      <w:r>
+        <w:rPr>
+          <w:rFonts w:ascii="Georgia" w:cs="Georgia" w:eastAsia="Georgia" w:hAnsi="Georgia"/>
+          <w:sz w:val="21"/>
+          <w:szCs w:val="21"/>
+        </w:rPr>
+        <w:t xml:space="preserve"> rather than here, because both were mine and neither reached the paper. The time-travel path dropped two roots that publish only prereleases, which read as a 5% corpus shrink, and then, once fixed, resolved one of them to a higher prerelease than its own tag, which read as the maximum growing to 604. The rule change is small and stable; the machinery built to isolate it produced two larger and more interesting false results first.</w:t>
+      </w:r>
+    </w:p>
+    <w:p>
+      <w:pPr>
+        <w:spacing w:after="160"/>
+        <w:jc w:val="left"/>
+      </w:pPr>
+      <w:r>
+        <w:rPr>
+          <w:rFonts w:ascii="Georgia" w:cs="Georgia" w:eastAsia="Georgia" w:hAnsi="Georgia"/>
+          <w:b/>
+          <w:bCs/>
+          <w:sz w:val="21"/>
+          <w:szCs w:val="21"/>
+        </w:rPr>
+        <w:t xml:space="preserve">3.6</w:t>
+      </w:r>
+      <w:r>
+        <w:rPr>
+          <w:rFonts w:ascii="Georgia" w:cs="Georgia" w:eastAsia="Georgia" w:hAnsi="Georgia"/>
+          <w:sz w:val="21"/>
+          <w:szCs w:val="21"/>
+        </w:rPr>
+        <w:t xml:space="preserve"> Two method sentences corrected, Section 1 restated on a released file, and three qualifications added to the drift result. No empirical finding changes.</w:t>
+      </w:r>
+    </w:p>
+    <w:p>
+      <w:pPr>
+        <w:spacing w:after="160"/>
+        <w:jc w:val="left"/>
+      </w:pPr>
+      <w:r>
+        <w:rPr>
+          <w:rFonts w:ascii="Georgia" w:cs="Georgia" w:eastAsia="Georgia" w:hAnsi="Georgia"/>
+          <w:b/>
+          <w:bCs/>
+          <w:sz w:val="21"/>
+          <w:szCs w:val="21"/>
+        </w:rPr>
+        <w:t xml:space="preserve">Section 1 described the drift measurement as two walks ten days apart, and as "two cold starts".</w:t>
+      </w:r>
+      <w:r>
+        <w:rPr>
+          <w:rFonts w:ascii="Georgia" w:cs="Georgia" w:eastAsia="Georgia" w:hAnsi="Georgia"/>
+          <w:sz w:val="21"/>
+          <w:szCs w:val="21"/>
+        </w:rPr>
+        <w:t xml:space="preserve"> Both runs were made on 2026-09-17, and the earlier registry state was rebuilt by discarding versions published after 2026-09-07. A reader writing about the result copied the sentence in good faith, which is how the imprecision surfaced.</w:t>
+      </w:r>
+    </w:p>
+    <w:p>
+      <w:pPr>
+        <w:spacing w:after="160"/>
+        <w:jc w:val="left"/>
+      </w:pPr>
+      <w:r>
+        <w:rPr>
+          <w:rFonts w:ascii="Georgia" w:cs="Georgia" w:eastAsia="Georgia" w:hAnsi="Georgia"/>
+          <w:b/>
+          <w:bCs/>
+          <w:sz w:val="21"/>
+          <w:szCs w:val="21"/>
+        </w:rPr>
+        <w:t xml:space="preserve">Section 1's tree statistics now come from a file a reader can run.</w:t>
+      </w:r>
+      <w:r>
+        <w:rPr>
+          <w:rFonts w:ascii="Georgia" w:cs="Georgia" w:eastAsia="Georgia" w:hAnsi="Georgia"/>
+          <w:sz w:val="21"/>
+          <w:szCs w:val="21"/>
+        </w:rPr>
+        <w:t xml:space="preserve"> Revisions 3.2 to 3.5 reported a median of 93 and a maximum of 618 from a corrected walk that no longer exists, which the 3.5 notes above already recorded. Section 1 now reports 94 and 619 from </w:t>
+      </w:r>
+      <w:r>
+        <w:rPr>
+          <w:rFonts w:ascii="Consolas" w:cs="Consolas" w:eastAsia="Consolas" w:hAnsi="Consolas"/>
+          <w:sz w:val="19"/>
+          <w:szCs w:val="19"/>
+        </w:rPr>
+        <w:t xml:space="preserve">data/walk250_corrected_today.jsonl</w:t>
+      </w:r>
+      <w:r>
+        <w:rPr>
+          <w:rFonts w:ascii="Georgia" w:cs="Georgia" w:eastAsia="Georgia" w:hAnsi="Georgia"/>
+          <w:sz w:val="21"/>
+          <w:szCs w:val="21"/>
+        </w:rPr>
+        <w:t xml:space="preserve">, and names what the dated walk gives. </w:t>
+      </w:r>
+      <w:r>
+        <w:rPr>
+          <w:rFonts w:ascii="Consolas" w:cs="Consolas" w:eastAsia="Consolas" w:hAnsi="Consolas"/>
+          <w:sz w:val="19"/>
+          <w:szCs w:val="19"/>
+        </w:rPr>
+        <w:t xml:space="preserve">spec/mcp-lock-spec.md</w:t>
+      </w:r>
+      <w:r>
+        <w:rPr>
+          <w:rFonts w:ascii="Georgia" w:cs="Georgia" w:eastAsia="Georgia" w:hAnsi="Georgia"/>
+          <w:sz w:val="21"/>
+          <w:szCs w:val="21"/>
+        </w:rPr>
+        <w:t xml:space="preserve"> carried the two figures from the paper and is updated with it.</w:t>
+      </w:r>
+    </w:p>
+    <w:p>
+      <w:pPr>
+        <w:spacing w:after="160"/>
+        <w:jc w:val="left"/>
+      </w:pPr>
+      <w:r>
+        <w:rPr>
+          <w:rFonts w:ascii="Georgia" w:cs="Georgia" w:eastAsia="Georgia" w:hAnsi="Georgia"/>
+          <w:b/>
+          <w:bCs/>
+          <w:sz w:val="21"/>
+          <w:szCs w:val="21"/>
+        </w:rPr>
+        <w:t xml:space="preserve">The drift result now carries its own limits</w:t>
+      </w:r>
+      <w:r>
+        <w:rPr>
+          <w:rFonts w:ascii="Georgia" w:cs="Georgia" w:eastAsia="Georgia" w:hAnsi="Georgia"/>
+          <w:sz w:val="21"/>
+          <w:szCs w:val="21"/>
+        </w:rPr>
+        <w:t xml:space="preserve">: that it is a resolver result and not an install, that the rebuilt state cannot see unpublished versions or historical deprecation flags so 184 is a floor on those two counts, and that the count survives removing the packages the dist-tag defect touches.</w:t>
       </w:r>
     </w:p>
     <w:sectPr>
@@ -10895,10 +11767,6 @@
 </w:document>
 </file>
 
-<file path=word/comments.xml><?xml version="1.0" encoding="utf-8"?>
-<w:comments xmlns:cx="http://schemas.microsoft.com/office/drawing/2014/chartex" xmlns:cx1="http://schemas.microsoft.com/office/drawing/2015/9/8/chartex" xmlns:cx2="http://schemas.microsoft.com/office/drawing/2015/10/21/chartex" xmlns:cx3="http://schemas.microsoft.com/office/drawing/2016/5/9/chartex" xmlns:cx4="http://schemas.microsoft.com/office/drawing/2016/5/10/chartex" xmlns:cx5="http://schemas.microsoft.com/office/drawing/2016/5/11/chartex" xmlns:cx6="http://schemas.microsoft.com/office/drawing/2016/5/12/chartex" xmlns:cx7="http://schemas.microsoft.com/office/drawing/2016/5/13/chartex" xmlns:cx8="http://schemas.microsoft.com/office/drawing/2016/5/14/chartex" xmlns:mc="http://schemas.openxmlformats.org/markup-compatibility/2006" xmlns:aink="http://schemas.microsoft.com/office/drawing/2016/ink" xmlns:am3d="http://schemas.microsoft.com/office/drawing/2017/model3d" xmlns:o="urn:schemas-microsoft-com:office:office" xmlns:r="http://schemas.openxmlformats.org/officeDocument/2006/relationships" xmlns:m="http://schemas.openxmlformats.org/officeDocument/2006/math" xmlns:v="urn:schemas-microsoft-com:vml" xmlns:wp14="http://schemas.microsoft.com/office/word/2010/wordprocessingDrawing" xmlns:wp="http://schemas.openxmlformats.org/drawingml/2006/wordprocessingDrawing" xmlns:w10="urn:schemas-microsoft-com:office:word" xmlns:w="http://schemas.openxmlformats.org/wordprocessingml/2006/main" xmlns:w14="http://schemas.microsoft.com/office/word/2010/wordml" xmlns:w15="http://schemas.microsoft.com/office/word/2012/wordml" xmlns:w16cex="http://schemas.microsoft.com/office/word/2018/wordml/cex" xmlns:w16cid="http://schemas.microsoft.com/office/word/2016/wordml/cid" xmlns:w16="http://schemas.microsoft.com/office/word/2018/wordml" xmlns:w16sdtdh="http://schemas.microsoft.com/office/word/2020/wordml/sdtdatahash" xmlns:w16se="http://schemas.microsoft.com/office/word/2015/wordml/symex" xmlns:wpg="http://schemas.microsoft.com/office/word/2010/wordprocessingGroup" xmlns:wpi="http://schemas.microsoft.com/office/word/2010/wordprocessingInk" xmlns:wne="http://schemas.microsoft.com/office/word/2006/wordml" xmlns:wps="http://schemas.microsoft.com/office/word/2010/wordprocessingShape"/>
-</file>
-
 <file path=word/endnotes.xml><?xml version="1.0" encoding="utf-8"?>
 <w:endnotes xmlns:wpc="http://schemas.microsoft.com/office/word/2010/wordprocessingCanvas" xmlns:mc="http://schemas.openxmlformats.org/markup-compatibility/2006" xmlns:o="urn:schemas-microsoft-com:office:office" xmlns:r="http://schemas.openxmlformats.org/officeDocument/2006/relationships" xmlns:m="http://schemas.openxmlformats.org/officeDocument/2006/math" xmlns:v="urn:schemas-microsoft-com:vml" xmlns:wp14="http://schemas.microsoft.com/office/word/2010/wordprocessingDrawing" xmlns:wp="http://schemas.openxmlformats.org/drawingml/2006/wordprocessingDrawing" xmlns:w10="urn:schemas-microsoft-com:office:word" xmlns:w="http://schemas.openxmlformats.org/wordprocessingml/2006/main" xmlns:w14="http://schemas.microsoft.com/office/word/2010/wordml" xmlns:w15="http://schemas.microsoft.com/office/word/2012/wordml" xmlns:wpg="http://schemas.microsoft.com/office/word/2010/wordprocessingGroup" xmlns:wpi="http://schemas.microsoft.com/office/word/2010/wordprocessingInk" xmlns:wne="http://schemas.microsoft.com/office/word/2006/wordml" xmlns:wps="http://schemas.microsoft.com/office/word/2010/wordprocessingShape" mc:Ignorable="w14 w15 wp14">
   <w:endnote w:type="separator" w:id="-1">
@@ -10977,7 +11845,7 @@
 <w:numbering xmlns:wpc="http://schemas.microsoft.com/office/word/2010/wordprocessingCanvas" xmlns:mc="http://schemas.openxmlformats.org/markup-compatibility/2006" xmlns:o="urn:schemas-microsoft-com:office:office" xmlns:r="http://schemas.openxmlformats.org/officeDocument/2006/relationships" xmlns:m="http://schemas.openxmlformats.org/officeDocument/2006/math" xmlns:v="urn:schemas-microsoft-com:vml" xmlns:wp14="http://schemas.microsoft.com/office/word/2010/wordprocessingDrawing" xmlns:wp="http://schemas.openxmlformats.org/drawingml/2006/wordprocessingDrawing" xmlns:w10="urn:schemas-microsoft-com:office:word" xmlns:w="http://schemas.openxmlformats.org/wordprocessingml/2006/main" xmlns:w14="http://schemas.microsoft.com/office/word/2010/wordml" xmlns:w15="http://schemas.microsoft.com/office/word/2012/wordml" xmlns:wpg="http://schemas.microsoft.com/office/word/2010/wordprocessingGroup" xmlns:wpi="http://schemas.microsoft.com/office/word/2010/wordprocessingInk" xmlns:wne="http://schemas.microsoft.com/office/word/2006/wordml" xmlns:wps="http://schemas.microsoft.com/office/word/2010/wordprocessingShape" mc:Ignorable="w14 w15 wp14">
   <w:abstractNum w:abstractNumId="1" w15:restartNumberingAfterBreak="0">
     <w:multiLevelType w:val="hybridMultilevel"/>
-    <w:lvl w:ilvl="0" w15:tentative="1">
+    <w:lvl w:ilvl="0" w:tentative="1">
       <w:start w:val="1"/>
       <w:numFmt w:val="bullet"/>
       <w:lvlText w:val="●"/>
@@ -10986,7 +11854,7 @@
         <w:ind w:left="720" w:hanging="360"/>
       </w:pPr>
     </w:lvl>
-    <w:lvl w:ilvl="1" w15:tentative="1">
+    <w:lvl w:ilvl="1" w:tentative="1">
       <w:start w:val="1"/>
       <w:numFmt w:val="bullet"/>
       <w:lvlText w:val="○"/>
@@ -10995,7 +11863,7 @@
         <w:ind w:left="1440" w:hanging="360"/>
       </w:pPr>
     </w:lvl>
-    <w:lvl w:ilvl="2" w15:tentative="1">
+    <w:lvl w:ilvl="2" w:tentative="1">
       <w:start w:val="1"/>
       <w:numFmt w:val="bullet"/>
       <w:lvlText w:val="■"/>
@@ -11004,7 +11872,7 @@
         <w:ind w:left="2160" w:hanging="360"/>
       </w:pPr>
     </w:lvl>
-    <w:lvl w:ilvl="3" w15:tentative="1">
+    <w:lvl w:ilvl="3" w:tentative="1">
       <w:start w:val="1"/>
       <w:numFmt w:val="bullet"/>
       <w:lvlText w:val="●"/>
@@ -11013,7 +11881,7 @@
         <w:ind w:left="2880" w:hanging="360"/>
       </w:pPr>
     </w:lvl>
-    <w:lvl w:ilvl="4" w15:tentative="1">
+    <w:lvl w:ilvl="4" w:tentative="1">
       <w:start w:val="1"/>
       <w:numFmt w:val="bullet"/>
       <w:lvlText w:val="○"/>
@@ -11022,7 +11890,7 @@
         <w:ind w:left="3600" w:hanging="360"/>
       </w:pPr>
     </w:lvl>
-    <w:lvl w:ilvl="5" w15:tentative="1">
+    <w:lvl w:ilvl="5" w:tentative="1">
       <w:start w:val="1"/>
       <w:numFmt w:val="bullet"/>
       <w:lvlText w:val="■"/>
@@ -11031,7 +11899,7 @@
         <w:ind w:left="4320" w:hanging="360"/>
       </w:pPr>
     </w:lvl>
-    <w:lvl w:ilvl="6" w15:tentative="1">
+    <w:lvl w:ilvl="6" w:tentative="1">
       <w:start w:val="1"/>
       <w:numFmt w:val="bullet"/>
       <w:lvlText w:val="●"/>
@@ -11040,7 +11908,7 @@
         <w:ind w:left="5040" w:hanging="360"/>
       </w:pPr>
     </w:lvl>
-    <w:lvl w:ilvl="7" w15:tentative="1">
+    <w:lvl w:ilvl="7" w:tentative="1">
       <w:start w:val="1"/>
       <w:numFmt w:val="bullet"/>
       <w:lvlText w:val="●"/>
@@ -11049,7 +11917,7 @@
         <w:ind w:left="5760" w:hanging="360"/>
       </w:pPr>
     </w:lvl>
-    <w:lvl w:ilvl="8" w15:tentative="1">
+    <w:lvl w:ilvl="8" w:tentative="1">
       <w:start w:val="1"/>
       <w:numFmt w:val="bullet"/>
       <w:lvlText w:val="●"/>
@@ -11080,6 +11948,10 @@
     </w:rPrDefault>
     <w:pPrDefault/>
   </w:docDefaults>
+  <w:style w:type="paragraph" w:styleId="Normal" w:default="1">
+    <w:name w:val="Normal"/>
+    <w:qFormat/>
+  </w:style>
   <w:style w:type="paragraph" w:styleId="Title">
     <w:name w:val="Title"/>
     <w:basedOn w:val="Normal"/>
@@ -11252,4 +12124,294 @@
     </w:rPr>
   </w:style>
 </w:styles>
+</file>
+
+<file path=word/theme/theme1.xml><?xml version="1.0" encoding="utf-8"?>
+<a:theme xmlns:a="http://schemas.openxmlformats.org/drawingml/2006/main" name="Office Theme">
+  <a:themeElements>
+    <a:clrScheme name="Office">
+      <a:dk1>
+        <a:sysClr val="windowText" lastClr="000000"/>
+      </a:dk1>
+      <a:lt1>
+        <a:sysClr val="window" lastClr="FFFFFF"/>
+      </a:lt1>
+      <a:dk2>
+        <a:srgbClr val="44546A"/>
+      </a:dk2>
+      <a:lt2>
+        <a:srgbClr val="E7E6E6"/>
+      </a:lt2>
+      <a:accent1>
+        <a:srgbClr val="4472C4"/>
+      </a:accent1>
+      <a:accent2>
+        <a:srgbClr val="ED7D31"/>
+      </a:accent2>
+      <a:accent3>
+        <a:srgbClr val="A5A5A5"/>
+      </a:accent3>
+      <a:accent4>
+        <a:srgbClr val="FFC000"/>
+      </a:accent4>
+      <a:accent5>
+        <a:srgbClr val="5B9BD5"/>
+      </a:accent5>
+      <a:accent6>
+        <a:srgbClr val="70AD47"/>
+      </a:accent6>
+      <a:hlink>
+        <a:srgbClr val="0563C1"/>
+      </a:hlink>
+      <a:folHlink>
+        <a:srgbClr val="954F72"/>
+      </a:folHlink>
+    </a:clrScheme>
+    <a:fontScheme name="Office">
+      <a:majorFont>
+        <a:latin typeface="Calibri Light" panose="020F0302020204030204"/>
+        <a:ea typeface=""/>
+        <a:cs typeface=""/>
+        <a:font script="Jpan" typeface="游ゴシック Light"/>
+        <a:font script="Hang" typeface="맑은 고딕"/>
+        <a:font script="Hans" typeface="等线 Light"/>
+        <a:font script="Hant" typeface="新細明體"/>
+        <a:font script="Arab" typeface="Times New Roman"/>
+        <a:font script="Hebr" typeface="Times New Roman"/>
+        <a:font script="Thai" typeface="Angsana New"/>
+        <a:font script="Ethi" typeface="Nyala"/>
+        <a:font script="Beng" typeface="Vrinda"/>
+        <a:font script="Gujr" typeface="Shruti"/>
+        <a:font script="Khmr" typeface="MoolBoran"/>
+        <a:font script="Knda" typeface="Tunga"/>
+        <a:font script="Guru" typeface="Raavi"/>
+        <a:font script="Cans" typeface="Euphemia"/>
+        <a:font script="Cher" typeface="Plantagenet Cherokee"/>
+        <a:font script="Yiii" typeface="Microsoft Yi Baiti"/>
+        <a:font script="Tibt" typeface="Microsoft Himalaya"/>
+        <a:font script="Thaa" typeface="MV Boli"/>
+        <a:font script="Deva" typeface="Mangal"/>
+        <a:font script="Telu" typeface="Gautami"/>
+        <a:font script="Taml" typeface="Latha"/>
+        <a:font script="Syrc" typeface="Estrangelo Edessa"/>
+        <a:font script="Orya" typeface="Kalinga"/>
+        <a:font script="Mlym" typeface="Kartika"/>
+        <a:font script="Laoo" typeface="DokChampa"/>
+        <a:font script="Sinh" typeface="Iskoola Pota"/>
+        <a:font script="Mong" typeface="Mongolian Baiti"/>
+        <a:font script="Viet" typeface="Times New Roman"/>
+        <a:font script="Uigh" typeface="Microsoft Uighur"/>
+        <a:font script="Geor" typeface="Sylfaen"/>
+        <a:font script="Armn" typeface="Arial"/>
+        <a:font script="Bugi" typeface="Leelawadee UI"/>
+        <a:font script="Bopo" typeface="Microsoft JhengHei"/>
+        <a:font script="Java" typeface="Javanese Text"/>
+        <a:font script="Lisu" typeface="Segoe UI"/>
+        <a:font script="Mymr" typeface="Myanmar Text"/>
+        <a:font script="Nkoo" typeface="Ebrima"/>
+        <a:font script="Olck" typeface="Nirmala UI"/>
+        <a:font script="Osma" typeface="Ebrima"/>
+        <a:font script="Phag" typeface="Phagspa"/>
+        <a:font script="Syrn" typeface="Estrangelo Edessa"/>
+        <a:font script="Syrj" typeface="Estrangelo Edessa"/>
+        <a:font script="Syre" typeface="Estrangelo Edessa"/>
+        <a:font script="Sora" typeface="Nirmala UI"/>
+        <a:font script="Tale" typeface="Microsoft Tai Le"/>
+        <a:font script="Talu" typeface="Microsoft New Tai Lue"/>
+        <a:font script="Tfng" typeface="Ebrima"/>
+      </a:majorFont>
+      <a:minorFont>
+        <a:latin typeface="Calibri" panose="020F0502020204030204"/>
+        <a:ea typeface=""/>
+        <a:cs typeface=""/>
+        <a:font script="Jpan" typeface="游明朝"/>
+        <a:font script="Hang" typeface="맑은 고딕"/>
+        <a:font script="Hans" typeface="等线"/>
+        <a:font script="Hant" typeface="新細明體"/>
+        <a:font script="Arab" typeface="Arial"/>
+        <a:font script="Hebr" typeface="Arial"/>
+        <a:font script="Thai" typeface="Cordia New"/>
+        <a:font script="Ethi" typeface="Nyala"/>
+        <a:font script="Beng" typeface="Vrinda"/>
+        <a:font script="Gujr" typeface="Shruti"/>
+        <a:font script="Khmr" typeface="DaunPenh"/>
+        <a:font script="Knda" typeface="Tunga"/>
+        <a:font script="Guru" typeface="Raavi"/>
+        <a:font script="Cans" typeface="Euphemia"/>
+        <a:font script="Cher" typeface="Plantagenet Cherokee"/>
+        <a:font script="Yiii" typeface="Microsoft Yi Baiti"/>
+        <a:font script="Tibt" typeface="Microsoft Himalaya"/>
+        <a:font script="Thaa" typeface="MV Boli"/>
+        <a:font script="Deva" typeface="Mangal"/>
+        <a:font script="Telu" typeface="Gautami"/>
+        <a:font script="Taml" typeface="Latha"/>
+        <a:font script="Syrc" typeface="Estrangelo Edessa"/>
+        <a:font script="Orya" typeface="Kalinga"/>
+        <a:font script="Mlym" typeface="Kartika"/>
+        <a:font script="Laoo" typeface="DokChampa"/>
+        <a:font script="Sinh" typeface="Iskoola Pota"/>
+        <a:font script="Mong" typeface="Mongolian Baiti"/>
+        <a:font script="Viet" typeface="Arial"/>
+        <a:font script="Uigh" typeface="Microsoft Uighur"/>
+        <a:font script="Geor" typeface="Sylfaen"/>
+        <a:font script="Armn" typeface="Arial"/>
+        <a:font script="Bugi" typeface="Leelawadee UI"/>
+        <a:font script="Bopo" typeface="Microsoft JhengHei"/>
+        <a:font script="Java" typeface="Javanese Text"/>
+        <a:font script="Lisu" typeface="Segoe UI"/>
+        <a:font script="Mymr" typeface="Myanmar Text"/>
+        <a:font script="Nkoo" typeface="Ebrima"/>
+        <a:font script="Olck" typeface="Nirmala UI"/>
+        <a:font script="Osma" typeface="Ebrima"/>
+        <a:font script="Phag" typeface="Phagspa"/>
+        <a:font script="Syrn" typeface="Estrangelo Edessa"/>
+        <a:font script="Syrj" typeface="Estrangelo Edessa"/>
+        <a:font script="Syre" typeface="Estrangelo Edessa"/>
+        <a:font script="Sora" typeface="Nirmala UI"/>
+        <a:font script="Tale" typeface="Microsoft Tai Le"/>
+        <a:font script="Talu" typeface="Microsoft New Tai Lue"/>
+        <a:font script="Tfng" typeface="Ebrima"/>
+      </a:minorFont>
+    </a:fontScheme>
+    <a:fmtScheme name="Office">
+      <a:fillStyleLst>
+        <a:solidFill>
+          <a:schemeClr val="phClr"/>
+        </a:solidFill>
+        <a:gradFill rotWithShape="true">
+          <a:gsLst>
+            <a:gs pos="0">
+              <a:schemeClr val="phClr">
+                <a:lumMod val="110000"/>
+                <a:satMod val="105000"/>
+                <a:tint val="67000"/>
+              </a:schemeClr>
+            </a:gs>
+            <a:gs pos="50000">
+              <a:schemeClr val="phClr">
+                <a:lumMod val="105000"/>
+                <a:satMod val="103000"/>
+                <a:tint val="73000"/>
+              </a:schemeClr>
+            </a:gs>
+            <a:gs pos="100000">
+              <a:schemeClr val="phClr">
+                <a:lumMod val="105000"/>
+                <a:satMod val="109000"/>
+                <a:tint val="81000"/>
+              </a:schemeClr>
+            </a:gs>
+          </a:gsLst>
+          <a:lin ang="5400000" scaled="false"/>
+        </a:gradFill>
+        <a:gradFill rotWithShape="true">
+          <a:gsLst>
+            <a:gs pos="0">
+              <a:schemeClr val="phClr">
+                <a:satMod val="103000"/>
+                <a:lumMod val="102000"/>
+                <a:tint val="94000"/>
+              </a:schemeClr>
+            </a:gs>
+            <a:gs pos="50000">
+              <a:schemeClr val="phClr">
+                <a:satMod val="110000"/>
+                <a:lumMod val="100000"/>
+                <a:shade val="100000"/>
+              </a:schemeClr>
+            </a:gs>
+            <a:gs pos="100000">
+              <a:schemeClr val="phClr">
+                <a:lumMod val="99000"/>
+                <a:satMod val="120000"/>
+                <a:shade val="78000"/>
+              </a:schemeClr>
+            </a:gs>
+          </a:gsLst>
+          <a:lin ang="5400000" scaled="false"/>
+        </a:gradFill>
+      </a:fillStyleLst>
+      <a:lnStyleLst>
+        <a:ln w="6350" cap="flat" cmpd="sng" algn="ctr">
+          <a:solidFill>
+            <a:schemeClr val="phClr"/>
+          </a:solidFill>
+          <a:prstDash val="solid"/>
+          <a:miter lim="800000"/>
+        </a:ln>
+        <a:ln w="12700" cap="flat" cmpd="sng" algn="ctr">
+          <a:solidFill>
+            <a:schemeClr val="phClr"/>
+          </a:solidFill>
+          <a:prstDash val="solid"/>
+          <a:miter lim="800000"/>
+        </a:ln>
+        <a:ln w="19050" cap="flat" cmpd="sng" algn="ctr">
+          <a:solidFill>
+            <a:schemeClr val="phClr"/>
+          </a:solidFill>
+          <a:prstDash val="solid"/>
+          <a:miter lim="800000"/>
+        </a:ln>
+      </a:lnStyleLst>
+      <a:effectStyleLst>
+        <a:effectStyle>
+          <a:effectLst/>
+        </a:effectStyle>
+        <a:effectStyle>
+          <a:effectLst/>
+        </a:effectStyle>
+        <a:effectStyle>
+          <a:effectLst>
+            <a:outerShdw blurRad="57150" dist="19050" dir="5400000" algn="ctr" rotWithShape="false">
+              <a:srgbClr val="000000">
+                <a:alpha val="63000"/>
+              </a:srgbClr>
+            </a:outerShdw>
+          </a:effectLst>
+        </a:effectStyle>
+      </a:effectStyleLst>
+      <a:bgFillStyleLst>
+        <a:solidFill>
+          <a:schemeClr val="phClr"/>
+        </a:solidFill>
+        <a:solidFill>
+          <a:schemeClr val="phClr">
+            <a:tint val="95000"/>
+            <a:satMod val="170000"/>
+          </a:schemeClr>
+        </a:solidFill>
+        <a:gradFill rotWithShape="true">
+          <a:gsLst>
+            <a:gs pos="0">
+              <a:schemeClr val="phClr">
+                <a:tint val="93000"/>
+                <a:satMod val="150000"/>
+                <a:shade val="98000"/>
+                <a:lumMod val="102000"/>
+              </a:schemeClr>
+            </a:gs>
+            <a:gs pos="50000">
+              <a:schemeClr val="phClr">
+                <a:tint val="98000"/>
+                <a:satMod val="130000"/>
+                <a:shade val="90000"/>
+                <a:lumMod val="103000"/>
+              </a:schemeClr>
+            </a:gs>
+            <a:gs pos="100000">
+              <a:schemeClr val="phClr">
+                <a:shade val="63000"/>
+                <a:satMod val="120000"/>
+              </a:schemeClr>
+            </a:gs>
+          </a:gsLst>
+          <a:lin ang="5400000" scaled="false"/>
+        </a:gradFill>
+      </a:bgFillStyleLst>
+    </a:fmtScheme>
+  </a:themeElements>
+  <a:objectDefaults/>
+  <a:extraClrSchemeLst/>
+</a:theme>
 </file>
--- a/paper/mcp-frame-paper-v3.docx
+++ b/paper/mcp-frame-paper-v3.docx
@@ -10571,7 +10571,7 @@
           <w:sz w:val="21"/>
           <w:szCs w:val="21"/>
         </w:rPr>
-        <w:t xml:space="preserve">Archived at DOI 10.5281/zenodo.22641812.</w:t>
+        <w:t xml:space="preserve">Concept DOI 10.5281/zenodo.22641812.</w:t>
       </w:r>
     </w:p>
     <w:p>
@@ -10587,10 +10587,38 @@
       <w:r>
         <w:rPr>
           <w:rFonts w:ascii="Georgia" w:cs="Georgia" w:eastAsia="Georgia" w:hAnsi="Georgia"/>
-          <w:sz w:val="21"/>
-          <w:szCs w:val="21"/>
-        </w:rPr>
-        <w:t xml:space="preserve">Cite that DOI. It is the concept DOI, which resolves to the most recent archived version, so it does not go stale as this paper is revised.</w:t>
+          <w:b/>
+          <w:bCs/>
+          <w:sz w:val="21"/>
+          <w:szCs w:val="21"/>
+        </w:rPr>
+        <w:t xml:space="preserve">Cite the git tag and commit, not the DOI alone, for anything in this paper after version 3.3.</w:t>
+      </w:r>
+      <w:r>
+        <w:rPr>
+          <w:rFonts w:ascii="Georgia" w:cs="Georgia" w:eastAsia="Georgia" w:hAnsi="Georgia"/>
+          <w:sz w:val="21"/>
+          <w:szCs w:val="21"/>
+        </w:rPr>
+        <w:t xml:space="preserve"> The concept DOI resolves to the most recent version Zenodo has </w:t>
+      </w:r>
+      <w:r>
+        <w:rPr>
+          <w:rFonts w:ascii="Georgia" w:cs="Georgia" w:eastAsia="Georgia" w:hAnsi="Georgia"/>
+          <w:i/>
+          <w:iCs/>
+          <w:sz w:val="21"/>
+          <w:szCs w:val="21"/>
+        </w:rPr>
+        <w:t xml:space="preserve">archived</w:t>
+      </w:r>
+      <w:r>
+        <w:rPr>
+          <w:rFonts w:ascii="Georgia" w:cs="Georgia" w:eastAsia="Georgia" w:hAnsi="Georgia"/>
+          <w:sz w:val="21"/>
+          <w:szCs w:val="21"/>
+        </w:rPr>
+        <w:t xml:space="preserve">, which is not the most recent version tagged in that repository. Checked on 2026-10-11, the newest archived version is the record labelled 3.3, so versions 3.4 through 3.7 exist as tags and have never reached the archive. Zenodo's GitHub integration fires on a published release rather than on a tag, and releases published while the integration was inactive do not backfill. Nothing archived under this DOI contains the registry-drift result, the resolver correction, or the advisory-gap recomputation. This was found by the maintainer of mcp-audit, who checked the DOI rather than taking my word for it, after I had told him it resolved to the current version.</w:t>
       </w:r>
     </w:p>
     <w:p>
@@ -11204,7 +11232,25 @@
           <w:sz w:val="21"/>
           <w:szCs w:val="21"/>
         </w:rPr>
-        <w:t xml:space="preserve"> tag was placed on the version 3.1 commit, and a Zenodo record's files cannot be replaced after minting. The paper now cites the concept DOI, 10.5281/zenodo.22641812, which resolves to the most recent version and does not need changing at each revision. Also released the result files Sections 5 and 6 depend on, which had never been published: </w:t>
+        <w:t xml:space="preserve"> tag was placed on the version 3.1 commit, and a Zenodo record's files cannot be replaced after minting. The paper cited the concept DOI, 10.5281/zenodo.22641812, on the assumption that it resolves to the most recent version and so would not need changing at each revision. Revision 3.8 withdraws that assumption: the DOI resolves to the most recent </w:t>
+      </w:r>
+      <w:r>
+        <w:rPr>
+          <w:rFonts w:ascii="Georgia" w:cs="Georgia" w:eastAsia="Georgia" w:hAnsi="Georgia"/>
+          <w:i/>
+          <w:iCs/>
+          <w:sz w:val="21"/>
+          <w:szCs w:val="21"/>
+        </w:rPr>
+        <w:t xml:space="preserve">archived</w:t>
+      </w:r>
+      <w:r>
+        <w:rPr>
+          <w:rFonts w:ascii="Georgia" w:cs="Georgia" w:eastAsia="Georgia" w:hAnsi="Georgia"/>
+          <w:sz w:val="21"/>
+          <w:szCs w:val="21"/>
+        </w:rPr>
+        <w:t xml:space="preserve"> version, and nothing after 3.3 has been archived. Also released the result files Sections 5 and 6 depend on, which had never been published: </w:t>
       </w:r>
       <w:r>
         <w:rPr>
@@ -11755,6 +11801,62 @@
           <w:szCs w:val="21"/>
         </w:rPr>
         <w:t xml:space="preserve">: that it is a resolver result and not an install, that the rebuilt state cannot see unpublished versions or historical deprecation flags so 184 is a floor on those two counts, and that the count survives removing the packages the dist-tag defect touches.</w:t>
+      </w:r>
+    </w:p>
+    <w:p>
+      <w:pPr>
+        <w:spacing w:after="160"/>
+        <w:jc w:val="left"/>
+      </w:pPr>
+      <w:r>
+        <w:rPr>
+          <w:rFonts w:ascii="Georgia" w:cs="Georgia" w:eastAsia="Georgia" w:hAnsi="Georgia"/>
+          <w:b/>
+          <w:bCs/>
+          <w:sz w:val="21"/>
+          <w:szCs w:val="21"/>
+        </w:rPr>
+        <w:t xml:space="preserve">3.8</w:t>
+      </w:r>
+      <w:r>
+        <w:rPr>
+          <w:rFonts w:ascii="Georgia" w:cs="Georgia" w:eastAsia="Georgia" w:hAnsi="Georgia"/>
+          <w:sz w:val="21"/>
+          <w:szCs w:val="21"/>
+        </w:rPr>
+        <w:t xml:space="preserve"> No measurement changes. The archive reference was wrong in a way the paper had been asserting since 3.4: the concept DOI resolves to the most recent version Zenodo has archived, and the most recent archived version is the record labelled 3.3, which carries the 3.1 tree. Everything from 3.4 onward exists only as a git tag. Section 11 now says so and tells a reader to cite the tag and the commit. </w:t>
+      </w:r>
+      <w:r>
+        <w:rPr>
+          <w:rFonts w:ascii="Consolas" w:cs="Consolas" w:eastAsia="Consolas" w:hAnsi="Consolas"/>
+          <w:sz w:val="19"/>
+          <w:szCs w:val="19"/>
+        </w:rPr>
+        <w:t xml:space="preserve">CITATION.cff</w:t>
+      </w:r>
+      <w:r>
+        <w:rPr>
+          <w:rFonts w:ascii="Georgia" w:cs="Georgia" w:eastAsia="Georgia" w:hAnsi="Georgia"/>
+          <w:sz w:val="21"/>
+          <w:szCs w:val="21"/>
+        </w:rPr>
+        <w:t xml:space="preserve"> and </w:t>
+      </w:r>
+      <w:r>
+        <w:rPr>
+          <w:rFonts w:ascii="Consolas" w:cs="Consolas" w:eastAsia="Consolas" w:hAnsi="Consolas"/>
+          <w:sz w:val="19"/>
+          <w:szCs w:val="19"/>
+        </w:rPr>
+        <w:t xml:space="preserve">.zenodo.json</w:t>
+      </w:r>
+      <w:r>
+        <w:rPr>
+          <w:rFonts w:ascii="Georgia" w:cs="Georgia" w:eastAsia="Georgia" w:hAnsi="Georgia"/>
+          <w:sz w:val="21"/>
+          <w:szCs w:val="21"/>
+        </w:rPr>
+        <w:t xml:space="preserve"> carried version 3.6.0 inside the 3.7 tree, which is what Zenodo reads when it archives, and now carry 3.7.0.</w:t>
       </w:r>
     </w:p>
     <w:sectPr>

--- a/paper/mcp-frame-paper-v3.docx
+++ b/paper/mcp-frame-paper-v3.docx
@@ -10632,7 +10632,7 @@
           <w:sz w:val="21"/>
           <w:szCs w:val="21"/>
         </w:rPr>
-        <w:t xml:space="preserve">The version DOIs are more specific and, in one case, misleading. 10.5281/zenodo.22641813 archives version 1.0.0 under its original title, "Measuring the MCP Supply Chain: Eight Null Results and a Population That Is Not the Population", whose findings are superseded here. 10.5281/zenodo.22664719 is labelled version 3.3 but archives the version 3.1 tree, because the </w:t>
+        <w:t xml:space="preserve">The version DOIs are more specific and, in one case, misleading. 10.5281/zenodo.22641813 archives version 1.0.0 under its original title, "Measuring the MCP Supply Chain: Eight Null Results and a Population That Is Not the Population", whose findings are superseded here. 10.5281/zenodo.22664719 is labelled version 3.3 but archives the version 3.1 tree. Earlier revisions explained that as the </w:t>
       </w:r>
       <w:r>
         <w:rPr>
@@ -10648,7 +10648,39 @@
           <w:sz w:val="21"/>
           <w:szCs w:val="21"/>
         </w:rPr>
-        <w:t xml:space="preserve"> git tag was placed on the version 3.1 commit and Zenodo archives whatever the tag points at. It contains neither the Section 6 correction nor the lock format proposal. Versions 1.0.1, 1.0.2 and 2.0 were never archived, and versions of this paper before 3.3 stated that 2.0 had its own DOI, which was not true.</w:t>
+        <w:t xml:space="preserve"> git tag having been placed on the version 3.1 commit, with Zenodo archiving whatever the tag points at. The tag placement is real and checkable: </w:t>
+      </w:r>
+      <w:r>
+        <w:rPr>
+          <w:rFonts w:ascii="Consolas" w:cs="Consolas" w:eastAsia="Consolas" w:hAnsi="Consolas"/>
+          <w:sz w:val="19"/>
+          <w:szCs w:val="19"/>
+        </w:rPr>
+        <w:t xml:space="preserve">v3.3</w:t>
+      </w:r>
+      <w:r>
+        <w:rPr>
+          <w:rFonts w:ascii="Georgia" w:cs="Georgia" w:eastAsia="Georgia" w:hAnsi="Georgia"/>
+          <w:sz w:val="21"/>
+          <w:szCs w:val="21"/>
+        </w:rPr>
+        <w:t xml:space="preserve"> points at commit </w:t>
+      </w:r>
+      <w:r>
+        <w:rPr>
+          <w:rFonts w:ascii="Consolas" w:cs="Consolas" w:eastAsia="Consolas" w:hAnsi="Consolas"/>
+          <w:sz w:val="19"/>
+          <w:szCs w:val="19"/>
+        </w:rPr>
+        <w:t xml:space="preserve">e3a4297</w:t>
+      </w:r>
+      <w:r>
+        <w:rPr>
+          <w:rFonts w:ascii="Georgia" w:cs="Georgia" w:eastAsia="Georgia" w:hAnsi="Georgia"/>
+          <w:sz w:val="21"/>
+          <w:szCs w:val="21"/>
+        </w:rPr>
+        <w:t xml:space="preserve">, whose message is "v3.1: correct validation figure". The rest of the explanation is withdrawn, because it assumes the GitHub integration created the record, and the repository's webhook delivery log shows no deliveries. How the 3.1 tree came to sit in a record labelled 3.3 is therefore not established here. It contains neither the Section 6 correction nor the lock format proposal. Versions 1.0.1, 1.0.2 and 2.0 were never archived, and versions of this paper before 3.3 stated that 2.0 had its own DOI, which was not true.</w:t>
       </w:r>
     </w:p>
     <w:p>
@@ -11216,7 +11248,25 @@
           <w:sz w:val="21"/>
           <w:szCs w:val="21"/>
         </w:rPr>
-        <w:t xml:space="preserve"> Corrected the archive references. Version 3.3 cited 10.5281/zenodo.22664719 as the archive of itself. That record is labelled version 3.3 but contains the version 3.1 tree, because the </w:t>
+        <w:t xml:space="preserve"> Corrected the archive references. Version 3.3 cited 10.5281/zenodo.22664719 as the archive of itself. That record is labelled version 3.3 but contains the version 3.1 tree, and a Zenodo record's files cannot be replaced after minting. Revision 3.8 withdraws the stated cause. The paper cited the concept DOI, 10.5281/zenodo.22641812, on the assumption that it resolves to the most recent version and so would not need changing at each revision. Revision 3.8 withdraws that assumption: the DOI resolves to the most recent </w:t>
+      </w:r>
+      <w:r>
+        <w:rPr>
+          <w:rFonts w:ascii="Georgia" w:cs="Georgia" w:eastAsia="Georgia" w:hAnsi="Georgia"/>
+          <w:i/>
+          <w:iCs/>
+          <w:sz w:val="21"/>
+          <w:szCs w:val="21"/>
+        </w:rPr>
+        <w:t xml:space="preserve">archived</w:t>
+      </w:r>
+      <w:r>
+        <w:rPr>
+          <w:rFonts w:ascii="Georgia" w:cs="Georgia" w:eastAsia="Georgia" w:hAnsi="Georgia"/>
+          <w:sz w:val="21"/>
+          <w:szCs w:val="21"/>
+        </w:rPr>
+        <w:t xml:space="preserve"> version, and nothing after 3.3 has been archived. Also released the result files Sections 5 and 6 depend on, which had never been published: </w:t>
       </w:r>
       <w:r>
         <w:rPr>
@@ -11224,33 +11274,15 @@
           <w:sz w:val="19"/>
           <w:szCs w:val="19"/>
         </w:rPr>
-        <w:t xml:space="preserve">v3.3</w:t>
-      </w:r>
-      <w:r>
-        <w:rPr>
-          <w:rFonts w:ascii="Georgia" w:cs="Georgia" w:eastAsia="Georgia" w:hAnsi="Georgia"/>
-          <w:sz w:val="21"/>
-          <w:szCs w:val="21"/>
-        </w:rPr>
-        <w:t xml:space="preserve"> tag was placed on the version 3.1 commit, and a Zenodo record's files cannot be replaced after minting. The paper cited the concept DOI, 10.5281/zenodo.22641812, on the assumption that it resolves to the most recent version and so would not need changing at each revision. Revision 3.8 withdraws that assumption: the DOI resolves to the most recent </w:t>
-      </w:r>
-      <w:r>
-        <w:rPr>
-          <w:rFonts w:ascii="Georgia" w:cs="Georgia" w:eastAsia="Georgia" w:hAnsi="Georgia"/>
-          <w:i/>
-          <w:iCs/>
-          <w:sz w:val="21"/>
-          <w:szCs w:val="21"/>
-        </w:rPr>
-        <w:t xml:space="preserve">archived</w:t>
-      </w:r>
-      <w:r>
-        <w:rPr>
-          <w:rFonts w:ascii="Georgia" w:cs="Georgia" w:eastAsia="Georgia" w:hAnsi="Georgia"/>
-          <w:sz w:val="21"/>
-          <w:szCs w:val="21"/>
-        </w:rPr>
-        <w:t xml:space="preserve"> version, and nothing after 3.3 has been archived. Also released the result files Sections 5 and 6 depend on, which had never been published: </w:t>
+        <w:t xml:space="preserve">cluster_bootstrap.json</w:t>
+      </w:r>
+      <w:r>
+        <w:rPr>
+          <w:rFonts w:ascii="Georgia" w:cs="Georgia" w:eastAsia="Georgia" w:hAnsi="Georgia"/>
+          <w:sz w:val="21"/>
+          <w:szCs w:val="21"/>
+        </w:rPr>
+        <w:t xml:space="preserve"> and </w:t>
       </w:r>
       <w:r>
         <w:rPr>
@@ -11258,15 +11290,15 @@
           <w:sz w:val="19"/>
           <w:szCs w:val="19"/>
         </w:rPr>
-        <w:t xml:space="preserve">cluster_bootstrap.json</w:t>
-      </w:r>
-      <w:r>
-        <w:rPr>
-          <w:rFonts w:ascii="Georgia" w:cs="Georgia" w:eastAsia="Georgia" w:hAnsi="Georgia"/>
-          <w:sz w:val="21"/>
-          <w:szCs w:val="21"/>
-        </w:rPr>
-        <w:t xml:space="preserve"> and </w:t>
+        <w:t xml:space="preserve">design_effect_corrected.json</w:t>
+      </w:r>
+      <w:r>
+        <w:rPr>
+          <w:rFonts w:ascii="Georgia" w:cs="Georgia" w:eastAsia="Georgia" w:hAnsi="Georgia"/>
+          <w:sz w:val="21"/>
+          <w:szCs w:val="21"/>
+        </w:rPr>
+        <w:t xml:space="preserve"> carry the z values Section 6 reports, </w:t>
       </w:r>
       <w:r>
         <w:rPr>
@@ -11274,15 +11306,15 @@
           <w:sz w:val="19"/>
           <w:szCs w:val="19"/>
         </w:rPr>
-        <w:t xml:space="preserve">design_effect_corrected.json</w:t>
-      </w:r>
-      <w:r>
-        <w:rPr>
-          <w:rFonts w:ascii="Georgia" w:cs="Georgia" w:eastAsia="Georgia" w:hAnsi="Georgia"/>
-          <w:sz w:val="21"/>
-          <w:szCs w:val="21"/>
-        </w:rPr>
-        <w:t xml:space="preserve"> carry the z values Section 6 reports, </w:t>
+        <w:t xml:space="preserve">publisher_clustering.json</w:t>
+      </w:r>
+      <w:r>
+        <w:rPr>
+          <w:rFonts w:ascii="Georgia" w:cs="Georgia" w:eastAsia="Georgia" w:hAnsi="Georgia"/>
+          <w:sz w:val="21"/>
+          <w:szCs w:val="21"/>
+        </w:rPr>
+        <w:t xml:space="preserve"> and </w:t>
       </w:r>
       <w:r>
         <w:rPr>
@@ -11290,15 +11322,39 @@
           <w:sz w:val="19"/>
           <w:szCs w:val="19"/>
         </w:rPr>
-        <w:t xml:space="preserve">publisher_clustering.json</w:t>
-      </w:r>
-      <w:r>
-        <w:rPr>
-          <w:rFonts w:ascii="Georgia" w:cs="Georgia" w:eastAsia="Georgia" w:hAnsi="Georgia"/>
-          <w:sz w:val="21"/>
-          <w:szCs w:val="21"/>
-        </w:rPr>
-        <w:t xml:space="preserve"> and </w:t>
+        <w:t xml:space="preserve">publisher_icc.json</w:t>
+      </w:r>
+      <w:r>
+        <w:rPr>
+          <w:rFonts w:ascii="Georgia" w:cs="Georgia" w:eastAsia="Georgia" w:hAnsi="Georgia"/>
+          <w:sz w:val="21"/>
+          <w:szCs w:val="21"/>
+        </w:rPr>
+        <w:t xml:space="preserve"> are the whole of Section 5, and the per-package validation records make the 6,144 of 6,146 figure reproducible rather than requiring a reader to sum two arm summaries, which reproduces the figure revision 3.1 retracts. The paper claimed its data was released; for those sections it was not.</w:t>
+      </w:r>
+    </w:p>
+    <w:p>
+      <w:pPr>
+        <w:spacing w:after="160"/>
+        <w:jc w:val="left"/>
+      </w:pPr>
+      <w:r>
+        <w:rPr>
+          <w:rFonts w:ascii="Georgia" w:cs="Georgia" w:eastAsia="Georgia" w:hAnsi="Georgia"/>
+          <w:b/>
+          <w:bCs/>
+          <w:sz w:val="21"/>
+          <w:szCs w:val="21"/>
+        </w:rPr>
+        <w:t xml:space="preserve">3.5</w:t>
+      </w:r>
+      <w:r>
+        <w:rPr>
+          <w:rFonts w:ascii="Georgia" w:cs="Georgia" w:eastAsia="Georgia" w:hAnsi="Georgia"/>
+          <w:sz w:val="21"/>
+          <w:szCs w:val="21"/>
+        </w:rPr>
+        <w:t xml:space="preserve"> Four corrections and one new result, none of which changes a published number. Prompted by a question from the maintainer of mcp-audit about how often an MCP server package's </w:t>
       </w:r>
       <w:r>
         <w:rPr>
@@ -11306,15 +11362,15 @@
           <w:sz w:val="19"/>
           <w:szCs w:val="19"/>
         </w:rPr>
-        <w:t xml:space="preserve">publisher_icc.json</w:t>
-      </w:r>
-      <w:r>
-        <w:rPr>
-          <w:rFonts w:ascii="Georgia" w:cs="Georgia" w:eastAsia="Georgia" w:hAnsi="Georgia"/>
-          <w:sz w:val="21"/>
-          <w:szCs w:val="21"/>
-        </w:rPr>
-        <w:t xml:space="preserve"> are the whole of Section 5, and the per-package validation records make the 6,144 of 6,146 figure reproducible rather than requiring a reader to sum two arm summaries, which reproduces the figure revision 3.1 retracts. The paper claimed its data was released; for those sections it was not.</w:t>
+        <w:t xml:space="preserve">latest</w:t>
+      </w:r>
+      <w:r>
+        <w:rPr>
+          <w:rFonts w:ascii="Georgia" w:cs="Georgia" w:eastAsia="Georgia" w:hAnsi="Georgia"/>
+          <w:sz w:val="21"/>
+          <w:szCs w:val="21"/>
+        </w:rPr>
+        <w:t xml:space="preserve"> is deprecated.</w:t>
       </w:r>
     </w:p>
     <w:p>
@@ -11330,15 +11386,15 @@
           <w:sz w:val="21"/>
           <w:szCs w:val="21"/>
         </w:rPr>
-        <w:t xml:space="preserve">3.5</w:t>
-      </w:r>
-      <w:r>
-        <w:rPr>
-          <w:rFonts w:ascii="Georgia" w:cs="Georgia" w:eastAsia="Georgia" w:hAnsi="Georgia"/>
-          <w:sz w:val="21"/>
-          <w:szCs w:val="21"/>
-        </w:rPr>
-        <w:t xml:space="preserve"> Four corrections and one new result, none of which changes a published number. Prompted by a question from the maintainer of mcp-audit about how often an MCP server package's </w:t>
+        <w:t xml:space="preserve">The release shipped the wrong vintage of the corpus walk.</w:t>
+      </w:r>
+      <w:r>
+        <w:rPr>
+          <w:rFonts w:ascii="Georgia" w:cs="Georgia" w:eastAsia="Georgia" w:hAnsi="Georgia"/>
+          <w:sz w:val="21"/>
+          <w:szCs w:val="21"/>
+        </w:rPr>
+        <w:t xml:space="preserve"> Section 1's figures as published in revisions 3.2 to 3.5, a median of 93 packages and a maximum of 618, come from a walk made with the corrected resolver. That walk lived on a temporary path and was never copied into the repository. What </w:t>
       </w:r>
       <w:r>
         <w:rPr>
@@ -11346,39 +11402,15 @@
           <w:sz w:val="19"/>
           <w:szCs w:val="19"/>
         </w:rPr>
-        <w:t xml:space="preserve">latest</w:t>
-      </w:r>
-      <w:r>
-        <w:rPr>
-          <w:rFonts w:ascii="Georgia" w:cs="Georgia" w:eastAsia="Georgia" w:hAnsi="Georgia"/>
-          <w:sz w:val="21"/>
-          <w:szCs w:val="21"/>
-        </w:rPr>
-        <w:t xml:space="preserve"> is deprecated.</w:t>
-      </w:r>
-    </w:p>
-    <w:p>
-      <w:pPr>
-        <w:spacing w:after="160"/>
-        <w:jc w:val="left"/>
-      </w:pPr>
-      <w:r>
-        <w:rPr>
-          <w:rFonts w:ascii="Georgia" w:cs="Georgia" w:eastAsia="Georgia" w:hAnsi="Georgia"/>
-          <w:b/>
-          <w:bCs/>
-          <w:sz w:val="21"/>
-          <w:szCs w:val="21"/>
-        </w:rPr>
-        <w:t xml:space="preserve">The release shipped the wrong vintage of the corpus walk.</w:t>
-      </w:r>
-      <w:r>
-        <w:rPr>
-          <w:rFonts w:ascii="Georgia" w:cs="Georgia" w:eastAsia="Georgia" w:hAnsi="Georgia"/>
-          <w:sz w:val="21"/>
-          <w:szCs w:val="21"/>
-        </w:rPr>
-        <w:t xml:space="preserve"> Section 1's figures as published in revisions 3.2 to 3.5, a median of 93 packages and a maximum of 618, come from a walk made with the corrected resolver. That walk lived on a temporary path and was never copied into the repository. What </w:t>
+        <w:t xml:space="preserve">release/data/walk250.jsonl</w:t>
+      </w:r>
+      <w:r>
+        <w:rPr>
+          <w:rFonts w:ascii="Georgia" w:cs="Georgia" w:eastAsia="Georgia" w:hAnsi="Georgia"/>
+          <w:sz w:val="21"/>
+          <w:szCs w:val="21"/>
+        </w:rPr>
+        <w:t xml:space="preserve"> contains is the pre-correction walk, whose median is 96.5 and maximum 589, which are the two figures revision 3.2 retracted. A reader reproducing Section 1 from the released data recovered the retracted numbers. The corrected walk has been rebuilt and is released as </w:t>
       </w:r>
       <w:r>
         <w:rPr>
@@ -11386,15 +11418,15 @@
           <w:sz w:val="19"/>
           <w:szCs w:val="19"/>
         </w:rPr>
-        <w:t xml:space="preserve">release/data/walk250.jsonl</w:t>
-      </w:r>
-      <w:r>
-        <w:rPr>
-          <w:rFonts w:ascii="Georgia" w:cs="Georgia" w:eastAsia="Georgia" w:hAnsi="Georgia"/>
-          <w:sz w:val="21"/>
-          <w:szCs w:val="21"/>
-        </w:rPr>
-        <w:t xml:space="preserve"> contains is the pre-correction walk, whose median is 96.5 and maximum 589, which are the two figures revision 3.2 retracted. A reader reproducing Section 1 from the released data recovered the retracted numbers. The corrected walk has been rebuilt and is released as </w:t>
+        <w:t xml:space="preserve">walk250_corrected_today.jsonl</w:t>
+      </w:r>
+      <w:r>
+        <w:rPr>
+          <w:rFonts w:ascii="Georgia" w:cs="Georgia" w:eastAsia="Georgia" w:hAnsi="Georgia"/>
+          <w:sz w:val="21"/>
+          <w:szCs w:val="21"/>
+        </w:rPr>
+        <w:t xml:space="preserve">, at a median of 94 and a maximum of 619 after ten days of registry movement, and revision 3.6 restates Section 1 on that file rather than on a walk that no longer exists. A second file, </w:t>
       </w:r>
       <w:r>
         <w:rPr>
@@ -11402,15 +11434,39 @@
           <w:sz w:val="19"/>
           <w:szCs w:val="19"/>
         </w:rPr>
-        <w:t xml:space="preserve">walk250_corrected_today.jsonl</w:t>
-      </w:r>
-      <w:r>
-        <w:rPr>
-          <w:rFonts w:ascii="Georgia" w:cs="Georgia" w:eastAsia="Georgia" w:hAnsi="Georgia"/>
-          <w:sz w:val="21"/>
-          <w:szCs w:val="21"/>
-        </w:rPr>
-        <w:t xml:space="preserve">, at a median of 94 and a maximum of 619 after ten days of registry movement, and revision 3.6 restates Section 1 on that file rather than on a walk that no longer exists. A second file, </w:t>
+        <w:t xml:space="preserve">walk250_corrected_asof.jsonl</w:t>
+      </w:r>
+      <w:r>
+        <w:rPr>
+          <w:rFonts w:ascii="Georgia" w:cs="Georgia" w:eastAsia="Georgia" w:hAnsi="Georgia"/>
+          <w:sz w:val="21"/>
+          <w:szCs w:val="21"/>
+        </w:rPr>
+        <w:t xml:space="preserve">, resolves the same roots against the original walk date's registry, rebuilt by discarding versions published after that date, which is what makes the drift measurement below separable from the resolver.</w:t>
+      </w:r>
+    </w:p>
+    <w:p>
+      <w:pPr>
+        <w:spacing w:after="160"/>
+        <w:jc w:val="left"/>
+      </w:pPr>
+      <w:r>
+        <w:rPr>
+          <w:rFonts w:ascii="Georgia" w:cs="Georgia" w:eastAsia="Georgia" w:hAnsi="Georgia"/>
+          <w:b/>
+          <w:bCs/>
+          <w:sz w:val="21"/>
+          <w:szCs w:val="21"/>
+        </w:rPr>
+        <w:t xml:space="preserve">The sampling frame cannot contain a deprecated package</w:t>
+      </w:r>
+      <w:r>
+        <w:rPr>
+          <w:rFonts w:ascii="Georgia" w:cs="Georgia" w:eastAsia="Georgia" w:hAnsi="Georgia"/>
+          <w:sz w:val="21"/>
+          <w:szCs w:val="21"/>
+        </w:rPr>
+        <w:t xml:space="preserve">, which Section 9 now states. The registry search API does not return them. Eleven of the reference </w:t>
       </w:r>
       <w:r>
         <w:rPr>
@@ -11418,39 +11474,15 @@
           <w:sz w:val="19"/>
           <w:szCs w:val="19"/>
         </w:rPr>
-        <w:t xml:space="preserve">walk250_corrected_asof.jsonl</w:t>
-      </w:r>
-      <w:r>
-        <w:rPr>
-          <w:rFonts w:ascii="Georgia" w:cs="Georgia" w:eastAsia="Georgia" w:hAnsi="Georgia"/>
-          <w:sz w:val="21"/>
-          <w:szCs w:val="21"/>
-        </w:rPr>
-        <w:t xml:space="preserve">, resolves the same roots against the original walk date's registry, rebuilt by discarding versions published after that date, which is what makes the drift measurement below separable from the resolver.</w:t>
-      </w:r>
-    </w:p>
-    <w:p>
-      <w:pPr>
-        <w:spacing w:after="160"/>
-        <w:jc w:val="left"/>
-      </w:pPr>
-      <w:r>
-        <w:rPr>
-          <w:rFonts w:ascii="Georgia" w:cs="Georgia" w:eastAsia="Georgia" w:hAnsi="Georgia"/>
-          <w:b/>
-          <w:bCs/>
-          <w:sz w:val="21"/>
-          <w:szCs w:val="21"/>
-        </w:rPr>
-        <w:t xml:space="preserve">The sampling frame cannot contain a deprecated package</w:t>
-      </w:r>
-      <w:r>
-        <w:rPr>
-          <w:rFonts w:ascii="Georgia" w:cs="Georgia" w:eastAsia="Georgia" w:hAnsi="Georgia"/>
-          <w:sz w:val="21"/>
-          <w:szCs w:val="21"/>
-        </w:rPr>
-        <w:t xml:space="preserve">, which Section 9 now states. The registry search API does not return them. Eleven of the reference </w:t>
+        <w:t xml:space="preserve">@modelcontextprotocol/server-*</w:t>
+      </w:r>
+      <w:r>
+        <w:rPr>
+          <w:rFonts w:ascii="Georgia" w:cs="Georgia" w:eastAsia="Georgia" w:hAnsi="Georgia"/>
+          <w:sz w:val="21"/>
+          <w:szCs w:val="21"/>
+        </w:rPr>
+        <w:t xml:space="preserve"> packages have a deprecated </w:t>
       </w:r>
       <w:r>
         <w:rPr>
@@ -11458,15 +11490,39 @@
           <w:sz w:val="19"/>
           <w:szCs w:val="19"/>
         </w:rPr>
-        <w:t xml:space="preserve">@modelcontextprotocol/server-*</w:t>
-      </w:r>
-      <w:r>
-        <w:rPr>
-          <w:rFonts w:ascii="Georgia" w:cs="Georgia" w:eastAsia="Georgia" w:hAnsi="Georgia"/>
-          <w:sz w:val="21"/>
-          <w:szCs w:val="21"/>
-        </w:rPr>
-        <w:t xml:space="preserve"> packages have a deprecated </w:t>
+        <w:t xml:space="preserve">latest</w:t>
+      </w:r>
+      <w:r>
+        <w:rPr>
+          <w:rFonts w:ascii="Georgia" w:cs="Georgia" w:eastAsia="Georgia" w:hAnsi="Georgia"/>
+          <w:sz w:val="21"/>
+          <w:szCs w:val="21"/>
+        </w:rPr>
+        <w:t xml:space="preserve"> and every published version deprecated, and not one is reachable through the enumeration or present in this corpus.</w:t>
+      </w:r>
+    </w:p>
+    <w:p>
+      <w:pPr>
+        <w:spacing w:after="160"/>
+        <w:jc w:val="left"/>
+      </w:pPr>
+      <w:r>
+        <w:rPr>
+          <w:rFonts w:ascii="Georgia" w:cs="Georgia" w:eastAsia="Georgia" w:hAnsi="Georgia"/>
+          <w:b/>
+          <w:bCs/>
+          <w:sz w:val="21"/>
+          <w:szCs w:val="21"/>
+        </w:rPr>
+        <w:t xml:space="preserve">The released code could not be run.</w:t>
+      </w:r>
+      <w:r>
+        <w:rPr>
+          <w:rFonts w:ascii="Georgia" w:cs="Georgia" w:eastAsia="Georgia" w:hAnsi="Georgia"/>
+          <w:sz w:val="21"/>
+          <w:szCs w:val="21"/>
+        </w:rPr>
+        <w:t xml:space="preserve"> No requirements file, no mention of </w:t>
       </w:r>
       <w:r>
         <w:rPr>
@@ -11474,15 +11530,15 @@
           <w:sz w:val="19"/>
           <w:szCs w:val="19"/>
         </w:rPr>
-        <w:t xml:space="preserve">latest</w:t>
-      </w:r>
-      <w:r>
-        <w:rPr>
-          <w:rFonts w:ascii="Georgia" w:cs="Georgia" w:eastAsia="Georgia" w:hAnsi="Georgia"/>
-          <w:sz w:val="21"/>
-          <w:szCs w:val="21"/>
-        </w:rPr>
-        <w:t xml:space="preserve"> and every published version deprecated, and not one is reachable through the enumeration or present in this corpus.</w:t>
+        <w:t xml:space="preserve">node-semver</w:t>
+      </w:r>
+      <w:r>
+        <w:rPr>
+          <w:rFonts w:ascii="Georgia" w:cs="Georgia" w:eastAsia="Georgia" w:hAnsi="Georgia"/>
+          <w:sz w:val="21"/>
+          <w:szCs w:val="21"/>
+        </w:rPr>
+        <w:t xml:space="preserve"> anywhere, and a working copy on a path that no longer exists. Fixed here.</w:t>
       </w:r>
     </w:p>
     <w:p>
@@ -11498,15 +11554,15 @@
           <w:sz w:val="21"/>
           <w:szCs w:val="21"/>
         </w:rPr>
-        <w:t xml:space="preserve">The released code could not be run.</w:t>
-      </w:r>
-      <w:r>
-        <w:rPr>
-          <w:rFonts w:ascii="Georgia" w:cs="Georgia" w:eastAsia="Georgia" w:hAnsi="Georgia"/>
-          <w:sz w:val="21"/>
-          <w:szCs w:val="21"/>
-        </w:rPr>
-        <w:t xml:space="preserve"> No requirements file, no mention of </w:t>
+        <w:t xml:space="preserve">Two resolvers existed in the repository and only one was validated.</w:t>
+      </w:r>
+      <w:r>
+        <w:rPr>
+          <w:rFonts w:ascii="Georgia" w:cs="Georgia" w:eastAsia="Georgia" w:hAnsi="Georgia"/>
+          <w:sz w:val="21"/>
+          <w:szCs w:val="21"/>
+        </w:rPr>
+        <w:t xml:space="preserve"> </w:t>
       </w:r>
       <w:r>
         <w:rPr>
@@ -11514,39 +11570,15 @@
           <w:sz w:val="19"/>
           <w:szCs w:val="19"/>
         </w:rPr>
-        <w:t xml:space="preserve">node-semver</w:t>
-      </w:r>
-      <w:r>
-        <w:rPr>
-          <w:rFonts w:ascii="Georgia" w:cs="Georgia" w:eastAsia="Georgia" w:hAnsi="Georgia"/>
-          <w:sz w:val="21"/>
-          <w:szCs w:val="21"/>
-        </w:rPr>
-        <w:t xml:space="preserve"> anywhere, and a working copy on a path that no longer exists. Fixed here.</w:t>
-      </w:r>
-    </w:p>
-    <w:p>
-      <w:pPr>
-        <w:spacing w:after="160"/>
-        <w:jc w:val="left"/>
-      </w:pPr>
-      <w:r>
-        <w:rPr>
-          <w:rFonts w:ascii="Georgia" w:cs="Georgia" w:eastAsia="Georgia" w:hAnsi="Georgia"/>
-          <w:b/>
-          <w:bCs/>
-          <w:sz w:val="21"/>
-          <w:szCs w:val="21"/>
-        </w:rPr>
-        <w:t xml:space="preserve">Two resolvers existed in the repository and only one was validated.</w:t>
-      </w:r>
-      <w:r>
-        <w:rPr>
-          <w:rFonts w:ascii="Georgia" w:cs="Georgia" w:eastAsia="Georgia" w:hAnsi="Georgia"/>
-          <w:sz w:val="21"/>
-          <w:szCs w:val="21"/>
-        </w:rPr>
-        <w:t xml:space="preserve"> </w:t>
+        <w:t xml:space="preserve">install_gap.resolve_at</w:t>
+      </w:r>
+      <w:r>
+        <w:rPr>
+          <w:rFonts w:ascii="Georgia" w:cs="Georgia" w:eastAsia="Georgia" w:hAnsi="Georgia"/>
+          <w:sz w:val="21"/>
+          <w:szCs w:val="21"/>
+        </w:rPr>
+        <w:t xml:space="preserve"> implements npm's rule and is what Section 2.2 describes and what the 6,144 of 6,146 validation covers. </w:t>
       </w:r>
       <w:r>
         <w:rPr>
@@ -11554,15 +11586,15 @@
           <w:sz w:val="19"/>
           <w:szCs w:val="19"/>
         </w:rPr>
-        <w:t xml:space="preserve">install_gap.resolve_at</w:t>
-      </w:r>
-      <w:r>
-        <w:rPr>
-          <w:rFonts w:ascii="Georgia" w:cs="Georgia" w:eastAsia="Georgia" w:hAnsi="Georgia"/>
-          <w:sz w:val="21"/>
-          <w:szCs w:val="21"/>
-        </w:rPr>
-        <w:t xml:space="preserve"> implements npm's rule and is what Section 2.2 describes and what the 6,144 of 6,146 validation covers. </w:t>
+        <w:t xml:space="preserve">mcplib.npm_resolve</w:t>
+      </w:r>
+      <w:r>
+        <w:rPr>
+          <w:rFonts w:ascii="Georgia" w:cs="Georgia" w:eastAsia="Georgia" w:hAnsi="Georgia"/>
+          <w:sz w:val="21"/>
+          <w:szCs w:val="21"/>
+        </w:rPr>
+        <w:t xml:space="preserve"> implements neither the dist-tag preference nor the deprecation preference, and the shipped </w:t>
       </w:r>
       <w:r>
         <w:rPr>
@@ -11570,15 +11602,77 @@
           <w:sz w:val="19"/>
           <w:szCs w:val="19"/>
         </w:rPr>
-        <w:t xml:space="preserve">mcplib.npm_resolve</w:t>
-      </w:r>
-      <w:r>
-        <w:rPr>
-          <w:rFonts w:ascii="Georgia" w:cs="Georgia" w:eastAsia="Georgia" w:hAnsi="Georgia"/>
-          <w:sz w:val="21"/>
-          <w:szCs w:val="21"/>
-        </w:rPr>
-        <w:t xml:space="preserve"> implements neither the dist-tag preference nor the deprecation preference, and the shipped </w:t>
+        <w:t xml:space="preserve">walk250.jsonl</w:t>
+      </w:r>
+      <w:r>
+        <w:rPr>
+          <w:rFonts w:ascii="Georgia" w:cs="Georgia" w:eastAsia="Georgia" w:hAnsi="Georgia"/>
+          <w:sz w:val="21"/>
+          <w:szCs w:val="21"/>
+        </w:rPr>
+        <w:t xml:space="preserve"> is its output. Rebuilding the corpus through the corrected resolver moves 160 of 250 trees and 507 nodes, and confirms the figures Section 1 already carries.</w:t>
+      </w:r>
+    </w:p>
+    <w:p>
+      <w:pPr>
+        <w:spacing w:after="160"/>
+        <w:jc w:val="left"/>
+      </w:pPr>
+      <w:r>
+        <w:rPr>
+          <w:rFonts w:ascii="Georgia" w:cs="Georgia" w:eastAsia="Georgia" w:hAnsi="Georgia"/>
+          <w:b/>
+          <w:bCs/>
+          <w:sz w:val="21"/>
+          <w:szCs w:val="21"/>
+        </w:rPr>
+        <w:t xml:space="preserve">New result: ten days of registry movement changes 73.6% of servers</w:t>
+      </w:r>
+      <w:r>
+        <w:rPr>
+          <w:rFonts w:ascii="Georgia" w:cs="Georgia" w:eastAsia="Georgia" w:hAnsi="Georgia"/>
+          <w:sz w:val="21"/>
+          <w:szCs w:val="21"/>
+        </w:rPr>
+        <w:t xml:space="preserve">, reported in Section 1. The decomposition is exact: 507 nodes from the resolver correction, 12 from drift, 495 combined and 495 measured directly.</w:t>
+      </w:r>
+    </w:p>
+    <w:p>
+      <w:pPr>
+        <w:spacing w:after="160"/>
+        <w:jc w:val="left"/>
+      </w:pPr>
+      <w:r>
+        <w:rPr>
+          <w:rFonts w:ascii="Georgia" w:cs="Georgia" w:eastAsia="Georgia" w:hAnsi="Georgia"/>
+          <w:b/>
+          <w:bCs/>
+          <w:sz w:val="21"/>
+          <w:szCs w:val="21"/>
+        </w:rPr>
+        <w:t xml:space="preserve">One Section 6 row was computed on the pre-correction walk.</w:t>
+      </w:r>
+      <w:r>
+        <w:rPr>
+          <w:rFonts w:ascii="Georgia" w:cs="Georgia" w:eastAsia="Georgia" w:hAnsi="Georgia"/>
+          <w:sz w:val="21"/>
+          <w:szCs w:val="21"/>
+        </w:rPr>
+        <w:t xml:space="preserve"> Of the six rows, only "deprecated package in tree" is derived from the resolved node set; the rest need tarball contents or root metadata that a walk does not carry. Its MCP numerator is 43 of 250, which is the pre-correction figure. The corrected walk gives 42, moving the coverage-corrected rate from 18.0% to approximately 17.6%, inside the interval already reported and leaving the verdict unchanged. The control arm was walked with the same resolver, so the comparison is internally consistent and correcting one arm alone would not improve it. The row is left as published and the residual is recorded here rather than silently carried.</w:t>
+      </w:r>
+    </w:p>
+    <w:p>
+      <w:pPr>
+        <w:spacing w:after="160"/>
+        <w:jc w:val="left"/>
+      </w:pPr>
+      <w:r>
+        <w:rPr>
+          <w:rFonts w:ascii="Georgia" w:cs="Georgia" w:eastAsia="Georgia" w:hAnsi="Georgia"/>
+          <w:sz w:val="21"/>
+          <w:szCs w:val="21"/>
+        </w:rPr>
+        <w:t xml:space="preserve">Two artifacts of the dated re-walk are recorded in </w:t>
       </w:r>
       <w:r>
         <w:rPr>
@@ -11586,15 +11680,15 @@
           <w:sz w:val="19"/>
           <w:szCs w:val="19"/>
         </w:rPr>
-        <w:t xml:space="preserve">walk250.jsonl</w:t>
-      </w:r>
-      <w:r>
-        <w:rPr>
-          <w:rFonts w:ascii="Georgia" w:cs="Georgia" w:eastAsia="Georgia" w:hAnsi="Georgia"/>
-          <w:sz w:val="21"/>
-          <w:szCs w:val="21"/>
-        </w:rPr>
-        <w:t xml:space="preserve"> is its output. Rebuilding the corpus through the corrected resolver moves 160 of 250 trees and 507 nodes, and confirms the figures Section 1 already carries.</w:t>
+        <w:t xml:space="preserve">RESOLVER-NOTES.md</w:t>
+      </w:r>
+      <w:r>
+        <w:rPr>
+          <w:rFonts w:ascii="Georgia" w:cs="Georgia" w:eastAsia="Georgia" w:hAnsi="Georgia"/>
+          <w:sz w:val="21"/>
+          <w:szCs w:val="21"/>
+        </w:rPr>
+        <w:t xml:space="preserve"> rather than here, because both were mine and neither reached the paper. The time-travel path dropped two roots that publish only prereleases, which read as a 5% corpus shrink, and then, once fixed, resolved one of them to a higher prerelease than its own tag, which read as the maximum growing to 604. The rule change is small and stable; the machinery built to isolate it produced two larger and more interesting false results first.</w:t>
       </w:r>
     </w:p>
     <w:p>
@@ -11610,15 +11704,15 @@
           <w:sz w:val="21"/>
           <w:szCs w:val="21"/>
         </w:rPr>
-        <w:t xml:space="preserve">New result: ten days of registry movement changes 73.6% of servers</w:t>
-      </w:r>
-      <w:r>
-        <w:rPr>
-          <w:rFonts w:ascii="Georgia" w:cs="Georgia" w:eastAsia="Georgia" w:hAnsi="Georgia"/>
-          <w:sz w:val="21"/>
-          <w:szCs w:val="21"/>
-        </w:rPr>
-        <w:t xml:space="preserve">, reported in Section 1. The decomposition is exact: 507 nodes from the resolver correction, 12 from drift, 495 combined and 495 measured directly.</w:t>
+        <w:t xml:space="preserve">3.6</w:t>
+      </w:r>
+      <w:r>
+        <w:rPr>
+          <w:rFonts w:ascii="Georgia" w:cs="Georgia" w:eastAsia="Georgia" w:hAnsi="Georgia"/>
+          <w:sz w:val="21"/>
+          <w:szCs w:val="21"/>
+        </w:rPr>
+        <w:t xml:space="preserve"> Two method sentences corrected, Section 1 restated on a released file, and three qualifications added to the drift result. No empirical finding changes.</w:t>
       </w:r>
     </w:p>
     <w:p>
@@ -11634,15 +11728,15 @@
           <w:sz w:val="21"/>
           <w:szCs w:val="21"/>
         </w:rPr>
-        <w:t xml:space="preserve">One Section 6 row was computed on the pre-correction walk.</w:t>
-      </w:r>
-      <w:r>
-        <w:rPr>
-          <w:rFonts w:ascii="Georgia" w:cs="Georgia" w:eastAsia="Georgia" w:hAnsi="Georgia"/>
-          <w:sz w:val="21"/>
-          <w:szCs w:val="21"/>
-        </w:rPr>
-        <w:t xml:space="preserve"> Of the six rows, only "deprecated package in tree" is derived from the resolved node set; the rest need tarball contents or root metadata that a walk does not carry. Its MCP numerator is 43 of 250, which is the pre-correction figure. The corrected walk gives 42, moving the coverage-corrected rate from 18.0% to approximately 17.6%, inside the interval already reported and leaving the verdict unchanged. The control arm was walked with the same resolver, so the comparison is internally consistent and correcting one arm alone would not improve it. The row is left as published and the residual is recorded here rather than silently carried.</w:t>
+        <w:t xml:space="preserve">Section 1 described the drift measurement as two walks ten days apart, and as "two cold starts".</w:t>
+      </w:r>
+      <w:r>
+        <w:rPr>
+          <w:rFonts w:ascii="Georgia" w:cs="Georgia" w:eastAsia="Georgia" w:hAnsi="Georgia"/>
+          <w:sz w:val="21"/>
+          <w:szCs w:val="21"/>
+        </w:rPr>
+        <w:t xml:space="preserve"> Both runs were made on 2026-09-17, and the earlier registry state was rebuilt by discarding versions published after 2026-09-07. A reader writing about the result copied the sentence in good faith, which is how the imprecision surfaced.</w:t>
       </w:r>
     </w:p>
     <w:p>
@@ -11653,10 +11747,20 @@
       <w:r>
         <w:rPr>
           <w:rFonts w:ascii="Georgia" w:cs="Georgia" w:eastAsia="Georgia" w:hAnsi="Georgia"/>
-          <w:sz w:val="21"/>
-          <w:szCs w:val="21"/>
-        </w:rPr>
-        <w:t xml:space="preserve">Two artifacts of the dated re-walk are recorded in </w:t>
+          <w:b/>
+          <w:bCs/>
+          <w:sz w:val="21"/>
+          <w:szCs w:val="21"/>
+        </w:rPr>
+        <w:t xml:space="preserve">Section 1's tree statistics now come from a file a reader can run.</w:t>
+      </w:r>
+      <w:r>
+        <w:rPr>
+          <w:rFonts w:ascii="Georgia" w:cs="Georgia" w:eastAsia="Georgia" w:hAnsi="Georgia"/>
+          <w:sz w:val="21"/>
+          <w:szCs w:val="21"/>
+        </w:rPr>
+        <w:t xml:space="preserve"> Revisions 3.2 to 3.5 reported a median of 93 and a maximum of 618 from a corrected walk that no longer exists, which the 3.5 notes above already recorded. Section 1 now reports 94 and 619 from </w:t>
       </w:r>
       <w:r>
         <w:rPr>
@@ -11664,87 +11768,15 @@
           <w:sz w:val="19"/>
           <w:szCs w:val="19"/>
         </w:rPr>
-        <w:t xml:space="preserve">RESOLVER-NOTES.md</w:t>
-      </w:r>
-      <w:r>
-        <w:rPr>
-          <w:rFonts w:ascii="Georgia" w:cs="Georgia" w:eastAsia="Georgia" w:hAnsi="Georgia"/>
-          <w:sz w:val="21"/>
-          <w:szCs w:val="21"/>
-        </w:rPr>
-        <w:t xml:space="preserve"> rather than here, because both were mine and neither reached the paper. The time-travel path dropped two roots that publish only prereleases, which read as a 5% corpus shrink, and then, once fixed, resolved one of them to a higher prerelease than its own tag, which read as the maximum growing to 604. The rule change is small and stable; the machinery built to isolate it produced two larger and more interesting false results first.</w:t>
-      </w:r>
-    </w:p>
-    <w:p>
-      <w:pPr>
-        <w:spacing w:after="160"/>
-        <w:jc w:val="left"/>
-      </w:pPr>
-      <w:r>
-        <w:rPr>
-          <w:rFonts w:ascii="Georgia" w:cs="Georgia" w:eastAsia="Georgia" w:hAnsi="Georgia"/>
-          <w:b/>
-          <w:bCs/>
-          <w:sz w:val="21"/>
-          <w:szCs w:val="21"/>
-        </w:rPr>
-        <w:t xml:space="preserve">3.6</w:t>
-      </w:r>
-      <w:r>
-        <w:rPr>
-          <w:rFonts w:ascii="Georgia" w:cs="Georgia" w:eastAsia="Georgia" w:hAnsi="Georgia"/>
-          <w:sz w:val="21"/>
-          <w:szCs w:val="21"/>
-        </w:rPr>
-        <w:t xml:space="preserve"> Two method sentences corrected, Section 1 restated on a released file, and three qualifications added to the drift result. No empirical finding changes.</w:t>
-      </w:r>
-    </w:p>
-    <w:p>
-      <w:pPr>
-        <w:spacing w:after="160"/>
-        <w:jc w:val="left"/>
-      </w:pPr>
-      <w:r>
-        <w:rPr>
-          <w:rFonts w:ascii="Georgia" w:cs="Georgia" w:eastAsia="Georgia" w:hAnsi="Georgia"/>
-          <w:b/>
-          <w:bCs/>
-          <w:sz w:val="21"/>
-          <w:szCs w:val="21"/>
-        </w:rPr>
-        <w:t xml:space="preserve">Section 1 described the drift measurement as two walks ten days apart, and as "two cold starts".</w:t>
-      </w:r>
-      <w:r>
-        <w:rPr>
-          <w:rFonts w:ascii="Georgia" w:cs="Georgia" w:eastAsia="Georgia" w:hAnsi="Georgia"/>
-          <w:sz w:val="21"/>
-          <w:szCs w:val="21"/>
-        </w:rPr>
-        <w:t xml:space="preserve"> Both runs were made on 2026-09-17, and the earlier registry state was rebuilt by discarding versions published after 2026-09-07. A reader writing about the result copied the sentence in good faith, which is how the imprecision surfaced.</w:t>
-      </w:r>
-    </w:p>
-    <w:p>
-      <w:pPr>
-        <w:spacing w:after="160"/>
-        <w:jc w:val="left"/>
-      </w:pPr>
-      <w:r>
-        <w:rPr>
-          <w:rFonts w:ascii="Georgia" w:cs="Georgia" w:eastAsia="Georgia" w:hAnsi="Georgia"/>
-          <w:b/>
-          <w:bCs/>
-          <w:sz w:val="21"/>
-          <w:szCs w:val="21"/>
-        </w:rPr>
-        <w:t xml:space="preserve">Section 1's tree statistics now come from a file a reader can run.</w:t>
-      </w:r>
-      <w:r>
-        <w:rPr>
-          <w:rFonts w:ascii="Georgia" w:cs="Georgia" w:eastAsia="Georgia" w:hAnsi="Georgia"/>
-          <w:sz w:val="21"/>
-          <w:szCs w:val="21"/>
-        </w:rPr>
-        <w:t xml:space="preserve"> Revisions 3.2 to 3.5 reported a median of 93 and a maximum of 618 from a corrected walk that no longer exists, which the 3.5 notes above already recorded. Section 1 now reports 94 and 619 from </w:t>
+        <w:t xml:space="preserve">data/walk250_corrected_today.jsonl</w:t>
+      </w:r>
+      <w:r>
+        <w:rPr>
+          <w:rFonts w:ascii="Georgia" w:cs="Georgia" w:eastAsia="Georgia" w:hAnsi="Georgia"/>
+          <w:sz w:val="21"/>
+          <w:szCs w:val="21"/>
+        </w:rPr>
+        <w:t xml:space="preserve">, and names what the dated walk gives. </w:t>
       </w:r>
       <w:r>
         <w:rPr>
@@ -11752,15 +11784,63 @@
           <w:sz w:val="19"/>
           <w:szCs w:val="19"/>
         </w:rPr>
-        <w:t xml:space="preserve">data/walk250_corrected_today.jsonl</w:t>
-      </w:r>
-      <w:r>
-        <w:rPr>
-          <w:rFonts w:ascii="Georgia" w:cs="Georgia" w:eastAsia="Georgia" w:hAnsi="Georgia"/>
-          <w:sz w:val="21"/>
-          <w:szCs w:val="21"/>
-        </w:rPr>
-        <w:t xml:space="preserve">, and names what the dated walk gives. </w:t>
+        <w:t xml:space="preserve">spec/mcp-lock-spec.md</w:t>
+      </w:r>
+      <w:r>
+        <w:rPr>
+          <w:rFonts w:ascii="Georgia" w:cs="Georgia" w:eastAsia="Georgia" w:hAnsi="Georgia"/>
+          <w:sz w:val="21"/>
+          <w:szCs w:val="21"/>
+        </w:rPr>
+        <w:t xml:space="preserve"> carried the two figures from the paper and is updated with it.</w:t>
+      </w:r>
+    </w:p>
+    <w:p>
+      <w:pPr>
+        <w:spacing w:after="160"/>
+        <w:jc w:val="left"/>
+      </w:pPr>
+      <w:r>
+        <w:rPr>
+          <w:rFonts w:ascii="Georgia" w:cs="Georgia" w:eastAsia="Georgia" w:hAnsi="Georgia"/>
+          <w:b/>
+          <w:bCs/>
+          <w:sz w:val="21"/>
+          <w:szCs w:val="21"/>
+        </w:rPr>
+        <w:t xml:space="preserve">The drift result now carries its own limits</w:t>
+      </w:r>
+      <w:r>
+        <w:rPr>
+          <w:rFonts w:ascii="Georgia" w:cs="Georgia" w:eastAsia="Georgia" w:hAnsi="Georgia"/>
+          <w:sz w:val="21"/>
+          <w:szCs w:val="21"/>
+        </w:rPr>
+        <w:t xml:space="preserve">: that it is a resolver result and not an install, that the rebuilt state cannot see unpublished versions or historical deprecation flags so 184 is a floor on those two counts, and that the count survives removing the packages the dist-tag defect touches.</w:t>
+      </w:r>
+    </w:p>
+    <w:p>
+      <w:pPr>
+        <w:spacing w:after="160"/>
+        <w:jc w:val="left"/>
+      </w:pPr>
+      <w:r>
+        <w:rPr>
+          <w:rFonts w:ascii="Georgia" w:cs="Georgia" w:eastAsia="Georgia" w:hAnsi="Georgia"/>
+          <w:b/>
+          <w:bCs/>
+          <w:sz w:val="21"/>
+          <w:szCs w:val="21"/>
+        </w:rPr>
+        <w:t xml:space="preserve">3.8</w:t>
+      </w:r>
+      <w:r>
+        <w:rPr>
+          <w:rFonts w:ascii="Georgia" w:cs="Georgia" w:eastAsia="Georgia" w:hAnsi="Georgia"/>
+          <w:sz w:val="21"/>
+          <w:szCs w:val="21"/>
+        </w:rPr>
+        <w:t xml:space="preserve"> No measurement changes. The archive reference was wrong in a way the paper had been asserting since 3.4: the concept DOI resolves to the most recent version Zenodo has archived, and the most recent archived version is the record labelled 3.3, which carries the 3.1 tree. Everything from 3.4 onward exists only as a git tag. Section 11 now says so and tells a reader to cite the tag and the commit. </w:t>
       </w:r>
       <w:r>
         <w:rPr>
@@ -11768,63 +11848,15 @@
           <w:sz w:val="19"/>
           <w:szCs w:val="19"/>
         </w:rPr>
-        <w:t xml:space="preserve">spec/mcp-lock-spec.md</w:t>
-      </w:r>
-      <w:r>
-        <w:rPr>
-          <w:rFonts w:ascii="Georgia" w:cs="Georgia" w:eastAsia="Georgia" w:hAnsi="Georgia"/>
-          <w:sz w:val="21"/>
-          <w:szCs w:val="21"/>
-        </w:rPr>
-        <w:t xml:space="preserve"> carried the two figures from the paper and is updated with it.</w:t>
-      </w:r>
-    </w:p>
-    <w:p>
-      <w:pPr>
-        <w:spacing w:after="160"/>
-        <w:jc w:val="left"/>
-      </w:pPr>
-      <w:r>
-        <w:rPr>
-          <w:rFonts w:ascii="Georgia" w:cs="Georgia" w:eastAsia="Georgia" w:hAnsi="Georgia"/>
-          <w:b/>
-          <w:bCs/>
-          <w:sz w:val="21"/>
-          <w:szCs w:val="21"/>
-        </w:rPr>
-        <w:t xml:space="preserve">The drift result now carries its own limits</w:t>
-      </w:r>
-      <w:r>
-        <w:rPr>
-          <w:rFonts w:ascii="Georgia" w:cs="Georgia" w:eastAsia="Georgia" w:hAnsi="Georgia"/>
-          <w:sz w:val="21"/>
-          <w:szCs w:val="21"/>
-        </w:rPr>
-        <w:t xml:space="preserve">: that it is a resolver result and not an install, that the rebuilt state cannot see unpublished versions or historical deprecation flags so 184 is a floor on those two counts, and that the count survives removing the packages the dist-tag defect touches.</w:t>
-      </w:r>
-    </w:p>
-    <w:p>
-      <w:pPr>
-        <w:spacing w:after="160"/>
-        <w:jc w:val="left"/>
-      </w:pPr>
-      <w:r>
-        <w:rPr>
-          <w:rFonts w:ascii="Georgia" w:cs="Georgia" w:eastAsia="Georgia" w:hAnsi="Georgia"/>
-          <w:b/>
-          <w:bCs/>
-          <w:sz w:val="21"/>
-          <w:szCs w:val="21"/>
-        </w:rPr>
-        <w:t xml:space="preserve">3.8</w:t>
-      </w:r>
-      <w:r>
-        <w:rPr>
-          <w:rFonts w:ascii="Georgia" w:cs="Georgia" w:eastAsia="Georgia" w:hAnsi="Georgia"/>
-          <w:sz w:val="21"/>
-          <w:szCs w:val="21"/>
-        </w:rPr>
-        <w:t xml:space="preserve"> No measurement changes. The archive reference was wrong in a way the paper had been asserting since 3.4: the concept DOI resolves to the most recent version Zenodo has archived, and the most recent archived version is the record labelled 3.3, which carries the 3.1 tree. Everything from 3.4 onward exists only as a git tag. Section 11 now says so and tells a reader to cite the tag and the commit. </w:t>
+        <w:t xml:space="preserve">CITATION.cff</w:t>
+      </w:r>
+      <w:r>
+        <w:rPr>
+          <w:rFonts w:ascii="Georgia" w:cs="Georgia" w:eastAsia="Georgia" w:hAnsi="Georgia"/>
+          <w:sz w:val="21"/>
+          <w:szCs w:val="21"/>
+        </w:rPr>
+        <w:t xml:space="preserve"> and </w:t>
       </w:r>
       <w:r>
         <w:rPr>
@@ -11832,15 +11864,39 @@
           <w:sz w:val="19"/>
           <w:szCs w:val="19"/>
         </w:rPr>
-        <w:t xml:space="preserve">CITATION.cff</w:t>
-      </w:r>
-      <w:r>
-        <w:rPr>
-          <w:rFonts w:ascii="Georgia" w:cs="Georgia" w:eastAsia="Georgia" w:hAnsi="Georgia"/>
-          <w:sz w:val="21"/>
-          <w:szCs w:val="21"/>
-        </w:rPr>
-        <w:t xml:space="preserve"> and </w:t>
+        <w:t xml:space="preserve">.zenodo.json</w:t>
+      </w:r>
+      <w:r>
+        <w:rPr>
+          <w:rFonts w:ascii="Georgia" w:cs="Georgia" w:eastAsia="Georgia" w:hAnsi="Georgia"/>
+          <w:sz w:val="21"/>
+          <w:szCs w:val="21"/>
+        </w:rPr>
+        <w:t xml:space="preserve"> carried version 3.6.0 inside the 3.7 tree, which is what Zenodo reads when it archives, and now carry 3.8.0.</w:t>
+      </w:r>
+    </w:p>
+    <w:p>
+      <w:pPr>
+        <w:spacing w:after="160"/>
+        <w:jc w:val="left"/>
+      </w:pPr>
+      <w:r>
+        <w:rPr>
+          <w:rFonts w:ascii="Georgia" w:cs="Georgia" w:eastAsia="Georgia" w:hAnsi="Georgia"/>
+          <w:b/>
+          <w:bCs/>
+          <w:sz w:val="21"/>
+          <w:szCs w:val="21"/>
+        </w:rPr>
+        <w:t xml:space="preserve">3.9</w:t>
+      </w:r>
+      <w:r>
+        <w:rPr>
+          <w:rFonts w:ascii="Georgia" w:cs="Georgia" w:eastAsia="Georgia" w:hAnsi="Georgia"/>
+          <w:sz w:val="21"/>
+          <w:szCs w:val="21"/>
+        </w:rPr>
+        <w:t xml:space="preserve"> No measurement changes. The cause this paper gave for the mislabelled 3.3 record is withdrawn. It said Zenodo archived whatever the misplaced tag pointed at, which assumes the GitHub integration created that record. The repository's webhook delivery log shows no deliveries, so the integration appears never to have archived anything and the record's provenance is not established here. The tag placement itself is checkable and stands: </w:t>
       </w:r>
       <w:r>
         <w:rPr>
@@ -11848,15 +11904,29 @@
           <w:sz w:val="19"/>
           <w:szCs w:val="19"/>
         </w:rPr>
-        <w:t xml:space="preserve">.zenodo.json</w:t>
-      </w:r>
-      <w:r>
-        <w:rPr>
-          <w:rFonts w:ascii="Georgia" w:cs="Georgia" w:eastAsia="Georgia" w:hAnsi="Georgia"/>
-          <w:sz w:val="21"/>
-          <w:szCs w:val="21"/>
-        </w:rPr>
-        <w:t xml:space="preserve"> carried version 3.6.0 inside the 3.7 tree, which is what Zenodo reads when it archives, and now carry 3.7.0.</w:t>
+        <w:t xml:space="preserve">v3.3</w:t>
+      </w:r>
+      <w:r>
+        <w:rPr>
+          <w:rFonts w:ascii="Georgia" w:cs="Georgia" w:eastAsia="Georgia" w:hAnsi="Georgia"/>
+          <w:sz w:val="21"/>
+          <w:szCs w:val="21"/>
+        </w:rPr>
+        <w:t xml:space="preserve"> points at the version 3.1 commit, whose own message is "v3.1: correct validation figure".</w:t>
+      </w:r>
+    </w:p>
+    <w:p>
+      <w:pPr>
+        <w:spacing w:after="160"/>
+        <w:jc w:val="left"/>
+      </w:pPr>
+      <w:r>
+        <w:rPr>
+          <w:rFonts w:ascii="Georgia" w:cs="Georgia" w:eastAsia="Georgia" w:hAnsi="Georgia"/>
+          <w:sz w:val="21"/>
+          <w:szCs w:val="21"/>
+        </w:rPr>
+        <w:t xml:space="preserve">This revision exists because 3.8 was published before that edit was made, and a published tag is not rewritten to absorb a later correction.</w:t>
       </w:r>
     </w:p>
     <w:sectPr>

--- a/paper/mcp-frame-paper-v3.docx
+++ b/paper/mcp-frame-paper-v3.docx
@@ -10592,7 +10592,7 @@
           <w:sz w:val="21"/>
           <w:szCs w:val="21"/>
         </w:rPr>
-        <w:t xml:space="preserve">Cite the git tag and commit, not the DOI alone, for anything in this paper after version 3.3.</w:t>
+        <w:t xml:space="preserve">Cite the git tag and commit alongside the DOI.</w:t>
       </w:r>
       <w:r>
         <w:rPr>
@@ -10618,7 +10618,53 @@
           <w:sz w:val="21"/>
           <w:szCs w:val="21"/>
         </w:rPr>
-        <w:t xml:space="preserve">, which is not the most recent version tagged in that repository. Checked on 2026-10-11, the newest archived version is the record labelled 3.3, so versions 3.4 through 3.7 exist as tags and have never reached the archive. Zenodo's GitHub integration fires on a published release rather than on a tag, and releases published while the integration was inactive do not backfill. Nothing archived under this DOI contains the registry-drift result, the resolver correction, or the advisory-gap recomputation. This was found by the maintainer of mcp-audit, who checked the DOI rather than taking my word for it, after I had told him it resolved to the current version.</w:t>
+        <w:t xml:space="preserve">, which is not necessarily the most recent version tagged in that repository. As of 2026-10-11 it resolves to record 23305683, which archives version 3.9: version DOI 10.5281/zenodo.23305683, file </w:t>
+      </w:r>
+      <w:r>
+        <w:rPr>
+          <w:rFonts w:ascii="Consolas" w:cs="Consolas" w:eastAsia="Consolas" w:hAnsi="Consolas"/>
+          <w:sz w:val="19"/>
+          <w:szCs w:val="19"/>
+        </w:rPr>
+        <w:t xml:space="preserve">mcp-supply-chain-study-v3.9.zip</w:t>
+      </w:r>
+      <w:r>
+        <w:rPr>
+          <w:rFonts w:ascii="Georgia" w:cs="Georgia" w:eastAsia="Georgia" w:hAnsi="Georgia"/>
+          <w:sz w:val="21"/>
+          <w:szCs w:val="21"/>
+        </w:rPr>
+        <w:t xml:space="preserve">, md5 </w:t>
+      </w:r>
+      <w:r>
+        <w:rPr>
+          <w:rFonts w:ascii="Consolas" w:cs="Consolas" w:eastAsia="Consolas" w:hAnsi="Consolas"/>
+          <w:sz w:val="19"/>
+          <w:szCs w:val="19"/>
+        </w:rPr>
+        <w:t xml:space="preserve">c37cf3a7d67d5e0f5cad13e64b23354b</w:t>
+      </w:r>
+      <w:r>
+        <w:rPr>
+          <w:rFonts w:ascii="Georgia" w:cs="Georgia" w:eastAsia="Georgia" w:hAnsi="Georgia"/>
+          <w:sz w:val="21"/>
+          <w:szCs w:val="21"/>
+        </w:rPr>
+        <w:t xml:space="preserve">. That record contains the registry-drift result, the resolver correction and the advisory-gap recomputation.</w:t>
+      </w:r>
+    </w:p>
+    <w:p>
+      <w:pPr>
+        <w:spacing w:after="160"/>
+        <w:jc w:val="left"/>
+      </w:pPr>
+      <w:r>
+        <w:rPr>
+          <w:rFonts w:ascii="Georgia" w:cs="Georgia" w:eastAsia="Georgia" w:hAnsi="Georgia"/>
+          <w:sz w:val="21"/>
+          <w:szCs w:val="21"/>
+        </w:rPr>
+        <w:t xml:space="preserve">Versions 3.4 through 3.8 were never archived. The integration deposits on a published release rather than on a tag, and until 3.9 no release had triggered it, so for five revisions this paper cited a DOI that resolved to a record labelled 3.3 carrying the 3.1 tree. The maintainer of mcp-audit found that by checking the DOI rather than taking my word for it, after I had told him it resolved to the current version. Anything tagged in that repository and newer than the newest archived record is reachable only by tag and commit, which is why both are worth citing.</w:t>
       </w:r>
     </w:p>
     <w:p>
@@ -11927,6 +11973,44 @@
           <w:szCs w:val="21"/>
         </w:rPr>
         <w:t xml:space="preserve">This revision exists because 3.8 was published before that edit was made, and a published tag is not rewritten to absorb a later correction.</w:t>
+      </w:r>
+    </w:p>
+    <w:p>
+      <w:pPr>
+        <w:spacing w:after="160"/>
+        <w:jc w:val="left"/>
+      </w:pPr>
+      <w:r>
+        <w:rPr>
+          <w:rFonts w:ascii="Georgia" w:cs="Georgia" w:eastAsia="Georgia" w:hAnsi="Georgia"/>
+          <w:b/>
+          <w:bCs/>
+          <w:sz w:val="21"/>
+          <w:szCs w:val="21"/>
+        </w:rPr>
+        <w:t xml:space="preserve">3.10</w:t>
+      </w:r>
+      <w:r>
+        <w:rPr>
+          <w:rFonts w:ascii="Georgia" w:cs="Georgia" w:eastAsia="Georgia" w:hAnsi="Georgia"/>
+          <w:sz w:val="21"/>
+          <w:szCs w:val="21"/>
+        </w:rPr>
+        <w:t xml:space="preserve"> No measurement changes. The archive is live. Publishing a GitHub release for v3.9 triggered the Zenodo integration for the first time, and the concept DOI now resolves to record 23305683, which archives version 3.9. Section 11 carries the record id, the version DOI and the archived file's md5.</w:t>
+      </w:r>
+    </w:p>
+    <w:p>
+      <w:pPr>
+        <w:spacing w:after="160"/>
+        <w:jc w:val="left"/>
+      </w:pPr>
+      <w:r>
+        <w:rPr>
+          <w:rFonts w:ascii="Georgia" w:cs="Georgia" w:eastAsia="Georgia" w:hAnsi="Georgia"/>
+          <w:sz w:val="21"/>
+          <w:szCs w:val="21"/>
+        </w:rPr>
+        <w:t xml:space="preserve">Revision 3.9 said the integration "appears never to have archived anything", resting on a webhook delivery log that showed nothing. GitHub retains those logs only for a window, so an empty log could not have shown an attempt at 3.4 either way, and that inference was weaker than the sentence implied. What is established: nothing between 3.4 and 3.8 reached the archive, and a published release does trigger the deposit. Why the earlier releases did not is unknown and no longer guessed at here.</w:t>
       </w:r>
     </w:p>
     <w:sectPr>

--- a/paper/mcp-frame-paper-v3.docx
+++ b/paper/mcp-frame-paper-v3.docx
@@ -1155,7 +1155,7 @@
       </w:tr>
       <w:tr>
         <w:trPr>
-          <w:tblHeader w:val="off"/>
+          <w:tblHeader w:val="false"/>
         </w:trPr>
         <w:tc>
           <w:tcPr>
@@ -1256,7 +1256,7 @@
       </w:tr>
       <w:tr>
         <w:trPr>
-          <w:tblHeader w:val="off"/>
+          <w:tblHeader w:val="false"/>
         </w:trPr>
         <w:tc>
           <w:tcPr>
@@ -1357,7 +1357,7 @@
       </w:tr>
       <w:tr>
         <w:trPr>
-          <w:tblHeader w:val="off"/>
+          <w:tblHeader w:val="false"/>
         </w:trPr>
         <w:tc>
           <w:tcPr>
@@ -1458,7 +1458,7 @@
       </w:tr>
       <w:tr>
         <w:trPr>
-          <w:tblHeader w:val="off"/>
+          <w:tblHeader w:val="false"/>
         </w:trPr>
         <w:tc>
           <w:tcPr>
@@ -1970,7 +1970,7 @@
       </w:tr>
       <w:tr>
         <w:trPr>
-          <w:tblHeader w:val="off"/>
+          <w:tblHeader w:val="false"/>
         </w:trPr>
         <w:tc>
           <w:tcPr>
@@ -2023,7 +2023,7 @@
       </w:tr>
       <w:tr>
         <w:trPr>
-          <w:tblHeader w:val="off"/>
+          <w:tblHeader w:val="false"/>
         </w:trPr>
         <w:tc>
           <w:tcPr>
@@ -2076,7 +2076,7 @@
       </w:tr>
       <w:tr>
         <w:trPr>
-          <w:tblHeader w:val="off"/>
+          <w:tblHeader w:val="false"/>
         </w:trPr>
         <w:tc>
           <w:tcPr>
@@ -2270,7 +2270,7 @@
       </w:tr>
       <w:tr>
         <w:trPr>
-          <w:tblHeader w:val="off"/>
+          <w:tblHeader w:val="false"/>
         </w:trPr>
         <w:tc>
           <w:tcPr>
@@ -2323,7 +2323,7 @@
       </w:tr>
       <w:tr>
         <w:trPr>
-          <w:tblHeader w:val="off"/>
+          <w:tblHeader w:val="false"/>
         </w:trPr>
         <w:tc>
           <w:tcPr>
@@ -2376,7 +2376,7 @@
       </w:tr>
       <w:tr>
         <w:trPr>
-          <w:tblHeader w:val="off"/>
+          <w:tblHeader w:val="false"/>
         </w:trPr>
         <w:tc>
           <w:tcPr>
@@ -2544,7 +2544,7 @@
       </w:tr>
       <w:tr>
         <w:trPr>
-          <w:tblHeader w:val="off"/>
+          <w:tblHeader w:val="false"/>
         </w:trPr>
         <w:tc>
           <w:tcPr>
@@ -2597,7 +2597,7 @@
       </w:tr>
       <w:tr>
         <w:trPr>
-          <w:tblHeader w:val="off"/>
+          <w:tblHeader w:val="false"/>
         </w:trPr>
         <w:tc>
           <w:tcPr>
@@ -2883,7 +2883,7 @@
       </w:tr>
       <w:tr>
         <w:trPr>
-          <w:tblHeader w:val="off"/>
+          <w:tblHeader w:val="false"/>
         </w:trPr>
         <w:tc>
           <w:tcPr>
@@ -3012,7 +3012,7 @@
       </w:tr>
       <w:tr>
         <w:trPr>
-          <w:tblHeader w:val="off"/>
+          <w:tblHeader w:val="false"/>
         </w:trPr>
         <w:tc>
           <w:tcPr>
@@ -3139,7 +3139,7 @@
       </w:tr>
       <w:tr>
         <w:trPr>
-          <w:tblHeader w:val="off"/>
+          <w:tblHeader w:val="false"/>
         </w:trPr>
         <w:tc>
           <w:tcPr>
@@ -3264,7 +3264,7 @@
       </w:tr>
       <w:tr>
         <w:trPr>
-          <w:tblHeader w:val="off"/>
+          <w:tblHeader w:val="false"/>
         </w:trPr>
         <w:tc>
           <w:tcPr>
@@ -3934,7 +3934,7 @@
       </w:tr>
       <w:tr>
         <w:trPr>
-          <w:tblHeader w:val="off"/>
+          <w:tblHeader w:val="false"/>
         </w:trPr>
         <w:tc>
           <w:tcPr>
@@ -4059,7 +4059,7 @@
       </w:tr>
       <w:tr>
         <w:trPr>
-          <w:tblHeader w:val="off"/>
+          <w:tblHeader w:val="false"/>
         </w:trPr>
         <w:tc>
           <w:tcPr>
@@ -4184,7 +4184,7 @@
       </w:tr>
       <w:tr>
         <w:trPr>
-          <w:tblHeader w:val="off"/>
+          <w:tblHeader w:val="false"/>
         </w:trPr>
         <w:tc>
           <w:tcPr>
@@ -4309,7 +4309,7 @@
       </w:tr>
       <w:tr>
         <w:trPr>
-          <w:tblHeader w:val="off"/>
+          <w:tblHeader w:val="false"/>
         </w:trPr>
         <w:tc>
           <w:tcPr>
@@ -4434,7 +4434,7 @@
       </w:tr>
       <w:tr>
         <w:trPr>
-          <w:tblHeader w:val="off"/>
+          <w:tblHeader w:val="false"/>
         </w:trPr>
         <w:tc>
           <w:tcPr>
@@ -4563,7 +4563,7 @@
       </w:tr>
       <w:tr>
         <w:trPr>
-          <w:tblHeader w:val="off"/>
+          <w:tblHeader w:val="false"/>
         </w:trPr>
         <w:tc>
           <w:tcPr>
@@ -4688,7 +4688,7 @@
       </w:tr>
       <w:tr>
         <w:trPr>
-          <w:tblHeader w:val="off"/>
+          <w:tblHeader w:val="false"/>
         </w:trPr>
         <w:tc>
           <w:tcPr>
@@ -4813,7 +4813,7 @@
       </w:tr>
       <w:tr>
         <w:trPr>
-          <w:tblHeader w:val="off"/>
+          <w:tblHeader w:val="false"/>
         </w:trPr>
         <w:tc>
           <w:tcPr>
@@ -4938,7 +4938,7 @@
       </w:tr>
       <w:tr>
         <w:trPr>
-          <w:tblHeader w:val="off"/>
+          <w:tblHeader w:val="false"/>
         </w:trPr>
         <w:tc>
           <w:tcPr>
@@ -5063,7 +5063,7 @@
       </w:tr>
       <w:tr>
         <w:trPr>
-          <w:tblHeader w:val="off"/>
+          <w:tblHeader w:val="false"/>
         </w:trPr>
         <w:tc>
           <w:tcPr>
@@ -5188,7 +5188,7 @@
       </w:tr>
       <w:tr>
         <w:trPr>
-          <w:tblHeader w:val="off"/>
+          <w:tblHeader w:val="false"/>
         </w:trPr>
         <w:tc>
           <w:tcPr>
@@ -5464,7 +5464,7 @@
       </w:tr>
       <w:tr>
         <w:trPr>
-          <w:tblHeader w:val="off"/>
+          <w:tblHeader w:val="false"/>
         </w:trPr>
         <w:tc>
           <w:tcPr>
@@ -5569,7 +5569,7 @@
       </w:tr>
       <w:tr>
         <w:trPr>
-          <w:tblHeader w:val="off"/>
+          <w:tblHeader w:val="false"/>
         </w:trPr>
         <w:tc>
           <w:tcPr>
@@ -5670,7 +5670,7 @@
       </w:tr>
       <w:tr>
         <w:trPr>
-          <w:tblHeader w:val="off"/>
+          <w:tblHeader w:val="false"/>
         </w:trPr>
         <w:tc>
           <w:tcPr>
@@ -5771,7 +5771,7 @@
       </w:tr>
       <w:tr>
         <w:trPr>
-          <w:tblHeader w:val="off"/>
+          <w:tblHeader w:val="false"/>
         </w:trPr>
         <w:tc>
           <w:tcPr>
@@ -5872,7 +5872,7 @@
       </w:tr>
       <w:tr>
         <w:trPr>
-          <w:tblHeader w:val="off"/>
+          <w:tblHeader w:val="false"/>
         </w:trPr>
         <w:tc>
           <w:tcPr>
@@ -5973,7 +5973,7 @@
       </w:tr>
       <w:tr>
         <w:trPr>
-          <w:tblHeader w:val="off"/>
+          <w:tblHeader w:val="false"/>
         </w:trPr>
         <w:tc>
           <w:tcPr>
@@ -6074,7 +6074,7 @@
       </w:tr>
       <w:tr>
         <w:trPr>
-          <w:tblHeader w:val="off"/>
+          <w:tblHeader w:val="false"/>
         </w:trPr>
         <w:tc>
           <w:tcPr>
@@ -6175,7 +6175,7 @@
       </w:tr>
       <w:tr>
         <w:trPr>
-          <w:tblHeader w:val="off"/>
+          <w:tblHeader w:val="false"/>
         </w:trPr>
         <w:tc>
           <w:tcPr>
@@ -6276,7 +6276,7 @@
       </w:tr>
       <w:tr>
         <w:trPr>
-          <w:tblHeader w:val="off"/>
+          <w:tblHeader w:val="false"/>
         </w:trPr>
         <w:tc>
           <w:tcPr>
@@ -6377,7 +6377,7 @@
       </w:tr>
       <w:tr>
         <w:trPr>
-          <w:tblHeader w:val="off"/>
+          <w:tblHeader w:val="false"/>
         </w:trPr>
         <w:tc>
           <w:tcPr>
@@ -6478,7 +6478,7 @@
       </w:tr>
       <w:tr>
         <w:trPr>
-          <w:tblHeader w:val="off"/>
+          <w:tblHeader w:val="false"/>
         </w:trPr>
         <w:tc>
           <w:tcPr>
@@ -6816,7 +6816,7 @@
       </w:tr>
       <w:tr>
         <w:trPr>
-          <w:tblHeader w:val="off"/>
+          <w:tblHeader w:val="false"/>
         </w:trPr>
         <w:tc>
           <w:tcPr>
@@ -6917,7 +6917,7 @@
       </w:tr>
       <w:tr>
         <w:trPr>
-          <w:tblHeader w:val="off"/>
+          <w:tblHeader w:val="false"/>
         </w:trPr>
         <w:tc>
           <w:tcPr>
@@ -7018,7 +7018,7 @@
       </w:tr>
       <w:tr>
         <w:trPr>
-          <w:tblHeader w:val="off"/>
+          <w:tblHeader w:val="false"/>
         </w:trPr>
         <w:tc>
           <w:tcPr>
@@ -7119,7 +7119,7 @@
       </w:tr>
       <w:tr>
         <w:trPr>
-          <w:tblHeader w:val="off"/>
+          <w:tblHeader w:val="false"/>
         </w:trPr>
         <w:tc>
           <w:tcPr>
@@ -7713,7 +7713,7 @@
       </w:tr>
       <w:tr>
         <w:trPr>
-          <w:tblHeader w:val="off"/>
+          <w:tblHeader w:val="false"/>
         </w:trPr>
         <w:tc>
           <w:tcPr>
@@ -7914,7 +7914,7 @@
       </w:tr>
       <w:tr>
         <w:trPr>
-          <w:tblHeader w:val="off"/>
+          <w:tblHeader w:val="false"/>
         </w:trPr>
         <w:tc>
           <w:tcPr>
@@ -8115,7 +8115,7 @@
       </w:tr>
       <w:tr>
         <w:trPr>
-          <w:tblHeader w:val="off"/>
+          <w:tblHeader w:val="false"/>
         </w:trPr>
         <w:tc>
           <w:tcPr>
@@ -8314,7 +8314,7 @@
       </w:tr>
       <w:tr>
         <w:trPr>
-          <w:tblHeader w:val="off"/>
+          <w:tblHeader w:val="false"/>
         </w:trPr>
         <w:tc>
           <w:tcPr>
@@ -8511,7 +8511,7 @@
       </w:tr>
       <w:tr>
         <w:trPr>
-          <w:tblHeader w:val="off"/>
+          <w:tblHeader w:val="false"/>
         </w:trPr>
         <w:tc>
           <w:tcPr>
@@ -8710,7 +8710,7 @@
       </w:tr>
       <w:tr>
         <w:trPr>
-          <w:tblHeader w:val="off"/>
+          <w:tblHeader w:val="false"/>
         </w:trPr>
         <w:tc>
           <w:tcPr>
@@ -9100,7 +9100,7 @@
       </w:tr>
       <w:tr>
         <w:trPr>
-          <w:tblHeader w:val="off"/>
+          <w:tblHeader w:val="false"/>
         </w:trPr>
         <w:tc>
           <w:tcPr>
@@ -9225,7 +9225,7 @@
       </w:tr>
       <w:tr>
         <w:trPr>
-          <w:tblHeader w:val="off"/>
+          <w:tblHeader w:val="false"/>
         </w:trPr>
         <w:tc>
           <w:tcPr>
@@ -9350,7 +9350,7 @@
       </w:tr>
       <w:tr>
         <w:trPr>
-          <w:tblHeader w:val="off"/>
+          <w:tblHeader w:val="false"/>
         </w:trPr>
         <w:tc>
           <w:tcPr>
@@ -9475,7 +9475,7 @@
       </w:tr>
       <w:tr>
         <w:trPr>
-          <w:tblHeader w:val="off"/>
+          <w:tblHeader w:val="false"/>
         </w:trPr>
         <w:tc>
           <w:tcPr>
@@ -10618,15 +10618,15 @@
           <w:sz w:val="21"/>
           <w:szCs w:val="21"/>
         </w:rPr>
-        <w:t xml:space="preserve">, which is not necessarily the most recent version tagged in that repository. As of 2026-10-11 it resolves to record 23305683, which archives version 3.9: version DOI 10.5281/zenodo.23305683, file </w:t>
-      </w:r>
-      <w:r>
-        <w:rPr>
-          <w:rFonts w:ascii="Consolas" w:cs="Consolas" w:eastAsia="Consolas" w:hAnsi="Consolas"/>
-          <w:sz w:val="19"/>
-          <w:szCs w:val="19"/>
-        </w:rPr>
-        <w:t xml:space="preserve">mcp-supply-chain-study-v3.9.zip</w:t>
+        <w:t xml:space="preserve">, which is not necessarily the most recent version tagged in that repository. No revision can name its own archived record, because the deposit is created by publishing the release that carries that revision, so every record this section can name is one its own release supersedes. At the time of writing the concept DOI resolved to record 23305959, which archives version 3.10: version DOI 10.5281/zenodo.23305959, file </w:t>
+      </w:r>
+      <w:r>
+        <w:rPr>
+          <w:rFonts w:ascii="Consolas" w:cs="Consolas" w:eastAsia="Consolas" w:hAnsi="Consolas"/>
+          <w:sz w:val="19"/>
+          <w:szCs w:val="19"/>
+        </w:rPr>
+        <w:t xml:space="preserve">mcp-supply-chain-study-v3.10.zip</w:t>
       </w:r>
       <w:r>
         <w:rPr>
@@ -10642,15 +10642,15 @@
           <w:sz w:val="19"/>
           <w:szCs w:val="19"/>
         </w:rPr>
-        <w:t xml:space="preserve">c37cf3a7d67d5e0f5cad13e64b23354b</w:t>
-      </w:r>
-      <w:r>
-        <w:rPr>
-          <w:rFonts w:ascii="Georgia" w:cs="Georgia" w:eastAsia="Georgia" w:hAnsi="Georgia"/>
-          <w:sz w:val="21"/>
-          <w:szCs w:val="21"/>
-        </w:rPr>
-        <w:t xml:space="preserve">. That record contains the registry-drift result, the resolver correction and the advisory-gap recomputation.</w:t>
+        <w:t xml:space="preserve">9e139123a089fdfe9aa0f183ec38d2f9</w:t>
+      </w:r>
+      <w:r>
+        <w:rPr>
+          <w:rFonts w:ascii="Georgia" w:cs="Georgia" w:eastAsia="Georgia" w:hAnsi="Georgia"/>
+          <w:sz w:val="21"/>
+          <w:szCs w:val="21"/>
+        </w:rPr>
+        <w:t xml:space="preserve">. If the deposit for this revision fired, the concept DOI now resolves past that record; if it did not, 3.10 is the newest archived version and this revision is reachable only by tag and commit. Either way the tag and the commit are the citation that does not move.</w:t>
       </w:r>
     </w:p>
     <w:p>
@@ -10665,6 +10665,84 @@
           <w:szCs w:val="21"/>
         </w:rPr>
         <w:t xml:space="preserve">Versions 3.4 through 3.8 were never archived. The integration deposits on a published release rather than on a tag, and until 3.9 no release had triggered it, so for five revisions this paper cited a DOI that resolved to a record labelled 3.3 carrying the 3.1 tree. The maintainer of mcp-audit found that by checking the DOI rather than taking my word for it, after I had told him it resolved to the current version. Anything tagged in that repository and newer than the newest archived record is reachable only by tag and commit, which is why both are worth citing.</w:t>
+      </w:r>
+    </w:p>
+    <w:p>
+      <w:pPr>
+        <w:spacing w:after="160"/>
+        <w:jc w:val="left"/>
+      </w:pPr>
+      <w:r>
+        <w:rPr>
+          <w:rFonts w:ascii="Georgia" w:cs="Georgia" w:eastAsia="Georgia" w:hAnsi="Georgia"/>
+          <w:sz w:val="21"/>
+          <w:szCs w:val="21"/>
+        </w:rPr>
+        <w:t xml:space="preserve">There is a second way the archive and the repository can disagree, and it is quieter. The deposit is built from the tag, so a tag that stops short of its branch archives less than the branch holds. That happened at 3.10: </w:t>
+      </w:r>
+      <w:r>
+        <w:rPr>
+          <w:rFonts w:ascii="Consolas" w:cs="Consolas" w:eastAsia="Consolas" w:hAnsi="Consolas"/>
+          <w:sz w:val="19"/>
+          <w:szCs w:val="19"/>
+        </w:rPr>
+        <w:t xml:space="preserve">main</w:t>
+      </w:r>
+      <w:r>
+        <w:rPr>
+          <w:rFonts w:ascii="Georgia" w:cs="Georgia" w:eastAsia="Georgia" w:hAnsi="Georgia"/>
+          <w:sz w:val="21"/>
+          <w:szCs w:val="21"/>
+        </w:rPr>
+        <w:t xml:space="preserve"> carried </w:t>
+      </w:r>
+      <w:r>
+        <w:rPr>
+          <w:rFonts w:ascii="Consolas" w:cs="Consolas" w:eastAsia="Consolas" w:hAnsi="Consolas"/>
+          <w:sz w:val="19"/>
+          <w:szCs w:val="19"/>
+        </w:rPr>
+        <w:t xml:space="preserve">code/gap_leave_one_out.py</w:t>
+      </w:r>
+      <w:r>
+        <w:rPr>
+          <w:rFonts w:ascii="Georgia" w:cs="Georgia" w:eastAsia="Georgia" w:hAnsi="Georgia"/>
+          <w:sz w:val="21"/>
+          <w:szCs w:val="21"/>
+        </w:rPr>
+        <w:t xml:space="preserve">, </w:t>
+      </w:r>
+      <w:r>
+        <w:rPr>
+          <w:rFonts w:ascii="Consolas" w:cs="Consolas" w:eastAsia="Consolas" w:hAnsi="Consolas"/>
+          <w:sz w:val="19"/>
+          <w:szCs w:val="19"/>
+        </w:rPr>
+        <w:t xml:space="preserve">data/gap_leave_one_out.json</w:t>
+      </w:r>
+      <w:r>
+        <w:rPr>
+          <w:rFonts w:ascii="Georgia" w:cs="Georgia" w:eastAsia="Georgia" w:hAnsi="Georgia"/>
+          <w:sz w:val="21"/>
+          <w:szCs w:val="21"/>
+        </w:rPr>
+        <w:t xml:space="preserve"> and the paragraph in </w:t>
+      </w:r>
+      <w:r>
+        <w:rPr>
+          <w:rFonts w:ascii="Consolas" w:cs="Consolas" w:eastAsia="Consolas" w:hAnsi="Consolas"/>
+          <w:sz w:val="19"/>
+          <w:szCs w:val="19"/>
+        </w:rPr>
+        <w:t xml:space="preserve">RESOLVER-NOTES.md</w:t>
+      </w:r>
+      <w:r>
+        <w:rPr>
+          <w:rFonts w:ascii="Georgia" w:cs="Georgia" w:eastAsia="Georgia" w:hAnsi="Georgia"/>
+          <w:sz w:val="21"/>
+          <w:szCs w:val="21"/>
+        </w:rPr>
+        <w:t xml:space="preserve"> that reports them, and the tag did not, so the 3.10 record does not contain them. The tag was already archived by then and was not rewritten. Revision 3.11 exists to archive that material.</w:t>
       </w:r>
     </w:p>
     <w:p>
@@ -12011,6 +12089,154 @@
           <w:szCs w:val="21"/>
         </w:rPr>
         <w:t xml:space="preserve">Revision 3.9 said the integration "appears never to have archived anything", resting on a webhook delivery log that showed nothing. GitHub retains those logs only for a window, so an empty log could not have shown an attempt at 3.4 either way, and that inference was weaker than the sentence implied. What is established: nothing between 3.4 and 3.8 reached the archive, and a published release does trigger the deposit. Why the earlier releases did not is unknown and no longer guessed at here.</w:t>
+      </w:r>
+    </w:p>
+    <w:p>
+      <w:pPr>
+        <w:spacing w:after="160"/>
+        <w:jc w:val="left"/>
+      </w:pPr>
+      <w:r>
+        <w:rPr>
+          <w:rFonts w:ascii="Georgia" w:cs="Georgia" w:eastAsia="Georgia" w:hAnsi="Georgia"/>
+          <w:b/>
+          <w:bCs/>
+          <w:sz w:val="21"/>
+          <w:szCs w:val="21"/>
+        </w:rPr>
+        <w:t xml:space="preserve">3.11</w:t>
+      </w:r>
+      <w:r>
+        <w:rPr>
+          <w:rFonts w:ascii="Georgia" w:cs="Georgia" w:eastAsia="Georgia" w:hAnsi="Georgia"/>
+          <w:sz w:val="21"/>
+          <w:szCs w:val="21"/>
+        </w:rPr>
+        <w:t xml:space="preserve"> No measurement changes. Revision 3.10's commit reached </w:t>
+      </w:r>
+      <w:r>
+        <w:rPr>
+          <w:rFonts w:ascii="Consolas" w:cs="Consolas" w:eastAsia="Consolas" w:hAnsi="Consolas"/>
+          <w:sz w:val="19"/>
+          <w:szCs w:val="19"/>
+        </w:rPr>
+        <w:t xml:space="preserve">main</w:t>
+      </w:r>
+      <w:r>
+        <w:rPr>
+          <w:rFonts w:ascii="Georgia" w:cs="Georgia" w:eastAsia="Georgia" w:hAnsi="Georgia"/>
+          <w:sz w:val="21"/>
+          <w:szCs w:val="21"/>
+        </w:rPr>
+        <w:t xml:space="preserve"> but its tag did not move with it, so the archived v3.10 zip is missing </w:t>
+      </w:r>
+      <w:r>
+        <w:rPr>
+          <w:rFonts w:ascii="Consolas" w:cs="Consolas" w:eastAsia="Consolas" w:hAnsi="Consolas"/>
+          <w:sz w:val="19"/>
+          <w:szCs w:val="19"/>
+        </w:rPr>
+        <w:t xml:space="preserve">code/gap_leave_one_out.py</w:t>
+      </w:r>
+      <w:r>
+        <w:rPr>
+          <w:rFonts w:ascii="Georgia" w:cs="Georgia" w:eastAsia="Georgia" w:hAnsi="Georgia"/>
+          <w:sz w:val="21"/>
+          <w:szCs w:val="21"/>
+        </w:rPr>
+        <w:t xml:space="preserve">, </w:t>
+      </w:r>
+      <w:r>
+        <w:rPr>
+          <w:rFonts w:ascii="Consolas" w:cs="Consolas" w:eastAsia="Consolas" w:hAnsi="Consolas"/>
+          <w:sz w:val="19"/>
+          <w:szCs w:val="19"/>
+        </w:rPr>
+        <w:t xml:space="preserve">data/gap_leave_one_out.json</w:t>
+      </w:r>
+      <w:r>
+        <w:rPr>
+          <w:rFonts w:ascii="Georgia" w:cs="Georgia" w:eastAsia="Georgia" w:hAnsi="Georgia"/>
+          <w:sz w:val="21"/>
+          <w:szCs w:val="21"/>
+        </w:rPr>
+        <w:t xml:space="preserve"> and the paragraph in </w:t>
+      </w:r>
+      <w:r>
+        <w:rPr>
+          <w:rFonts w:ascii="Consolas" w:cs="Consolas" w:eastAsia="Consolas" w:hAnsi="Consolas"/>
+          <w:sz w:val="19"/>
+          <w:szCs w:val="19"/>
+        </w:rPr>
+        <w:t xml:space="preserve">RESOLVER-NOTES.md</w:t>
+      </w:r>
+      <w:r>
+        <w:rPr>
+          <w:rFonts w:ascii="Georgia" w:cs="Georgia" w:eastAsia="Georgia" w:hAnsi="Georgia"/>
+          <w:sz w:val="21"/>
+          <w:szCs w:val="21"/>
+        </w:rPr>
+        <w:t xml:space="preserve"> that reports them. This revision archives them. A published tag is not rewritten to absorb a later addition, which is why this is a new revision rather than a moved tag, for the same reason 3.9 followed 3.8.</w:t>
+      </w:r>
+    </w:p>
+    <w:p>
+      <w:pPr>
+        <w:spacing w:after="160"/>
+        <w:jc w:val="left"/>
+      </w:pPr>
+      <w:r>
+        <w:rPr>
+          <w:rFonts w:ascii="Georgia" w:cs="Georgia" w:eastAsia="Georgia" w:hAnsi="Georgia"/>
+          <w:sz w:val="21"/>
+          <w:szCs w:val="21"/>
+        </w:rPr>
+        <w:t xml:space="preserve">Section 11's archive wording is restructured. Through 3.10 it named the record the concept DOI resolved to on the day the revision was written, which is a statement no revision can keep true: the deposit is created by publishing the release that carries the revision, so each one named a record its own release superseded. It now states that invariant, names the last record it could observe, and says which of the two outcomes the reader is in.</w:t>
+      </w:r>
+    </w:p>
+    <w:p>
+      <w:pPr>
+        <w:spacing w:after="160"/>
+        <w:jc w:val="left"/>
+      </w:pPr>
+      <w:r>
+        <w:rPr>
+          <w:rFonts w:ascii="Georgia" w:cs="Georgia" w:eastAsia="Georgia" w:hAnsi="Georgia"/>
+          <w:sz w:val="21"/>
+          <w:szCs w:val="21"/>
+        </w:rPr>
+        <w:t xml:space="preserve">The leave-one-out check itself is reported in section 13 of the lock spec and in </w:t>
+      </w:r>
+      <w:r>
+        <w:rPr>
+          <w:rFonts w:ascii="Consolas" w:cs="Consolas" w:eastAsia="Consolas" w:hAnsi="Consolas"/>
+          <w:sz w:val="19"/>
+          <w:szCs w:val="19"/>
+        </w:rPr>
+        <w:t xml:space="preserve">RESOLVER-NOTES.md</w:t>
+      </w:r>
+      <w:r>
+        <w:rPr>
+          <w:rFonts w:ascii="Georgia" w:cs="Georgia" w:eastAsia="Georgia" w:hAnsi="Georgia"/>
+          <w:sz w:val="21"/>
+          <w:szCs w:val="21"/>
+        </w:rPr>
+        <w:t xml:space="preserve">. Suppressing </w:t>
+      </w:r>
+      <w:r>
+        <w:rPr>
+          <w:rFonts w:ascii="Consolas" w:cs="Consolas" w:eastAsia="Consolas" w:hAnsi="Consolas"/>
+          <w:sz w:val="19"/>
+          <w:szCs w:val="19"/>
+        </w:rPr>
+        <w:t xml:space="preserve">hono</w:t>
+      </w:r>
+      <w:r>
+        <w:rPr>
+          <w:rFonts w:ascii="Georgia" w:cs="Georgia" w:eastAsia="Georgia" w:hAnsi="Georgia"/>
+          <w:sz w:val="21"/>
+          <w:szCs w:val="21"/>
+        </w:rPr>
+        <w:t xml:space="preserve">, which carries 2,017 of the 4,442 findings on the frozen side, moves the frozen-flags-live-clean count from 130 of 249 to 129. Suppressing the five packages that hold 82% of the findings gives 89 of 249, which is not a robustness result and is recorded as not being one.</w:t>
       </w:r>
     </w:p>
     <w:sectPr>
@@ -12023,6 +12249,10 @@
 </w:document>
 </file>
 
+<file path=word/comments.xml><?xml version="1.0" encoding="utf-8"?>
+<w:comments xmlns:cx="http://schemas.microsoft.com/office/drawing/2014/chartex" xmlns:cx1="http://schemas.microsoft.com/office/drawing/2015/9/8/chartex" xmlns:cx2="http://schemas.microsoft.com/office/drawing/2015/10/21/chartex" xmlns:cx3="http://schemas.microsoft.com/office/drawing/2016/5/9/chartex" xmlns:cx4="http://schemas.microsoft.com/office/drawing/2016/5/10/chartex" xmlns:cx5="http://schemas.microsoft.com/office/drawing/2016/5/11/chartex" xmlns:cx6="http://schemas.microsoft.com/office/drawing/2016/5/12/chartex" xmlns:cx7="http://schemas.microsoft.com/office/drawing/2016/5/13/chartex" xmlns:cx8="http://schemas.microsoft.com/office/drawing/2016/5/14/chartex" xmlns:mc="http://schemas.openxmlformats.org/markup-compatibility/2006" xmlns:aink="http://schemas.microsoft.com/office/drawing/2016/ink" xmlns:am3d="http://schemas.microsoft.com/office/drawing/2017/model3d" xmlns:o="urn:schemas-microsoft-com:office:office" xmlns:r="http://schemas.openxmlformats.org/officeDocument/2006/relationships" xmlns:m="http://schemas.openxmlformats.org/officeDocument/2006/math" xmlns:v="urn:schemas-microsoft-com:vml" xmlns:wp14="http://schemas.microsoft.com/office/word/2010/wordprocessingDrawing" xmlns:wp="http://schemas.openxmlformats.org/drawingml/2006/wordprocessingDrawing" xmlns:w10="urn:schemas-microsoft-com:office:word" xmlns:w="http://schemas.openxmlformats.org/wordprocessingml/2006/main" xmlns:w14="http://schemas.microsoft.com/office/word/2010/wordml" xmlns:w15="http://schemas.microsoft.com/office/word/2012/wordml" xmlns:w16cex="http://schemas.microsoft.com/office/word/2018/wordml/cex" xmlns:w16cid="http://schemas.microsoft.com/office/word/2016/wordml/cid" xmlns:w16="http://schemas.microsoft.com/office/word/2018/wordml" xmlns:w16sdtdh="http://schemas.microsoft.com/office/word/2020/wordml/sdtdatahash" xmlns:w16se="http://schemas.microsoft.com/office/word/2015/wordml/symex" xmlns:wpg="http://schemas.microsoft.com/office/word/2010/wordprocessingGroup" xmlns:wpi="http://schemas.microsoft.com/office/word/2010/wordprocessingInk" xmlns:wne="http://schemas.microsoft.com/office/word/2006/wordml" xmlns:wps="http://schemas.microsoft.com/office/word/2010/wordprocessingShape"/>
+</file>
+
 <file path=word/endnotes.xml><?xml version="1.0" encoding="utf-8"?>
 <w:endnotes xmlns:wpc="http://schemas.microsoft.com/office/word/2010/wordprocessingCanvas" xmlns:mc="http://schemas.openxmlformats.org/markup-compatibility/2006" xmlns:o="urn:schemas-microsoft-com:office:office" xmlns:r="http://schemas.openxmlformats.org/officeDocument/2006/relationships" xmlns:m="http://schemas.openxmlformats.org/officeDocument/2006/math" xmlns:v="urn:schemas-microsoft-com:vml" xmlns:wp14="http://schemas.microsoft.com/office/word/2010/wordprocessingDrawing" xmlns:wp="http://schemas.openxmlformats.org/drawingml/2006/wordprocessingDrawing" xmlns:w10="urn:schemas-microsoft-com:office:word" xmlns:w="http://schemas.openxmlformats.org/wordprocessingml/2006/main" xmlns:w14="http://schemas.microsoft.com/office/word/2010/wordml" xmlns:w15="http://schemas.microsoft.com/office/word/2012/wordml" xmlns:wpg="http://schemas.microsoft.com/office/word/2010/wordprocessingGroup" xmlns:wpi="http://schemas.microsoft.com/office/word/2010/wordprocessingInk" xmlns:wne="http://schemas.microsoft.com/office/word/2006/wordml" xmlns:wps="http://schemas.microsoft.com/office/word/2010/wordprocessingShape" mc:Ignorable="w14 w15 wp14">
   <w:endnote w:type="separator" w:id="-1">
@@ -12101,7 +12331,7 @@
 <w:numbering xmlns:wpc="http://schemas.microsoft.com/office/word/2010/wordprocessingCanvas" xmlns:mc="http://schemas.openxmlformats.org/markup-compatibility/2006" xmlns:o="urn:schemas-microsoft-com:office:office" xmlns:r="http://schemas.openxmlformats.org/officeDocument/2006/relationships" xmlns:m="http://schemas.openxmlformats.org/officeDocument/2006/math" xmlns:v="urn:schemas-microsoft-com:vml" xmlns:wp14="http://schemas.microsoft.com/office/word/2010/wordprocessingDrawing" xmlns:wp="http://schemas.openxmlformats.org/drawingml/2006/wordprocessingDrawing" xmlns:w10="urn:schemas-microsoft-com:office:word" xmlns:w="http://schemas.openxmlformats.org/wordprocessingml/2006/main" xmlns:w14="http://schemas.microsoft.com/office/word/2010/wordml" xmlns:w15="http://schemas.microsoft.com/office/word/2012/wordml" xmlns:wpg="http://schemas.microsoft.com/office/word/2010/wordprocessingGroup" xmlns:wpi="http://schemas.microsoft.com/office/word/2010/wordprocessingInk" xmlns:wne="http://schemas.microsoft.com/office/word/2006/wordml" xmlns:wps="http://schemas.microsoft.com/office/word/2010/wordprocessingShape" mc:Ignorable="w14 w15 wp14">
   <w:abstractNum w:abstractNumId="1" w15:restartNumberingAfterBreak="0">
     <w:multiLevelType w:val="hybridMultilevel"/>
-    <w:lvl w:ilvl="0" w:tentative="1">
+    <w:lvl w:ilvl="0" w15:tentative="1">
       <w:start w:val="1"/>
       <w:numFmt w:val="bullet"/>
       <w:lvlText w:val="●"/>
@@ -12110,7 +12340,7 @@
         <w:ind w:left="720" w:hanging="360"/>
       </w:pPr>
     </w:lvl>
-    <w:lvl w:ilvl="1" w:tentative="1">
+    <w:lvl w:ilvl="1" w15:tentative="1">
       <w:start w:val="1"/>
       <w:numFmt w:val="bullet"/>
       <w:lvlText w:val="○"/>
@@ -12119,7 +12349,7 @@
         <w:ind w:left="1440" w:hanging="360"/>
       </w:pPr>
     </w:lvl>
-    <w:lvl w:ilvl="2" w:tentative="1">
+    <w:lvl w:ilvl="2" w15:tentative="1">
       <w:start w:val="1"/>
       <w:numFmt w:val="bullet"/>
       <w:lvlText w:val="■"/>
@@ -12128,7 +12358,7 @@
         <w:ind w:left="2160" w:hanging="360"/>
       </w:pPr>
     </w:lvl>
-    <w:lvl w:ilvl="3" w:tentative="1">
+    <w:lvl w:ilvl="3" w15:tentative="1">
       <w:start w:val="1"/>
       <w:numFmt w:val="bullet"/>
       <w:lvlText w:val="●"/>
@@ -12137,7 +12367,7 @@
         <w:ind w:left="2880" w:hanging="360"/>
       </w:pPr>
     </w:lvl>
-    <w:lvl w:ilvl="4" w:tentative="1">
+    <w:lvl w:ilvl="4" w15:tentative="1">
       <w:start w:val="1"/>
       <w:numFmt w:val="bullet"/>
       <w:lvlText w:val="○"/>
@@ -12146,7 +12376,7 @@
         <w:ind w:left="3600" w:hanging="360"/>
       </w:pPr>
     </w:lvl>
-    <w:lvl w:ilvl="5" w:tentative="1">
+    <w:lvl w:ilvl="5" w15:tentative="1">
       <w:start w:val="1"/>
       <w:numFmt w:val="bullet"/>
       <w:lvlText w:val="■"/>
@@ -12155,7 +12385,7 @@
         <w:ind w:left="4320" w:hanging="360"/>
       </w:pPr>
     </w:lvl>
-    <w:lvl w:ilvl="6" w:tentative="1">
+    <w:lvl w:ilvl="6" w15:tentative="1">
       <w:start w:val="1"/>
       <w:numFmt w:val="bullet"/>
       <w:lvlText w:val="●"/>
@@ -12164,7 +12394,7 @@
         <w:ind w:left="5040" w:hanging="360"/>
       </w:pPr>
     </w:lvl>
-    <w:lvl w:ilvl="7" w:tentative="1">
+    <w:lvl w:ilvl="7" w15:tentative="1">
       <w:start w:val="1"/>
       <w:numFmt w:val="bullet"/>
       <w:lvlText w:val="●"/>
@@ -12173,7 +12403,7 @@
         <w:ind w:left="5760" w:hanging="360"/>
       </w:pPr>
     </w:lvl>
-    <w:lvl w:ilvl="8" w:tentative="1">
+    <w:lvl w:ilvl="8" w15:tentative="1">
       <w:start w:val="1"/>
       <w:numFmt w:val="bullet"/>
       <w:lvlText w:val="●"/>
@@ -12204,10 +12434,6 @@
     </w:rPrDefault>
     <w:pPrDefault/>
   </w:docDefaults>
-  <w:style w:type="paragraph" w:styleId="Normal" w:default="1">
-    <w:name w:val="Normal"/>
-    <w:qFormat/>
-  </w:style>
   <w:style w:type="paragraph" w:styleId="Title">
     <w:name w:val="Title"/>
     <w:basedOn w:val="Normal"/>
@@ -12380,294 +12606,4 @@
     </w:rPr>
   </w:style>
 </w:styles>
-</file>
-
-<file path=word/theme/theme1.xml><?xml version="1.0" encoding="utf-8"?>
-<a:theme xmlns:a="http://schemas.openxmlformats.org/drawingml/2006/main" name="Office Theme">
-  <a:themeElements>
-    <a:clrScheme name="Office">
-      <a:dk1>
-        <a:sysClr val="windowText" lastClr="000000"/>
-      </a:dk1>
-      <a:lt1>
-        <a:sysClr val="window" lastClr="FFFFFF"/>
-      </a:lt1>
-      <a:dk2>
-        <a:srgbClr val="44546A"/>
-      </a:dk2>
-      <a:lt2>
-        <a:srgbClr val="E7E6E6"/>
-      </a:lt2>
-      <a:accent1>
-        <a:srgbClr val="4472C4"/>
-      </a:accent1>
-      <a:accent2>
-        <a:srgbClr val="ED7D31"/>
-      </a:accent2>
-      <a:accent3>
-        <a:srgbClr val="A5A5A5"/>
-      </a:accent3>
-      <a:accent4>
-        <a:srgbClr val="FFC000"/>
-      </a:accent4>
-      <a:accent5>
-        <a:srgbClr val="5B9BD5"/>
-      </a:accent5>
-      <a:accent6>
-        <a:srgbClr val="70AD47"/>
-      </a:accent6>
-      <a:hlink>
-        <a:srgbClr val="0563C1"/>
-      </a:hlink>
-      <a:folHlink>
-        <a:srgbClr val="954F72"/>
-      </a:folHlink>
-    </a:clrScheme>
-    <a:fontScheme name="Office">
-      <a:majorFont>
-        <a:latin typeface="Calibri Light" panose="020F0302020204030204"/>
-        <a:ea typeface=""/>
-        <a:cs typeface=""/>
-        <a:font script="Jpan" typeface="游ゴシック Light"/>
-        <a:font script="Hang" typeface="맑은 고딕"/>
-        <a:font script="Hans" typeface="等线 Light"/>
-        <a:font script="Hant" typeface="新細明體"/>
-        <a:font script="Arab" typeface="Times New Roman"/>
-        <a:font script="Hebr" typeface="Times New Roman"/>
-        <a:font script="Thai" typeface="Angsana New"/>
-        <a:font script="Ethi" typeface="Nyala"/>
-        <a:font script="Beng" typeface="Vrinda"/>
-        <a:font script="Gujr" typeface="Shruti"/>
-        <a:font script="Khmr" typeface="MoolBoran"/>
-        <a:font script="Knda" typeface="Tunga"/>
-        <a:font script="Guru" typeface="Raavi"/>
-        <a:font script="Cans" typeface="Euphemia"/>
-        <a:font script="Cher" typeface="Plantagenet Cherokee"/>
-        <a:font script="Yiii" typeface="Microsoft Yi Baiti"/>
-        <a:font script="Tibt" typeface="Microsoft Himalaya"/>
-        <a:font script="Thaa" typeface="MV Boli"/>
-        <a:font script="Deva" typeface="Mangal"/>
-        <a:font script="Telu" typeface="Gautami"/>
-        <a:font script="Taml" typeface="Latha"/>
-        <a:font script="Syrc" typeface="Estrangelo Edessa"/>
-        <a:font script="Orya" typeface="Kalinga"/>
-        <a:font script="Mlym" typeface="Kartika"/>
-        <a:font script="Laoo" typeface="DokChampa"/>
-        <a:font script="Sinh" typeface="Iskoola Pota"/>
-        <a:font script="Mong" typeface="Mongolian Baiti"/>
-        <a:font script="Viet" typeface="Times New Roman"/>
-        <a:font script="Uigh" typeface="Microsoft Uighur"/>
-        <a:font script="Geor" typeface="Sylfaen"/>
-        <a:font script="Armn" typeface="Arial"/>
-        <a:font script="Bugi" typeface="Leelawadee UI"/>
-        <a:font script="Bopo" typeface="Microsoft JhengHei"/>
-        <a:font script="Java" typeface="Javanese Text"/>
-        <a:font script="Lisu" typeface="Segoe UI"/>
-        <a:font script="Mymr" typeface="Myanmar Text"/>
-        <a:font script="Nkoo" typeface="Ebrima"/>
-        <a:font script="Olck" typeface="Nirmala UI"/>
-        <a:font script="Osma" typeface="Ebrima"/>
-        <a:font script="Phag" typeface="Phagspa"/>
-        <a:font script="Syrn" typeface="Estrangelo Edessa"/>
-        <a:font script="Syrj" typeface="Estrangelo Edessa"/>
-        <a:font script="Syre" typeface="Estrangelo Edessa"/>
-        <a:font script="Sora" typeface="Nirmala UI"/>
-        <a:font script="Tale" typeface="Microsoft Tai Le"/>
-        <a:font script="Talu" typeface="Microsoft New Tai Lue"/>
-        <a:font script="Tfng" typeface="Ebrima"/>
-      </a:majorFont>
-      <a:minorFont>
-        <a:latin typeface="Calibri" panose="020F0502020204030204"/>
-        <a:ea typeface=""/>
-        <a:cs typeface=""/>
-        <a:font script="Jpan" typeface="游明朝"/>
-        <a:font script="Hang" typeface="맑은 고딕"/>
-        <a:font script="Hans" typeface="等线"/>
-        <a:font script="Hant" typeface="新細明體"/>
-        <a:font script="Arab" typeface="Arial"/>
-        <a:font script="Hebr" typeface="Arial"/>
-        <a:font script="Thai" typeface="Cordia New"/>
-        <a:font script="Ethi" typeface="Nyala"/>
-        <a:font script="Beng" typeface="Vrinda"/>
-        <a:font script="Gujr" typeface="Shruti"/>
-        <a:font script="Khmr" typeface="DaunPenh"/>
-        <a:font script="Knda" typeface="Tunga"/>
-        <a:font script="Guru" typeface="Raavi"/>
-        <a:font script="Cans" typeface="Euphemia"/>
-        <a:font script="Cher" typeface="Plantagenet Cherokee"/>
-        <a:font script="Yiii" typeface="Microsoft Yi Baiti"/>
-        <a:font script="Tibt" typeface="Microsoft Himalaya"/>
-        <a:font script="Thaa" typeface="MV Boli"/>
-        <a:font script="Deva" typeface="Mangal"/>
-        <a:font script="Telu" typeface="Gautami"/>
-        <a:font script="Taml" typeface="Latha"/>
-        <a:font script="Syrc" typeface="Estrangelo Edessa"/>
-        <a:font script="Orya" typeface="Kalinga"/>
-        <a:font script="Mlym" typeface="Kartika"/>
-        <a:font script="Laoo" typeface="DokChampa"/>
-        <a:font script="Sinh" typeface="Iskoola Pota"/>
-        <a:font script="Mong" typeface="Mongolian Baiti"/>
-        <a:font script="Viet" typeface="Arial"/>
-        <a:font script="Uigh" typeface="Microsoft Uighur"/>
-        <a:font script="Geor" typeface="Sylfaen"/>
-        <a:font script="Armn" typeface="Arial"/>
-        <a:font script="Bugi" typeface="Leelawadee UI"/>
-        <a:font script="Bopo" typeface="Microsoft JhengHei"/>
-        <a:font script="Java" typeface="Javanese Text"/>
-        <a:font script="Lisu" typeface="Segoe UI"/>
-        <a:font script="Mymr" typeface="Myanmar Text"/>
-        <a:font script="Nkoo" typeface="Ebrima"/>
-        <a:font script="Olck" typeface="Nirmala UI"/>
-        <a:font script="Osma" typeface="Ebrima"/>
-        <a:font script="Phag" typeface="Phagspa"/>
-        <a:font script="Syrn" typeface="Estrangelo Edessa"/>
-        <a:font script="Syrj" typeface="Estrangelo Edessa"/>
-        <a:font script="Syre" typeface="Estrangelo Edessa"/>
-        <a:font script="Sora" typeface="Nirmala UI"/>
-        <a:font script="Tale" typeface="Microsoft Tai Le"/>
-        <a:font script="Talu" typeface="Microsoft New Tai Lue"/>
-        <a:font script="Tfng" typeface="Ebrima"/>
-      </a:minorFont>
-    </a:fontScheme>
-    <a:fmtScheme name="Office">
-      <a:fillStyleLst>
-        <a:solidFill>
-          <a:schemeClr val="phClr"/>
-        </a:solidFill>
-        <a:gradFill rotWithShape="true">
-          <a:gsLst>
-            <a:gs pos="0">
-              <a:schemeClr val="phClr">
-                <a:lumMod val="110000"/>
-                <a:satMod val="105000"/>
-                <a:tint val="67000"/>
-              </a:schemeClr>
-            </a:gs>
-            <a:gs pos="50000">
-              <a:schemeClr val="phClr">
-                <a:lumMod val="105000"/>
-                <a:satMod val="103000"/>
-                <a:tint val="73000"/>
-              </a:schemeClr>
-            </a:gs>
-            <a:gs pos="100000">
-              <a:schemeClr val="phClr">
-                <a:lumMod val="105000"/>
-                <a:satMod val="109000"/>
-                <a:tint val="81000"/>
-              </a:schemeClr>
-            </a:gs>
-          </a:gsLst>
-          <a:lin ang="5400000" scaled="false"/>
-        </a:gradFill>
-        <a:gradFill rotWithShape="true">
-          <a:gsLst>
-            <a:gs pos="0">
-              <a:schemeClr val="phClr">
-                <a:satMod val="103000"/>
-                <a:lumMod val="102000"/>
-                <a:tint val="94000"/>
-              </a:schemeClr>
-            </a:gs>
-            <a:gs pos="50000">
-              <a:schemeClr val="phClr">
-                <a:satMod val="110000"/>
-                <a:lumMod val="100000"/>
-                <a:shade val="100000"/>
-              </a:schemeClr>
-            </a:gs>
-            <a:gs pos="100000">
-              <a:schemeClr val="phClr">
-                <a:lumMod val="99000"/>
-                <a:satMod val="120000"/>
-                <a:shade val="78000"/>
-              </a:schemeClr>
-            </a:gs>
-          </a:gsLst>
-          <a:lin ang="5400000" scaled="false"/>
-        </a:gradFill>
-      </a:fillStyleLst>
-      <a:lnStyleLst>
-        <a:ln w="6350" cap="flat" cmpd="sng" algn="ctr">
-          <a:solidFill>
-            <a:schemeClr val="phClr"/>
-          </a:solidFill>
-          <a:prstDash val="solid"/>
-          <a:miter lim="800000"/>
-        </a:ln>
-        <a:ln w="12700" cap="flat" cmpd="sng" algn="ctr">
-          <a:solidFill>
-            <a:schemeClr val="phClr"/>
-          </a:solidFill>
-          <a:prstDash val="solid"/>
-          <a:miter lim="800000"/>
-        </a:ln>
-        <a:ln w="19050" cap="flat" cmpd="sng" algn="ctr">
-          <a:solidFill>
-            <a:schemeClr val="phClr"/>
-          </a:solidFill>
-          <a:prstDash val="solid"/>
-          <a:miter lim="800000"/>
-        </a:ln>
-      </a:lnStyleLst>
-      <a:effectStyleLst>
-        <a:effectStyle>
-          <a:effectLst/>
-        </a:effectStyle>
-        <a:effectStyle>
-          <a:effectLst/>
-        </a:effectStyle>
-        <a:effectStyle>
-          <a:effectLst>
-            <a:outerShdw blurRad="57150" dist="19050" dir="5400000" algn="ctr" rotWithShape="false">
-              <a:srgbClr val="000000">
-                <a:alpha val="63000"/>
-              </a:srgbClr>
-            </a:outerShdw>
-          </a:effectLst>
-        </a:effectStyle>
-      </a:effectStyleLst>
-      <a:bgFillStyleLst>
-        <a:solidFill>
-          <a:schemeClr val="phClr"/>
-        </a:solidFill>
-        <a:solidFill>
-          <a:schemeClr val="phClr">
-            <a:tint val="95000"/>
-            <a:satMod val="170000"/>
-          </a:schemeClr>
-        </a:solidFill>
-        <a:gradFill rotWithShape="true">
-          <a:gsLst>
-            <a:gs pos="0">
-              <a:schemeClr val="phClr">
-                <a:tint val="93000"/>
-                <a:satMod val="150000"/>
-                <a:shade val="98000"/>
-                <a:lumMod val="102000"/>
-              </a:schemeClr>
-            </a:gs>
-            <a:gs pos="50000">
-              <a:schemeClr val="phClr">
-                <a:tint val="98000"/>
-                <a:satMod val="130000"/>
-                <a:shade val="90000"/>
-                <a:lumMod val="103000"/>
-              </a:schemeClr>
-            </a:gs>
-            <a:gs pos="100000">
-              <a:schemeClr val="phClr">
-                <a:shade val="63000"/>
-                <a:satMod val="120000"/>
-              </a:schemeClr>
-            </a:gs>
-          </a:gsLst>
-          <a:lin ang="5400000" scaled="false"/>
-        </a:gradFill>
-      </a:bgFillStyleLst>
-    </a:fmtScheme>
-  </a:themeElements>
-  <a:objectDefaults/>
-  <a:extraClrSchemeLst/>
-</a:theme>
 </file>
--- a/paper/mcp-frame-paper-v3.docx
+++ b/paper/mcp-frame-paper-v3.docx
@@ -12237,6 +12237,108 @@
           <w:szCs w:val="21"/>
         </w:rPr>
         <w:t xml:space="preserve">, which carries 2,017 of the 4,442 findings on the frozen side, moves the frozen-flags-live-clean count from 130 of 249 to 129. Suppressing the five packages that hold 82% of the findings gives 89 of 249, which is not a robustness result and is recorded as not being one.</w:t>
+      </w:r>
+    </w:p>
+    <w:p>
+      <w:pPr>
+        <w:spacing w:after="160"/>
+        <w:jc w:val="left"/>
+      </w:pPr>
+      <w:r>
+        <w:rPr>
+          <w:rFonts w:ascii="Georgia" w:cs="Georgia" w:eastAsia="Georgia" w:hAnsi="Georgia"/>
+          <w:b/>
+          <w:bCs/>
+          <w:sz w:val="21"/>
+          <w:szCs w:val="21"/>
+        </w:rPr>
+        <w:t xml:space="preserve">3.12</w:t>
+      </w:r>
+      <w:r>
+        <w:rPr>
+          <w:rFonts w:ascii="Georgia" w:cs="Georgia" w:eastAsia="Georgia" w:hAnsi="Georgia"/>
+          <w:sz w:val="21"/>
+          <w:szCs w:val="21"/>
+        </w:rPr>
+        <w:t xml:space="preserve"> The frozen-versus-live result now says why. Pre-registration 6 and </w:t>
+      </w:r>
+      <w:r>
+        <w:rPr>
+          <w:rFonts w:ascii="Consolas" w:cs="Consolas" w:eastAsia="Consolas" w:hAnsi="Consolas"/>
+          <w:sz w:val="19"/>
+          <w:szCs w:val="19"/>
+        </w:rPr>
+        <w:t xml:space="preserve">code/gap_cause_split.py</w:t>
+      </w:r>
+      <w:r>
+        <w:rPr>
+          <w:rFonts w:ascii="Georgia" w:cs="Georgia" w:eastAsia="Georgia" w:hAnsi="Georgia"/>
+          <w:sz w:val="21"/>
+          <w:szCs w:val="21"/>
+        </w:rPr>
+        <w:t xml:space="preserve"> decompose every finding a release-frozen tree reports by whether its advisory was published before or after the root shipped. The share postdating the root runs from 90.6% at a root age of 30 days or less to 100.0% past a year, and the bands are </w:t>
+      </w:r>
+      <w:r>
+        <w:rPr>
+          <w:rFonts w:ascii="Georgia" w:cs="Georgia" w:eastAsia="Georgia" w:hAnsi="Georgia"/>
+          <w:b/>
+          <w:bCs/>
+          <w:sz w:val="21"/>
+          <w:szCs w:val="21"/>
+        </w:rPr>
+        <w:t xml:space="preserve">not</w:t>
+      </w:r>
+      <w:r>
+        <w:rPr>
+          <w:rFonts w:ascii="Georgia" w:cs="Georgia" w:eastAsia="Georgia" w:hAnsi="Georgia"/>
+          <w:sz w:val="21"/>
+          <w:szCs w:val="21"/>
+        </w:rPr>
+        <w:t xml:space="preserve"> monotone: the 91-to-180 band sits below the 31-to-90 band, the package-cluster intervals overlap heavily, and the inversion is carried by a handful of roots. The pooled 98.4% over 4,638 findings is age-exposure weighted and is not quoted as a rate. Re-running the whole decomposition against the time-aligned live arm reproduces every band exactly.</w:t>
+      </w:r>
+    </w:p>
+    <w:p>
+      <w:pPr>
+        <w:spacing w:after="160"/>
+        <w:jc w:val="left"/>
+      </w:pPr>
+      <w:r>
+        <w:rPr>
+          <w:rFonts w:ascii="Georgia" w:cs="Georgia" w:eastAsia="Georgia" w:hAnsi="Georgia"/>
+          <w:sz w:val="21"/>
+          <w:szCs w:val="21"/>
+        </w:rPr>
+        <w:t xml:space="preserve">The question the post of 13 October left open has a null for an answer. Both cells of the crosstab carry a fix-availability condition, in opposite directions, so the cell free of either, a pre-ship advisory on a pin that later became fixable, holds 10 findings of 4,638 across 7 servers, 4 of them indeterminate, and 3 of 3 indeterminate under the aligned arm. A frozen description over-reports because advisories accrue against it, not because these publishers shipped pins they could have avoided. The cell that looked like a publisher result is confounded: in 7 of its 24 pairs the tree installs two versions of the flagged package, and which copy the root declared is not recoverable from the released data.</w:t>
+      </w:r>
+    </w:p>
+    <w:p>
+      <w:pPr>
+        <w:spacing w:after="160"/>
+        <w:jc w:val="left"/>
+      </w:pPr>
+      <w:r>
+        <w:rPr>
+          <w:rFonts w:ascii="Georgia" w:cs="Georgia" w:eastAsia="Georgia" w:hAnsi="Georgia"/>
+          <w:sz w:val="21"/>
+          <w:szCs w:val="21"/>
+        </w:rPr>
+        <w:t xml:space="preserve">Three rounds of independent adversarial review are recorded in amendments two, three and four of the pre-registration, and this revision exists partly to record what they found. Every arithmetic figure survived all three unchanged. Three successive wordings did not: a claim that the pooled population carried no fix-timing filter, a claim that a root's own declaration had not selected a flagged version, and a claim that the age bands were monotone. The last was false in a table this project had already printed. The suite guarding the decomposition carries 31 mutations, none designed by the author, three harness composites and a meta-test, and the reproduction gate now raises rather than asserts, because </w:t>
+      </w:r>
+      <w:r>
+        <w:rPr>
+          <w:rFonts w:ascii="Consolas" w:cs="Consolas" w:eastAsia="Consolas" w:hAnsi="Consolas"/>
+          <w:sz w:val="19"/>
+          <w:szCs w:val="19"/>
+        </w:rPr>
+        <w:t xml:space="preserve">python3 -O</w:t>
+      </w:r>
+      <w:r>
+        <w:rPr>
+          <w:rFonts w:ascii="Georgia" w:cs="Georgia" w:eastAsia="Georgia" w:hAnsi="Georgia"/>
+          <w:sz w:val="21"/>
+          <w:szCs w:val="21"/>
+        </w:rPr>
+        <w:t xml:space="preserve"> had been deleting it in full.</w:t>
       </w:r>
     </w:p>
     <w:sectPr>

--- a/paper/mcp-frame-paper-v3.docx
+++ b/paper/mcp-frame-paper-v3.docx
@@ -10618,7 +10618,21 @@
           <w:sz w:val="21"/>
           <w:szCs w:val="21"/>
         </w:rPr>
-        <w:t xml:space="preserve">, which is not necessarily the most recent version tagged in that repository. No revision can name its own archived record, because the deposit is created by publishing the release that carries that revision, so every record this section can name is one its own release supersedes. At the time of writing the concept DOI resolved to record 23305959, which archives version 3.10: version DOI 10.5281/zenodo.23305959, file </w:t>
+        <w:t xml:space="preserve">, which is not necessarily the most recent version tagged in that repository. No revision can name its own archived record, because the deposit is created by publishing the release that carries that revision, and any record a revision does name is one a later release supersedes. Two revisions named one anyway and both were stale before anyone read them, the second of them wrongly, since it offered "3.10 is the newest archived version" as a live alternative after 3.11 had already been deposited. So this revision names none. The versions list under the concept DOI is the only current answer to which record is the head, and the tag and the commit are the citation that does not move.</w:t>
+      </w:r>
+    </w:p>
+    <w:p>
+      <w:pPr>
+        <w:spacing w:after="160"/>
+        <w:jc w:val="left"/>
+      </w:pPr>
+      <w:r>
+        <w:rPr>
+          <w:rFonts w:ascii="Georgia" w:cs="Georgia" w:eastAsia="Georgia" w:hAnsi="Georgia"/>
+          <w:sz w:val="21"/>
+          <w:szCs w:val="21"/>
+        </w:rPr>
+        <w:t xml:space="preserve">Record 23305959, archiving version 3.10 (version DOI 10.5281/zenodo.23305959, file </w:t>
       </w:r>
       <w:r>
         <w:rPr>
@@ -10650,7 +10664,7 @@
           <w:sz w:val="21"/>
           <w:szCs w:val="21"/>
         </w:rPr>
-        <w:t xml:space="preserve">. If the deposit for this revision fired, the concept DOI now resolves past that record; if it did not, 3.10 is the newest archived version and this revision is reachable only by tag and commit. Either way the tag and the commit are the citation that does not move.</w:t>
+        <w:t xml:space="preserve">), is kept here as a worked example of the lag rather than as the head: it was the head when revision 3.11 was written, and 3.11's own deposit superseded it the moment that release was published.</w:t>
       </w:r>
     </w:p>
     <w:p>
@@ -12339,6 +12353,62 @@
           <w:szCs w:val="21"/>
         </w:rPr>
         <w:t xml:space="preserve"> had been deleting it in full.</w:t>
+      </w:r>
+    </w:p>
+    <w:p>
+      <w:pPr>
+        <w:spacing w:after="160"/>
+        <w:jc w:val="left"/>
+      </w:pPr>
+      <w:r>
+        <w:rPr>
+          <w:rFonts w:ascii="Georgia" w:cs="Georgia" w:eastAsia="Georgia" w:hAnsi="Georgia"/>
+          <w:b/>
+          <w:bCs/>
+          <w:sz w:val="21"/>
+          <w:szCs w:val="21"/>
+        </w:rPr>
+        <w:t xml:space="preserve">3.13</w:t>
+      </w:r>
+      <w:r>
+        <w:rPr>
+          <w:rFonts w:ascii="Georgia" w:cs="Georgia" w:eastAsia="Georgia" w:hAnsi="Georgia"/>
+          <w:sz w:val="21"/>
+          <w:szCs w:val="21"/>
+        </w:rPr>
+        <w:t xml:space="preserve"> No measurement changes. Section 11, </w:t>
+      </w:r>
+      <w:r>
+        <w:rPr>
+          <w:rFonts w:ascii="Consolas" w:cs="Consolas" w:eastAsia="Consolas" w:hAnsi="Consolas"/>
+          <w:sz w:val="19"/>
+          <w:szCs w:val="19"/>
+        </w:rPr>
+        <w:t xml:space="preserve">README.md</w:t>
+      </w:r>
+      <w:r>
+        <w:rPr>
+          <w:rFonts w:ascii="Georgia" w:cs="Georgia" w:eastAsia="Georgia" w:hAnsi="Georgia"/>
+          <w:sz w:val="21"/>
+          <w:szCs w:val="21"/>
+        </w:rPr>
+        <w:t xml:space="preserve"> and </w:t>
+      </w:r>
+      <w:r>
+        <w:rPr>
+          <w:rFonts w:ascii="Consolas" w:cs="Consolas" w:eastAsia="Consolas" w:hAnsi="Consolas"/>
+          <w:sz w:val="19"/>
+          <w:szCs w:val="19"/>
+        </w:rPr>
+        <w:t xml:space="preserve">CITATION.cff</w:t>
+      </w:r>
+      <w:r>
+        <w:rPr>
+          <w:rFonts w:ascii="Georgia" w:cs="Georgia" w:eastAsia="Georgia" w:hAnsi="Georgia"/>
+          <w:sz w:val="21"/>
+          <w:szCs w:val="21"/>
+        </w:rPr>
+        <w:t xml:space="preserve"> stop naming a current archive record. Every revision from 3.10 named the record the concept DOI resolved to when it was written, each went stale on its own release, and 3.12 went stale wrongly: it offered "3.10 is the newest archived version" as a live alternative when 3.11 had already been deposited. The paragraph now states the invariant, points at the versions list under the concept DOI, and keeps record 23305959 only as a worked example of the lag. Revision 3.12 was published before that edit was made, and a published tag is not rewritten to absorb a later correction, which is the same reason 3.9 followed 3.8 and 3.11 followed 3.10.</w:t>
       </w:r>
     </w:p>
     <w:sectPr>

--- a/paper/mcp-frame-paper-v3.docx
+++ b/paper/mcp-frame-paper-v3.docx
@@ -12409,6 +12409,274 @@
           <w:szCs w:val="21"/>
         </w:rPr>
         <w:t xml:space="preserve"> stop naming a current archive record. Every revision from 3.10 named the record the concept DOI resolved to when it was written, each went stale on its own release, and 3.12 went stale wrongly: it offered "3.10 is the newest archived version" as a live alternative when 3.11 had already been deposited. The paragraph now states the invariant, points at the versions list under the concept DOI, and keeps record 23305959 only as a worked example of the lag. Revision 3.12 was published before that edit was made, and a published tag is not rewritten to absorb a later correction, which is the same reason 3.9 followed 3.8 and 3.11 followed 3.10.</w:t>
+      </w:r>
+    </w:p>
+    <w:p>
+      <w:pPr>
+        <w:spacing w:after="160"/>
+        <w:jc w:val="left"/>
+      </w:pPr>
+      <w:r>
+        <w:rPr>
+          <w:rFonts w:ascii="Georgia" w:cs="Georgia" w:eastAsia="Georgia" w:hAnsi="Georgia"/>
+          <w:b/>
+          <w:bCs/>
+          <w:sz w:val="21"/>
+          <w:szCs w:val="21"/>
+        </w:rPr>
+        <w:t xml:space="preserve">3.14</w:t>
+      </w:r>
+      <w:r>
+        <w:rPr>
+          <w:rFonts w:ascii="Georgia" w:cs="Georgia" w:eastAsia="Georgia" w:hAnsi="Georgia"/>
+          <w:sz w:val="21"/>
+          <w:szCs w:val="21"/>
+        </w:rPr>
+        <w:t xml:space="preserve"> No measurement changes. Two defects a reader of the release found, both confirmed here before being accepted.</w:t>
+      </w:r>
+    </w:p>
+    <w:p>
+      <w:pPr>
+        <w:spacing w:after="160"/>
+        <w:jc w:val="left"/>
+      </w:pPr>
+      <w:r>
+        <w:rPr>
+          <w:rFonts w:ascii="Consolas" w:cs="Consolas" w:eastAsia="Consolas" w:hAnsi="Consolas"/>
+          <w:sz w:val="19"/>
+          <w:szCs w:val="19"/>
+        </w:rPr>
+        <w:t xml:space="preserve">MANIFEST.md</w:t>
+      </w:r>
+      <w:r>
+        <w:rPr>
+          <w:rFonts w:ascii="Georgia" w:cs="Georgia" w:eastAsia="Georgia" w:hAnsi="Georgia"/>
+          <w:sz w:val="21"/>
+          <w:szCs w:val="21"/>
+        </w:rPr>
+        <w:t xml:space="preserve"> hashed every file under </w:t>
+      </w:r>
+      <w:r>
+        <w:rPr>
+          <w:rFonts w:ascii="Consolas" w:cs="Consolas" w:eastAsia="Consolas" w:hAnsi="Consolas"/>
+          <w:sz w:val="19"/>
+          <w:szCs w:val="19"/>
+        </w:rPr>
+        <w:t xml:space="preserve">.git</w:t>
+      </w:r>
+      <w:r>
+        <w:rPr>
+          <w:rFonts w:ascii="Georgia" w:cs="Georgia" w:eastAsia="Georgia" w:hAnsi="Georgia"/>
+          <w:sz w:val="21"/>
+          <w:szCs w:val="21"/>
+        </w:rPr>
+        <w:t xml:space="preserve">. At 3.13 that was 247 of its 434 entries and at 3.10 it was 174 of 355, so for several releases most of the manifest named files the release archive does not contain and nobody who downloaded it could check them. A manifest exists to let a reader verify a download, so more than half of this one was failing at the only thing it is for. The generator now prunes </w:t>
+      </w:r>
+      <w:r>
+        <w:rPr>
+          <w:rFonts w:ascii="Consolas" w:cs="Consolas" w:eastAsia="Consolas" w:hAnsi="Consolas"/>
+          <w:sz w:val="19"/>
+          <w:szCs w:val="19"/>
+        </w:rPr>
+        <w:t xml:space="preserve">.git</w:t>
+      </w:r>
+      <w:r>
+        <w:rPr>
+          <w:rFonts w:ascii="Georgia" w:cs="Georgia" w:eastAsia="Georgia" w:hAnsi="Georgia"/>
+          <w:sz w:val="21"/>
+          <w:szCs w:val="21"/>
+        </w:rPr>
+        <w:t xml:space="preserve">, which leaves 187 entries, and the assembler's file count says that it excludes </w:t>
+      </w:r>
+      <w:r>
+        <w:rPr>
+          <w:rFonts w:ascii="Consolas" w:cs="Consolas" w:eastAsia="Consolas" w:hAnsi="Consolas"/>
+          <w:sz w:val="19"/>
+          <w:szCs w:val="19"/>
+        </w:rPr>
+        <w:t xml:space="preserve">.git</w:t>
+      </w:r>
+      <w:r>
+        <w:rPr>
+          <w:rFonts w:ascii="Georgia" w:cs="Georgia" w:eastAsia="Georgia" w:hAnsi="Georgia"/>
+          <w:sz w:val="21"/>
+          <w:szCs w:val="21"/>
+        </w:rPr>
+        <w:t xml:space="preserve"> rather than reporting a number nobody can reconcile.</w:t>
+      </w:r>
+    </w:p>
+    <w:p>
+      <w:pPr>
+        <w:spacing w:after="160"/>
+        <w:jc w:val="left"/>
+      </w:pPr>
+      <w:r>
+        <w:rPr>
+          <w:rFonts w:ascii="Georgia" w:cs="Georgia" w:eastAsia="Georgia" w:hAnsi="Georgia"/>
+          <w:sz w:val="21"/>
+          <w:szCs w:val="21"/>
+        </w:rPr>
+        <w:t xml:space="preserve">One of those entries was </w:t>
+      </w:r>
+      <w:r>
+        <w:rPr>
+          <w:rFonts w:ascii="Consolas" w:cs="Consolas" w:eastAsia="Consolas" w:hAnsi="Consolas"/>
+          <w:sz w:val="19"/>
+          <w:szCs w:val="19"/>
+        </w:rPr>
+        <w:t xml:space="preserve">./.git/index 2</w:t>
+      </w:r>
+      <w:r>
+        <w:rPr>
+          <w:rFonts w:ascii="Georgia" w:cs="Georgia" w:eastAsia="Georgia" w:hAnsi="Georgia"/>
+          <w:sz w:val="21"/>
+          <w:szCs w:val="21"/>
+        </w:rPr>
+        <w:t xml:space="preserve">, a stray copy of the kind this volume produces when a delete is refused. The assembler has had a guard against those since 3.6, and the guard let it through for two reasons, both now fixed: its patterns were </w:t>
+      </w:r>
+      <w:r>
+        <w:rPr>
+          <w:rFonts w:ascii="Consolas" w:cs="Consolas" w:eastAsia="Consolas" w:hAnsi="Consolas"/>
+          <w:sz w:val="19"/>
+          <w:szCs w:val="19"/>
+        </w:rPr>
+        <w:t xml:space="preserve">* 2.*</w:t>
+      </w:r>
+      <w:r>
+        <w:rPr>
+          <w:rFonts w:ascii="Georgia" w:cs="Georgia" w:eastAsia="Georgia" w:hAnsi="Georgia"/>
+          <w:sz w:val="21"/>
+          <w:szCs w:val="21"/>
+        </w:rPr>
+        <w:t xml:space="preserve">, </w:t>
+      </w:r>
+      <w:r>
+        <w:rPr>
+          <w:rFonts w:ascii="Consolas" w:cs="Consolas" w:eastAsia="Consolas" w:hAnsi="Consolas"/>
+          <w:sz w:val="19"/>
+          <w:szCs w:val="19"/>
+        </w:rPr>
+        <w:t xml:space="preserve">* 3.*</w:t>
+      </w:r>
+      <w:r>
+        <w:rPr>
+          <w:rFonts w:ascii="Georgia" w:cs="Georgia" w:eastAsia="Georgia" w:hAnsi="Georgia"/>
+          <w:sz w:val="21"/>
+          <w:szCs w:val="21"/>
+        </w:rPr>
+        <w:t xml:space="preserve"> and </w:t>
+      </w:r>
+      <w:r>
+        <w:rPr>
+          <w:rFonts w:ascii="Consolas" w:cs="Consolas" w:eastAsia="Consolas" w:hAnsi="Consolas"/>
+          <w:sz w:val="19"/>
+          <w:szCs w:val="19"/>
+        </w:rPr>
+        <w:t xml:space="preserve">* 4.*</w:t>
+      </w:r>
+      <w:r>
+        <w:rPr>
+          <w:rFonts w:ascii="Georgia" w:cs="Georgia" w:eastAsia="Georgia" w:hAnsi="Georgia"/>
+          <w:sz w:val="21"/>
+          <w:szCs w:val="21"/>
+        </w:rPr>
+        <w:t xml:space="preserve">, which require an extension, so a file named </w:t>
+      </w:r>
+      <w:r>
+        <w:rPr>
+          <w:rFonts w:ascii="Consolas" w:cs="Consolas" w:eastAsia="Consolas" w:hAnsi="Consolas"/>
+          <w:sz w:val="19"/>
+          <w:szCs w:val="19"/>
+        </w:rPr>
+        <w:t xml:space="preserve">index 2</w:t>
+      </w:r>
+      <w:r>
+        <w:rPr>
+          <w:rFonts w:ascii="Georgia" w:cs="Georgia" w:eastAsia="Georgia" w:hAnsi="Georgia"/>
+          <w:sz w:val="21"/>
+          <w:szCs w:val="21"/>
+        </w:rPr>
+        <w:t xml:space="preserve"> never matched; and it ran </w:t>
+      </w:r>
+      <w:r>
+        <w:rPr>
+          <w:rFonts w:ascii="Georgia" w:cs="Georgia" w:eastAsia="Georgia" w:hAnsi="Georgia"/>
+          <w:i/>
+          <w:iCs/>
+          <w:sz w:val="21"/>
+          <w:szCs w:val="21"/>
+        </w:rPr>
+        <w:t xml:space="preserve">after</w:t>
+      </w:r>
+      <w:r>
+        <w:rPr>
+          <w:rFonts w:ascii="Georgia" w:cs="Georgia" w:eastAsia="Georgia" w:hAnsi="Georgia"/>
+          <w:sz w:val="21"/>
+          <w:szCs w:val="21"/>
+        </w:rPr>
+        <w:t xml:space="preserve"> the manifest was written, so a stray was hashed in before anyone was told. The check now runs first and covers extensionless names, 20 such files have been removed from the working tree, and </w:t>
+      </w:r>
+      <w:r>
+        <w:rPr>
+          <w:rFonts w:ascii="Consolas" w:cs="Consolas" w:eastAsia="Consolas" w:hAnsi="Consolas"/>
+          <w:sz w:val="19"/>
+          <w:szCs w:val="19"/>
+        </w:rPr>
+        <w:t xml:space="preserve">.gitignore</w:t>
+      </w:r>
+      <w:r>
+        <w:rPr>
+          <w:rFonts w:ascii="Georgia" w:cs="Georgia" w:eastAsia="Georgia" w:hAnsi="Georgia"/>
+          <w:sz w:val="21"/>
+          <w:szCs w:val="21"/>
+        </w:rPr>
+        <w:t xml:space="preserve"> carries the patterns so that a </w:t>
+      </w:r>
+      <w:r>
+        <w:rPr>
+          <w:rFonts w:ascii="Consolas" w:cs="Consolas" w:eastAsia="Consolas" w:hAnsi="Consolas"/>
+          <w:sz w:val="19"/>
+          <w:szCs w:val="19"/>
+        </w:rPr>
+        <w:t xml:space="preserve">git add -A</w:t>
+      </w:r>
+      <w:r>
+        <w:rPr>
+          <w:rFonts w:ascii="Georgia" w:cs="Georgia" w:eastAsia="Georgia" w:hAnsi="Georgia"/>
+          <w:sz w:val="21"/>
+          <w:szCs w:val="21"/>
+        </w:rPr>
+        <w:t xml:space="preserve"> cannot sweep one in ahead of the check. None of the 20 was ever committed or published: what reached the archive was one filename and its hash inside </w:t>
+      </w:r>
+      <w:r>
+        <w:rPr>
+          <w:rFonts w:ascii="Consolas" w:cs="Consolas" w:eastAsia="Consolas" w:hAnsi="Consolas"/>
+          <w:sz w:val="19"/>
+          <w:szCs w:val="19"/>
+        </w:rPr>
+        <w:t xml:space="preserve">MANIFEST.md</w:t>
+      </w:r>
+      <w:r>
+        <w:rPr>
+          <w:rFonts w:ascii="Georgia" w:cs="Georgia" w:eastAsia="Georgia" w:hAnsi="Georgia"/>
+          <w:sz w:val="21"/>
+          <w:szCs w:val="21"/>
+        </w:rPr>
+        <w:t xml:space="preserve">.</w:t>
+      </w:r>
+    </w:p>
+    <w:p>
+      <w:pPr>
+        <w:spacing w:after="160"/>
+        <w:jc w:val="left"/>
+      </w:pPr>
+      <w:r>
+        <w:rPr>
+          <w:rFonts w:ascii="Georgia" w:cs="Georgia" w:eastAsia="Georgia" w:hAnsi="Georgia"/>
+          <w:sz w:val="21"/>
+          <w:szCs w:val="21"/>
+        </w:rPr>
+        <w:t xml:space="preserve">Section 13 of the lock spec said counts of individual findings are not quoted there, and the sentence added in 3.12 quotes one. The policy is about the phantom totals, which are dominated by a few advisory-dense packages, and the 10 of 4,638 is a ratio of two populations rather than one of those totals. The paragraph now says so. A note sent on 14 October described that sentence as carrying no finding counts, which was wrong.</w:t>
       </w:r>
     </w:p>
     <w:sectPr>

--- a/paper/mcp-frame-paper-v3.docx
+++ b/paper/mcp-frame-paper-v3.docx
@@ -12677,6 +12677,156 @@
           <w:szCs w:val="21"/>
         </w:rPr>
         <w:t xml:space="preserve">Section 13 of the lock spec said counts of individual findings are not quoted there, and the sentence added in 3.12 quotes one. The policy is about the phantom totals, which are dominated by a few advisory-dense packages, and the 10 of 4,638 is a ratio of two populations rather than one of those totals. The paragraph now says so. A note sent on 14 October described that sentence as carrying no finding counts, which was wrong.</w:t>
+      </w:r>
+    </w:p>
+    <w:p>
+      <w:pPr>
+        <w:spacing w:after="160"/>
+        <w:jc w:val="left"/>
+      </w:pPr>
+      <w:r>
+        <w:rPr>
+          <w:rFonts w:ascii="Georgia" w:cs="Georgia" w:eastAsia="Georgia" w:hAnsi="Georgia"/>
+          <w:b/>
+          <w:bCs/>
+          <w:sz w:val="21"/>
+          <w:szCs w:val="21"/>
+        </w:rPr>
+        <w:t xml:space="preserve">3.15</w:t>
+      </w:r>
+      <w:r>
+        <w:rPr>
+          <w:rFonts w:ascii="Georgia" w:cs="Georgia" w:eastAsia="Georgia" w:hAnsi="Georgia"/>
+          <w:sz w:val="21"/>
+          <w:szCs w:val="21"/>
+        </w:rPr>
+        <w:t xml:space="preserve"> The deps.dev divergence bound is recomputed and survives. Its right-hand side came from a resolution vintage predating the resolver correction, so </w:t>
+      </w:r>
+      <w:r>
+        <w:rPr>
+          <w:rFonts w:ascii="Consolas" w:cs="Consolas" w:eastAsia="Consolas" w:hAnsi="Consolas"/>
+          <w:sz w:val="19"/>
+          <w:szCs w:val="19"/>
+        </w:rPr>
+        <w:t xml:space="preserve">PREREGISTRATION-7.md</w:t>
+      </w:r>
+      <w:r>
+        <w:rPr>
+          <w:rFonts w:ascii="Georgia" w:cs="Georgia" w:eastAsia="Georgia" w:hAnsi="Georgia"/>
+          <w:sz w:val="21"/>
+          <w:szCs w:val="21"/>
+        </w:rPr>
+        <w:t xml:space="preserve"> and </w:t>
+      </w:r>
+      <w:r>
+        <w:rPr>
+          <w:rFonts w:ascii="Consolas" w:cs="Consolas" w:eastAsia="Consolas" w:hAnsi="Consolas"/>
+          <w:sz w:val="19"/>
+          <w:szCs w:val="19"/>
+        </w:rPr>
+        <w:t xml:space="preserve">code/depsdev_recompute.py</w:t>
+      </w:r>
+      <w:r>
+        <w:rPr>
+          <w:rFonts w:ascii="Georgia" w:cs="Georgia" w:eastAsia="Georgia" w:hAnsi="Georgia"/>
+          <w:sz w:val="21"/>
+          <w:szCs w:val="21"/>
+        </w:rPr>
+        <w:t xml:space="preserve"> re-resolve the live arm with a cutoff matching the deps.dev fetch window and compare again, holding the left side fixed. Raw, the corrected resolver is identical to deps.dev's graph on 30.2% of 248 servers against the pre-correction resolver's 62.1%; one package edge produces that entire gap, and removing it gives 79.4%, better than the pre-correction arm. The edge is </w:t>
+      </w:r>
+      <w:r>
+        <w:rPr>
+          <w:rFonts w:ascii="Consolas" w:cs="Consolas" w:eastAsia="Consolas" w:hAnsi="Consolas"/>
+          <w:sz w:val="19"/>
+          <w:szCs w:val="19"/>
+        </w:rPr>
+        <w:t xml:space="preserve">get-intrinsic</w:t>
+      </w:r>
+      <w:r>
+        <w:rPr>
+          <w:rFonts w:ascii="Georgia" w:cs="Georgia" w:eastAsia="Georgia" w:hAnsi="Georgia"/>
+          <w:sz w:val="21"/>
+          <w:szCs w:val="21"/>
+        </w:rPr>
+        <w:t xml:space="preserve">, where the corrected resolver takes </w:t>
+      </w:r>
+      <w:r>
+        <w:rPr>
+          <w:rFonts w:ascii="Consolas" w:cs="Consolas" w:eastAsia="Consolas" w:hAnsi="Consolas"/>
+          <w:sz w:val="19"/>
+          <w:szCs w:val="19"/>
+        </w:rPr>
+        <w:t xml:space="preserve">1.3.0</w:t>
+      </w:r>
+      <w:r>
+        <w:rPr>
+          <w:rFonts w:ascii="Georgia" w:cs="Georgia" w:eastAsia="Georgia" w:hAnsi="Georgia"/>
+          <w:sz w:val="21"/>
+          <w:szCs w:val="21"/>
+        </w:rPr>
+        <w:t xml:space="preserve">, npm's </w:t>
+      </w:r>
+      <w:r>
+        <w:rPr>
+          <w:rFonts w:ascii="Consolas" w:cs="Consolas" w:eastAsia="Consolas" w:hAnsi="Consolas"/>
+          <w:sz w:val="19"/>
+          <w:szCs w:val="19"/>
+        </w:rPr>
+        <w:t xml:space="preserve">latest</w:t>
+      </w:r>
+      <w:r>
+        <w:rPr>
+          <w:rFonts w:ascii="Georgia" w:cs="Georgia" w:eastAsia="Georgia" w:hAnsi="Georgia"/>
+          <w:sz w:val="21"/>
+          <w:szCs w:val="21"/>
+        </w:rPr>
+        <w:t xml:space="preserve"> tag, and deps.dev carries </w:t>
+      </w:r>
+      <w:r>
+        <w:rPr>
+          <w:rFonts w:ascii="Consolas" w:cs="Consolas" w:eastAsia="Consolas" w:hAnsi="Consolas"/>
+          <w:sz w:val="19"/>
+          <w:szCs w:val="19"/>
+        </w:rPr>
+        <w:t xml:space="preserve">1.3.1</w:t>
+      </w:r>
+      <w:r>
+        <w:rPr>
+          <w:rFonts w:ascii="Georgia" w:cs="Georgia" w:eastAsia="Georgia" w:hAnsi="Georgia"/>
+          <w:sz w:val="21"/>
+          <w:szCs w:val="21"/>
+        </w:rPr>
+        <w:t xml:space="preserve">, which declares three packages </w:t>
+      </w:r>
+      <w:r>
+        <w:rPr>
+          <w:rFonts w:ascii="Consolas" w:cs="Consolas" w:eastAsia="Consolas" w:hAnsi="Consolas"/>
+          <w:sz w:val="19"/>
+          <w:szCs w:val="19"/>
+        </w:rPr>
+        <w:t xml:space="preserve">1.3.0</w:t>
+      </w:r>
+      <w:r>
+        <w:rPr>
+          <w:rFonts w:ascii="Georgia" w:cs="Georgia" w:eastAsia="Georgia" w:hAnsi="Georgia"/>
+          <w:sz w:val="21"/>
+          <w:szCs w:val="21"/>
+        </w:rPr>
+        <w:t xml:space="preserve"> does not and so produces both the version disagreement and the whole extra class. Counted the same way on both sides, the corrected resolution carries 8.1% more package instances than deps.dev lists, because it holds several versions of 817 names that a one-version-per-name graph cannot express.</w:t>
+      </w:r>
+    </w:p>
+    <w:p>
+      <w:pPr>
+        <w:spacing w:after="160"/>
+        <w:jc w:val="left"/>
+      </w:pPr>
+      <w:r>
+        <w:rPr>
+          <w:rFonts w:ascii="Georgia" w:cs="Georgia" w:eastAsia="Georgia" w:hAnsi="Georgia"/>
+          <w:sz w:val="21"/>
+          <w:szCs w:val="21"/>
+        </w:rPr>
+        <w:t xml:space="preserve">Three readings were withdrawn before that one, in amendments one to three of the pre-registration: a flattening of multi-version names that manufactured disagreements, a two-day registry gap that measured churn rather than the resolver, and a leave-one-out that suppressed three downstream package names while leaving the edge that caused them, so the headline sat still and was read as reassurance. The third was caught by review rather than by the author. The same amendment withdraws three further claims: that the two arms differ only in the resolver, when they differ in four rules; an instance delta computed with one side reduced and the other not; and a root-version agreement check that compared a value against itself, now replaced by a check that no version selected in the matched arm postdates the declared cutoff.</w:t>
       </w:r>
     </w:p>
     <w:sectPr>

--- a/paper/mcp-frame-paper-v3.docx
+++ b/paper/mcp-frame-paper-v3.docx
@@ -12732,7 +12732,7 @@
           <w:sz w:val="21"/>
           <w:szCs w:val="21"/>
         </w:rPr>
-        <w:t xml:space="preserve"> re-resolve the live arm with a cutoff matching the deps.dev fetch window and compare again, holding the left side fixed. Raw, the corrected resolver is identical to deps.dev's graph on 30.2% of 248 servers against the pre-correction resolver's 62.1%; one package edge produces that entire gap, and removing it gives 79.4%, better than the pre-correction arm. The edge is </w:t>
+        <w:t xml:space="preserve"> re-resolve the live arm with a cutoff matching the deps.dev fetch window and compare again, holding the left side fixed. The edge that produces the gap is </w:t>
       </w:r>
       <w:r>
         <w:rPr>
@@ -12813,6 +12813,198 @@
           <w:szCs w:val="21"/>
         </w:rPr>
         <w:t xml:space="preserve"> does not and so produces both the version disagreement and the whole extra class. Counted the same way on both sides, the corrected resolution carries 8.1% more package instances than deps.dev lists, because it holds several versions of 817 names that a one-version-per-name graph cannot express.</w:t>
+      </w:r>
+    </w:p>
+    <w:p>
+      <w:pPr>
+        <w:spacing w:after="160"/>
+        <w:jc w:val="left"/>
+      </w:pPr>
+      <w:r>
+        <w:rPr>
+          <w:rFonts w:ascii="Georgia" w:cs="Georgia" w:eastAsia="Georgia" w:hAnsi="Georgia"/>
+          <w:b/>
+          <w:bCs/>
+          <w:sz w:val="21"/>
+          <w:szCs w:val="21"/>
+        </w:rPr>
+        <w:t xml:space="preserve">3.16</w:t>
+      </w:r>
+      <w:r>
+        <w:rPr>
+          <w:rFonts w:ascii="Georgia" w:cs="Georgia" w:eastAsia="Georgia" w:hAnsi="Georgia"/>
+          <w:sz w:val="21"/>
+          <w:szCs w:val="21"/>
+        </w:rPr>
+        <w:t xml:space="preserve"> The agreement rates that revision 3.15 compared were not comparable, and the comparison is restated. Each arm excluded from the deps.dev side the names its own resolution carried at several versions. The historical input is already one version per name, so it excluded nothing, while the matched arm removed 763 of 21,134 deps.dev nodes across 170 of 248 servers, and removal can only raise agreement. Revision 3.15 therefore put 79.4% against 62.1% without either figure being scored on the same node set. With one exclusion set applied to both sides of both arms, the corrected resolver is identical to deps.dev's graph on 30.2% of 248 servers, rising to </w:t>
+      </w:r>
+      <w:r>
+        <w:rPr>
+          <w:rFonts w:ascii="Georgia" w:cs="Georgia" w:eastAsia="Georgia" w:hAnsi="Georgia"/>
+          <w:b/>
+          <w:bCs/>
+          <w:sz w:val="21"/>
+          <w:szCs w:val="21"/>
+        </w:rPr>
+        <w:t xml:space="preserve">79.4% once the `get-intrinsic` edge and its three downstream names are suppressed, against the pre-correction resolver's 67.7%</w:t>
+      </w:r>
+      <w:r>
+        <w:rPr>
+          <w:rFonts w:ascii="Georgia" w:cs="Georgia" w:eastAsia="Georgia" w:hAnsi="Georgia"/>
+          <w:sz w:val="21"/>
+          <w:szCs w:val="21"/>
+        </w:rPr>
+        <w:t xml:space="preserve">. The direction of 3.15's reading survives and its margin falls from 17.3 points to 11.7. Amendment four of the pre-registration records the withdrawal, the arithmetic and a blunter exclusion that reverses the ordering, which is not used because it strips names from servers where they are single-version.</w:t>
+      </w:r>
+    </w:p>
+    <w:p>
+      <w:pPr>
+        <w:spacing w:after="160"/>
+        <w:jc w:val="left"/>
+      </w:pPr>
+      <w:r>
+        <w:rPr>
+          <w:rFonts w:ascii="Georgia" w:cs="Georgia" w:eastAsia="Georgia" w:hAnsi="Georgia"/>
+          <w:sz w:val="21"/>
+          <w:szCs w:val="21"/>
+        </w:rPr>
+        <w:t xml:space="preserve">Three defects in the same script are fixed. The causing package was a string literal beneath a comment claiming it had been derived; it is now computed as the most frequent version disagreement, with a gate requiring its incidence to match the extra class it is said to explain, 159 servers against 159. The cutoff check reported only its violations, so a run that verified nothing was indistinguishable from one that verified everything; it now reports coverage behind a floor, and on this run compares 2,951 of 2,953 version timestamps with none published after the declared cutoff, which confirms the matched arm's date rather than assuming it. And nothing required the five input hashes to differ, which is what they exist to detect.</w:t>
+      </w:r>
+    </w:p>
+    <w:p>
+      <w:pPr>
+        <w:spacing w:after="160"/>
+        <w:jc w:val="left"/>
+      </w:pPr>
+      <w:r>
+        <w:rPr>
+          <w:rFonts w:ascii="Georgia" w:cs="Georgia" w:eastAsia="Georgia" w:hAnsi="Georgia"/>
+          <w:b/>
+          <w:bCs/>
+          <w:sz w:val="21"/>
+          <w:szCs w:val="21"/>
+        </w:rPr>
+        <w:t xml:space="preserve">3.17</w:t>
+      </w:r>
+      <w:r>
+        <w:rPr>
+          <w:rFonts w:ascii="Georgia" w:cs="Georgia" w:eastAsia="Georgia" w:hAnsi="Georgia"/>
+          <w:sz w:val="21"/>
+          <w:szCs w:val="21"/>
+        </w:rPr>
+        <w:t xml:space="preserve"> The advisory verdict for deps.dev is recomputed on shipping inputs. </w:t>
+      </w:r>
+      <w:r>
+        <w:rPr>
+          <w:rFonts w:ascii="Consolas" w:cs="Consolas" w:eastAsia="Consolas" w:hAnsi="Consolas"/>
+          <w:sz w:val="19"/>
+          <w:szCs w:val="19"/>
+        </w:rPr>
+        <w:t xml:space="preserve">results/final_verified.json</w:t>
+      </w:r>
+      <w:r>
+        <w:rPr>
+          <w:rFonts w:ascii="Georgia" w:cs="Georgia" w:eastAsia="Georgia" w:hAnsi="Georgia"/>
+          <w:sz w:val="21"/>
+          <w:szCs w:val="21"/>
+        </w:rPr>
+        <w:t xml:space="preserve"> reported that deps.dev's graph and a live resolution differ in verdict on 2 of 249 servers, 0.8%, with six missed findings and no phantom. </w:t>
+      </w:r>
+      <w:r>
+        <w:rPr>
+          <w:rFonts w:ascii="Consolas" w:cs="Consolas" w:eastAsia="Consolas" w:hAnsi="Consolas"/>
+          <w:sz w:val="19"/>
+          <w:szCs w:val="19"/>
+        </w:rPr>
+        <w:t xml:space="preserve">RESOLVER-NOTES.md</w:t>
+      </w:r>
+      <w:r>
+        <w:rPr>
+          <w:rFonts w:ascii="Georgia" w:cs="Georgia" w:eastAsia="Georgia" w:hAnsi="Georgia"/>
+          <w:sz w:val="21"/>
+          <w:szCs w:val="21"/>
+        </w:rPr>
+        <w:t xml:space="preserve"> already retracts the frozen figure from that file for three reasons, each of which applies to the deps.dev figure beside it: both sides were keyed on package name at one version each, the arms predate the resolver corrections of 11 to 17 September, and the inputs lived in a temporary directory that is gone. The retraction was never extended to the sibling figure. </w:t>
+      </w:r>
+      <w:r>
+        <w:rPr>
+          <w:rFonts w:ascii="Consolas" w:cs="Consolas" w:eastAsia="Consolas" w:hAnsi="Consolas"/>
+          <w:sz w:val="19"/>
+          <w:szCs w:val="19"/>
+        </w:rPr>
+        <w:t xml:space="preserve">PREREGISTRATION-8.md</w:t>
+      </w:r>
+      <w:r>
+        <w:rPr>
+          <w:rFonts w:ascii="Georgia" w:cs="Georgia" w:eastAsia="Georgia" w:hAnsi="Georgia"/>
+          <w:sz w:val="21"/>
+          <w:szCs w:val="21"/>
+        </w:rPr>
+        <w:t xml:space="preserve"> and </w:t>
+      </w:r>
+      <w:r>
+        <w:rPr>
+          <w:rFonts w:ascii="Consolas" w:cs="Consolas" w:eastAsia="Consolas" w:hAnsi="Consolas"/>
+          <w:sz w:val="19"/>
+          <w:szCs w:val="19"/>
+        </w:rPr>
+        <w:t xml:space="preserve">code/verdict_recompute.py</w:t>
+      </w:r>
+      <w:r>
+        <w:rPr>
+          <w:rFonts w:ascii="Georgia" w:cs="Georgia" w:eastAsia="Georgia" w:hAnsi="Georgia"/>
+          <w:sz w:val="21"/>
+          <w:szCs w:val="21"/>
+        </w:rPr>
+        <w:t xml:space="preserve"> supersede it, pair-keyed, against the archived advisory snapshot: </w:t>
+      </w:r>
+      <w:r>
+        <w:rPr>
+          <w:rFonts w:ascii="Georgia" w:cs="Georgia" w:eastAsia="Georgia" w:hAnsi="Georgia"/>
+          <w:b/>
+          <w:bCs/>
+          <w:sz w:val="21"/>
+          <w:szCs w:val="21"/>
+        </w:rPr>
+        <w:t xml:space="preserve">2 of 248 servers, 0.8%, eight missed findings at four high and four moderate, zero phantom.</w:t>
+      </w:r>
+      <w:r>
+        <w:rPr>
+          <w:rFonts w:ascii="Georgia" w:cs="Georgia" w:eastAsia="Georgia" w:hAnsi="Georgia"/>
+          <w:sz w:val="21"/>
+          <w:szCs w:val="21"/>
+        </w:rPr>
+        <w:t xml:space="preserve"> The headline holds and the finding count does not, moving from six to eight.</w:t>
+      </w:r>
+    </w:p>
+    <w:p>
+      <w:pPr>
+        <w:spacing w:after="160"/>
+        <w:jc w:val="left"/>
+      </w:pPr>
+      <w:r>
+        <w:rPr>
+          <w:rFonts w:ascii="Georgia" w:cs="Georgia" w:eastAsia="Georgia" w:hAnsi="Georgia"/>
+          <w:sz w:val="21"/>
+          <w:szCs w:val="21"/>
+        </w:rPr>
+        <w:t xml:space="preserve">Three qualifications belong with it. Two events over 248 servers gives a Clopper-Pearson interval of 0.10% to 2.88%, and 2/n rounds to 0.8% for every n from 236 to 266, so the agreement with the superseded figure is close to uninformative. The matched walk includes optional edges without evaluating their platform constraints and auto-installs non-optional peers, so the resolution side is nearly a superset of the deps.dev side by construction and the figure is a one-directional missed rate rather than a symmetric difference rate. Suppressing </w:t>
+      </w:r>
+      <w:r>
+        <w:rPr>
+          <w:rFonts w:ascii="Consolas" w:cs="Consolas" w:eastAsia="Consolas" w:hAnsi="Consolas"/>
+          <w:sz w:val="19"/>
+          <w:szCs w:val="19"/>
+        </w:rPr>
+        <w:t xml:space="preserve">qs</w:t>
+      </w:r>
+      <w:r>
+        <w:rPr>
+          <w:rFonts w:ascii="Georgia" w:cs="Georgia" w:eastAsia="Georgia" w:hAnsi="Georgia"/>
+          <w:sz w:val="21"/>
+          <w:szCs w:val="21"/>
+        </w:rPr>
+        <w:t xml:space="preserve"> alone takes it from two differing servers to one, so no claim is made that the result is carried by more than a couple of packages. Flattening both sides, which is what the superseded figure did, gives 0.8%, 2.4%, 4.0% or 5.6% depending on which copy each side keeps, so that comparison is not identified and no point estimate is taken from it.</w:t>
       </w:r>
     </w:p>
     <w:p>

--- a/paper/mcp-frame-paper-v3.docx
+++ b/paper/mcp-frame-paper-v3.docx
@@ -701,7 +701,7 @@
           <w:sz w:val="21"/>
           <w:szCs w:val="21"/>
         </w:rPr>
-        <w:t xml:space="preserve"> from 3.1.7 to 3.1.8 in 155, and </w:t>
+        <w:t xml:space="preserve"> from 3.1.7 to 3.1.8 in 156, and </w:t>
       </w:r>
       <w:r>
         <w:rPr>
